--- a/Evaluations/BenchmarkEvaluations/Benchmark Comparison.docx
+++ b/Evaluations/BenchmarkEvaluations/Benchmark Comparison.docx
@@ -21,6 +21,7 @@
       <w:pPr>
         <w:spacing w:after="280"/>
       </w:pPr>
+      <w:proofErr w:type="spellStart"/>
       <w:r>
         <w:rPr>
           <w:i/>
@@ -29,12 +30,45 @@
           <w:sz w:val="18"/>
           <w:szCs w:val="18"/>
         </w:rPr>
-        <w:t>LLaMA 3.2-3B-Instruct vs Qwen3-4B (non-thinking)  ·  Baseline, Pruning, Quantization, Hybrid</w:t>
+        <w:t>LLaMA</w:t>
+      </w:r>
+      <w:proofErr w:type="spellEnd"/>
+      <w:r>
+        <w:rPr>
+          <w:i/>
+          <w:iCs/>
+          <w:color w:val="666666"/>
+          <w:sz w:val="18"/>
+          <w:szCs w:val="18"/>
+        </w:rPr>
+        <w:t xml:space="preserve"> 3.2-3B-Instruct vs Qwen3-4B (non-thinking) vs TinyLlama-1.1B-Chat-v1.</w:t>
+      </w:r>
+      <w:proofErr w:type="gramStart"/>
+      <w:r>
+        <w:rPr>
+          <w:i/>
+          <w:iCs/>
+          <w:color w:val="666666"/>
+          <w:sz w:val="18"/>
+          <w:szCs w:val="18"/>
+        </w:rPr>
+        <w:t>0  ·</w:t>
+      </w:r>
+      <w:proofErr w:type="gramEnd"/>
+      <w:r>
+        <w:rPr>
+          <w:i/>
+          <w:iCs/>
+          <w:color w:val="666666"/>
+          <w:sz w:val="18"/>
+          <w:szCs w:val="18"/>
+        </w:rPr>
+        <w:t xml:space="preserve">  Baseline, Pruning, Quantization, Hybrid</w:t>
       </w:r>
     </w:p>
     <w:tbl>
       <w:tblPr>
-        <w:tblW w:w="13820" w:type="dxa"/>
+        <w:tblW w:w="19430" w:type="dxa"/>
         <w:tblBorders>
           <w:top w:val="single" w:sz="4" w:space="0" w:color="auto"/>
           <w:left w:val="single" w:sz="4" w:space="0" w:color="auto"/>
@@ -62,6 +96,11 @@
         <w:gridCol w:w="1122"/>
         <w:gridCol w:w="1122"/>
         <w:gridCol w:w="1122"/>
+        <w:gridCol w:w="1122"/>
+        <w:gridCol w:w="1122"/>
+        <w:gridCol w:w="1122"/>
+        <w:gridCol w:w="1122"/>
+        <w:gridCol w:w="1122"/>
       </w:tblGrid>
       <w:tr>
         <w:trPr>
@@ -157,13 +196,23 @@
             <w:pPr>
               <w:jc w:val="center"/>
             </w:pPr>
+            <w:proofErr w:type="spellStart"/>
             <w:r>
               <w:rPr>
                 <w:b/>
                 <w:bCs/>
                 <w:color w:val="0D3B6E"/>
               </w:rPr>
-              <w:t>LLaMA 3.2-3B-Instruct</w:t>
+              <w:t>LLaMA</w:t>
+            </w:r>
+            <w:proofErr w:type="spellEnd"/>
+            <w:r>
+              <w:rPr>
+                <w:b/>
+                <w:bCs/>
+                <w:color w:val="0D3B6E"/>
+              </w:rPr>
+              <w:t xml:space="preserve"> 3.2-3B-Instruct</w:t>
             </w:r>
           </w:p>
         </w:tc>
@@ -197,6 +246,39 @@
                 <w:color w:val="1A4A1A"/>
               </w:rPr>
               <w:t>Qwen3-4B (non-thinking)</w:t>
+            </w:r>
+          </w:p>
+        </w:tc>
+        <w:tc>
+          <w:tcPr>
+            <w:tcW w:w="5610" w:type="dxa"/>
+            <w:gridSpan w:val="5"/>
+            <w:tcBorders>
+              <w:top w:val="single" w:sz="1" w:space="0" w:color="BBBBBB"/>
+              <w:left w:val="single" w:sz="1" w:space="0" w:color="BBBBBB"/>
+              <w:bottom w:val="single" w:sz="1" w:space="0" w:color="BBBBBB"/>
+              <w:right w:val="single" w:sz="1" w:space="0" w:color="BBBBBB"/>
+            </w:tcBorders>
+            <w:shd w:val="clear" w:color="auto" w:fill="FFF3E0"/>
+            <w:tcMar>
+              <w:top w:w="80" w:type="dxa"/>
+              <w:left w:w="100" w:type="dxa"/>
+              <w:bottom w:w="80" w:type="dxa"/>
+              <w:right w:w="100" w:type="dxa"/>
+            </w:tcMar>
+            <w:vAlign w:val="center"/>
+          </w:tcPr>
+          <w:p>
+            <w:pPr>
+              <w:jc w:val="center"/>
+            </w:pPr>
+            <w:r>
+              <w:rPr>
+                <w:b/>
+                <w:bCs/>
+                <w:color w:val="7A3B00"/>
+              </w:rPr>
+              <w:t>TinyLlama-1.1B-Chat-v1.0</w:t>
             </w:r>
           </w:p>
         </w:tc>
@@ -299,6 +381,41 @@
             </w:r>
           </w:p>
         </w:tc>
+        <w:tc>
+          <w:tcPr>
+            <w:tcW w:w="5610" w:type="dxa"/>
+            <w:gridSpan w:val="5"/>
+            <w:tcBorders>
+              <w:top w:val="single" w:sz="1" w:space="0" w:color="BBBBBB"/>
+              <w:left w:val="single" w:sz="1" w:space="0" w:color="BBBBBB"/>
+              <w:bottom w:val="single" w:sz="1" w:space="0" w:color="BBBBBB"/>
+              <w:right w:val="single" w:sz="1" w:space="0" w:color="BBBBBB"/>
+            </w:tcBorders>
+            <w:shd w:val="clear" w:color="auto" w:fill="FFF3E0"/>
+            <w:tcMar>
+              <w:top w:w="80" w:type="dxa"/>
+              <w:left w:w="100" w:type="dxa"/>
+              <w:bottom w:w="80" w:type="dxa"/>
+              <w:right w:w="100" w:type="dxa"/>
+            </w:tcMar>
+            <w:vAlign w:val="center"/>
+          </w:tcPr>
+          <w:p>
+            <w:pPr>
+              <w:jc w:val="center"/>
+            </w:pPr>
+            <w:r>
+              <w:rPr>
+                <w:i/>
+                <w:iCs/>
+                <w:color w:val="8B4A00"/>
+                <w:sz w:val="16"/>
+                <w:szCs w:val="16"/>
+              </w:rPr>
+              <w:t>Benchmarks</w:t>
+            </w:r>
+          </w:p>
+        </w:tc>
       </w:tr>
       <w:tr>
         <w:trPr>
@@ -397,6 +514,7 @@
             <w:pPr>
               <w:jc w:val="center"/>
             </w:pPr>
+            <w:proofErr w:type="spellStart"/>
             <w:r>
               <w:rPr>
                 <w:b/>
@@ -407,6 +525,7 @@
               </w:rPr>
               <w:t>IFEval</w:t>
             </w:r>
+            <w:proofErr w:type="spellEnd"/>
           </w:p>
         </w:tc>
         <w:tc>
@@ -439,8 +558,9 @@
                 <w:sz w:val="17"/>
                 <w:szCs w:val="17"/>
               </w:rPr>
-              <w:t>GSM8K CoT</w:t>
-            </w:r>
+              <w:t xml:space="preserve">GSM8K </w:t>
+            </w:r>
+            <w:proofErr w:type="spellStart"/>
             <w:r>
               <w:rPr>
                 <w:b/>
@@ -449,33 +569,9 @@
                 <w:sz w:val="17"/>
                 <w:szCs w:val="17"/>
               </w:rPr>
-              <w:br/>
-              <w:t>(8-shot)</w:t>
-            </w:r>
-          </w:p>
-        </w:tc>
-        <w:tc>
-          <w:tcPr>
-            <w:tcW w:w="1122" w:type="dxa"/>
-            <w:tcBorders>
-              <w:top w:val="single" w:sz="1" w:space="0" w:color="BBBBBB"/>
-              <w:left w:val="single" w:sz="1" w:space="0" w:color="BBBBBB"/>
-              <w:bottom w:val="single" w:sz="1" w:space="0" w:color="BBBBBB"/>
-              <w:right w:val="single" w:sz="1" w:space="0" w:color="BBBBBB"/>
-            </w:tcBorders>
-            <w:shd w:val="clear" w:color="auto" w:fill="F2F2EE"/>
-            <w:tcMar>
-              <w:top w:w="80" w:type="dxa"/>
-              <w:left w:w="60" w:type="dxa"/>
-              <w:bottom w:w="80" w:type="dxa"/>
-              <w:right w:w="60" w:type="dxa"/>
-            </w:tcMar>
-            <w:vAlign w:val="center"/>
-          </w:tcPr>
-          <w:p>
-            <w:pPr>
-              <w:jc w:val="center"/>
-            </w:pPr>
+              <w:t>CoT</w:t>
+            </w:r>
+            <w:proofErr w:type="spellEnd"/>
             <w:r>
               <w:rPr>
                 <w:b/>
@@ -484,7 +580,8 @@
                 <w:sz w:val="17"/>
                 <w:szCs w:val="17"/>
               </w:rPr>
-              <w:t>ARC-C</w:t>
+              <w:br/>
+              <w:t>(8-shot)</w:t>
             </w:r>
           </w:p>
         </w:tc>
@@ -518,8 +615,32 @@
                 <w:sz w:val="17"/>
                 <w:szCs w:val="17"/>
               </w:rPr>
-              <w:t>PPL ↓</w:t>
-            </w:r>
+              <w:t>ARC-C</w:t>
+            </w:r>
+          </w:p>
+        </w:tc>
+        <w:tc>
+          <w:tcPr>
+            <w:tcW w:w="1122" w:type="dxa"/>
+            <w:tcBorders>
+              <w:top w:val="single" w:sz="1" w:space="0" w:color="BBBBBB"/>
+              <w:left w:val="single" w:sz="1" w:space="0" w:color="BBBBBB"/>
+              <w:bottom w:val="single" w:sz="1" w:space="0" w:color="BBBBBB"/>
+              <w:right w:val="single" w:sz="1" w:space="0" w:color="BBBBBB"/>
+            </w:tcBorders>
+            <w:shd w:val="clear" w:color="auto" w:fill="F2F2EE"/>
+            <w:tcMar>
+              <w:top w:w="80" w:type="dxa"/>
+              <w:left w:w="60" w:type="dxa"/>
+              <w:bottom w:w="80" w:type="dxa"/>
+              <w:right w:w="60" w:type="dxa"/>
+            </w:tcMar>
+            <w:vAlign w:val="center"/>
+          </w:tcPr>
+          <w:p>
+            <w:pPr>
+              <w:jc w:val="center"/>
+            </w:pPr>
             <w:r>
               <w:rPr>
                 <w:b/>
@@ -528,33 +649,8 @@
                 <w:sz w:val="17"/>
                 <w:szCs w:val="17"/>
               </w:rPr>
-              <w:br/>
-              <w:t>(WikiText)</w:t>
-            </w:r>
-          </w:p>
-        </w:tc>
-        <w:tc>
-          <w:tcPr>
-            <w:tcW w:w="1122" w:type="dxa"/>
-            <w:tcBorders>
-              <w:top w:val="single" w:sz="1" w:space="0" w:color="BBBBBB"/>
-              <w:left w:val="single" w:sz="1" w:space="0" w:color="BBBBBB"/>
-              <w:bottom w:val="single" w:sz="1" w:space="0" w:color="BBBBBB"/>
-              <w:right w:val="single" w:sz="1" w:space="0" w:color="BBBBBB"/>
-            </w:tcBorders>
-            <w:shd w:val="clear" w:color="auto" w:fill="F2F2EE"/>
-            <w:tcMar>
-              <w:top w:w="80" w:type="dxa"/>
-              <w:left w:w="60" w:type="dxa"/>
-              <w:bottom w:w="80" w:type="dxa"/>
-              <w:right w:w="60" w:type="dxa"/>
-            </w:tcMar>
-            <w:vAlign w:val="center"/>
-          </w:tcPr>
-          <w:p>
-            <w:pPr>
-              <w:jc w:val="center"/>
-            </w:pPr>
+              <w:t>PPL ↓</w:t>
+            </w:r>
             <w:r>
               <w:rPr>
                 <w:b/>
@@ -563,8 +659,10 @@
                 <w:sz w:val="17"/>
                 <w:szCs w:val="17"/>
               </w:rPr>
-              <w:t>MMLU</w:t>
-            </w:r>
+              <w:br/>
+              <w:t>(</w:t>
+            </w:r>
+            <w:proofErr w:type="spellStart"/>
             <w:r>
               <w:rPr>
                 <w:b/>
@@ -573,33 +671,9 @@
                 <w:sz w:val="17"/>
                 <w:szCs w:val="17"/>
               </w:rPr>
-              <w:br/>
-              <w:t>(5-shot)</w:t>
-            </w:r>
-          </w:p>
-        </w:tc>
-        <w:tc>
-          <w:tcPr>
-            <w:tcW w:w="1122" w:type="dxa"/>
-            <w:tcBorders>
-              <w:top w:val="single" w:sz="1" w:space="0" w:color="BBBBBB"/>
-              <w:left w:val="single" w:sz="1" w:space="0" w:color="BBBBBB"/>
-              <w:bottom w:val="single" w:sz="1" w:space="0" w:color="BBBBBB"/>
-              <w:right w:val="single" w:sz="1" w:space="0" w:color="BBBBBB"/>
-            </w:tcBorders>
-            <w:shd w:val="clear" w:color="auto" w:fill="F2F2EE"/>
-            <w:tcMar>
-              <w:top w:w="80" w:type="dxa"/>
-              <w:left w:w="60" w:type="dxa"/>
-              <w:bottom w:w="80" w:type="dxa"/>
-              <w:right w:w="60" w:type="dxa"/>
-            </w:tcMar>
-            <w:vAlign w:val="center"/>
-          </w:tcPr>
-          <w:p>
-            <w:pPr>
-              <w:jc w:val="center"/>
-            </w:pPr>
+              <w:t>WikiText</w:t>
+            </w:r>
+            <w:proofErr w:type="spellEnd"/>
             <w:r>
               <w:rPr>
                 <w:b/>
@@ -608,7 +682,7 @@
                 <w:sz w:val="17"/>
                 <w:szCs w:val="17"/>
               </w:rPr>
-              <w:t>IFEval</w:t>
+              <w:t>)</w:t>
             </w:r>
           </w:p>
         </w:tc>
@@ -642,7 +716,7 @@
                 <w:sz w:val="17"/>
                 <w:szCs w:val="17"/>
               </w:rPr>
-              <w:t>GSM8K CoT</w:t>
+              <w:t>MMLU</w:t>
             </w:r>
             <w:r>
               <w:rPr>
@@ -653,7 +727,7 @@
                 <w:szCs w:val="17"/>
               </w:rPr>
               <w:br/>
-              <w:t>(8-shot)</w:t>
+              <w:t>(5-shot)</w:t>
             </w:r>
           </w:p>
         </w:tc>
@@ -679,6 +753,7 @@
             <w:pPr>
               <w:jc w:val="center"/>
             </w:pPr>
+            <w:proofErr w:type="spellStart"/>
             <w:r>
               <w:rPr>
                 <w:b/>
@@ -687,8 +762,9 @@
                 <w:sz w:val="17"/>
                 <w:szCs w:val="17"/>
               </w:rPr>
-              <w:t>ARC-C</w:t>
-            </w:r>
+              <w:t>IFEval</w:t>
+            </w:r>
+            <w:proofErr w:type="spellEnd"/>
           </w:p>
         </w:tc>
         <w:tc>
@@ -721,8 +797,9 @@
                 <w:sz w:val="17"/>
                 <w:szCs w:val="17"/>
               </w:rPr>
-              <w:t>PPL ↓</w:t>
-            </w:r>
+              <w:t xml:space="preserve">GSM8K </w:t>
+            </w:r>
+            <w:proofErr w:type="spellStart"/>
             <w:r>
               <w:rPr>
                 <w:b/>
@@ -731,8 +808,402 @@
                 <w:sz w:val="17"/>
                 <w:szCs w:val="17"/>
               </w:rPr>
+              <w:t>CoT</w:t>
+            </w:r>
+            <w:proofErr w:type="spellEnd"/>
+            <w:r>
+              <w:rPr>
+                <w:b/>
+                <w:bCs/>
+                <w:color w:val="222222"/>
+                <w:sz w:val="17"/>
+                <w:szCs w:val="17"/>
+              </w:rPr>
               <w:br/>
-              <w:t>(WikiText)</w:t>
+              <w:t>(8-shot)</w:t>
+            </w:r>
+          </w:p>
+        </w:tc>
+        <w:tc>
+          <w:tcPr>
+            <w:tcW w:w="1122" w:type="dxa"/>
+            <w:tcBorders>
+              <w:top w:val="single" w:sz="1" w:space="0" w:color="BBBBBB"/>
+              <w:left w:val="single" w:sz="1" w:space="0" w:color="BBBBBB"/>
+              <w:bottom w:val="single" w:sz="1" w:space="0" w:color="BBBBBB"/>
+              <w:right w:val="single" w:sz="1" w:space="0" w:color="BBBBBB"/>
+            </w:tcBorders>
+            <w:shd w:val="clear" w:color="auto" w:fill="F2F2EE"/>
+            <w:tcMar>
+              <w:top w:w="80" w:type="dxa"/>
+              <w:left w:w="60" w:type="dxa"/>
+              <w:bottom w:w="80" w:type="dxa"/>
+              <w:right w:w="60" w:type="dxa"/>
+            </w:tcMar>
+            <w:vAlign w:val="center"/>
+          </w:tcPr>
+          <w:p>
+            <w:pPr>
+              <w:jc w:val="center"/>
+            </w:pPr>
+            <w:r>
+              <w:rPr>
+                <w:b/>
+                <w:bCs/>
+                <w:color w:val="222222"/>
+                <w:sz w:val="17"/>
+                <w:szCs w:val="17"/>
+              </w:rPr>
+              <w:t>ARC-C</w:t>
+            </w:r>
+          </w:p>
+        </w:tc>
+        <w:tc>
+          <w:tcPr>
+            <w:tcW w:w="1122" w:type="dxa"/>
+            <w:tcBorders>
+              <w:top w:val="single" w:sz="1" w:space="0" w:color="BBBBBB"/>
+              <w:left w:val="single" w:sz="1" w:space="0" w:color="BBBBBB"/>
+              <w:bottom w:val="single" w:sz="1" w:space="0" w:color="BBBBBB"/>
+              <w:right w:val="single" w:sz="1" w:space="0" w:color="BBBBBB"/>
+            </w:tcBorders>
+            <w:shd w:val="clear" w:color="auto" w:fill="F2F2EE"/>
+            <w:tcMar>
+              <w:top w:w="80" w:type="dxa"/>
+              <w:left w:w="60" w:type="dxa"/>
+              <w:bottom w:w="80" w:type="dxa"/>
+              <w:right w:w="60" w:type="dxa"/>
+            </w:tcMar>
+            <w:vAlign w:val="center"/>
+          </w:tcPr>
+          <w:p>
+            <w:pPr>
+              <w:jc w:val="center"/>
+            </w:pPr>
+            <w:r>
+              <w:rPr>
+                <w:b/>
+                <w:bCs/>
+                <w:color w:val="222222"/>
+                <w:sz w:val="17"/>
+                <w:szCs w:val="17"/>
+              </w:rPr>
+              <w:t>PPL ↓</w:t>
+            </w:r>
+            <w:r>
+              <w:rPr>
+                <w:b/>
+                <w:bCs/>
+                <w:color w:val="222222"/>
+                <w:sz w:val="17"/>
+                <w:szCs w:val="17"/>
+              </w:rPr>
+              <w:br/>
+              <w:t>(</w:t>
+            </w:r>
+            <w:proofErr w:type="spellStart"/>
+            <w:r>
+              <w:rPr>
+                <w:b/>
+                <w:bCs/>
+                <w:color w:val="222222"/>
+                <w:sz w:val="17"/>
+                <w:szCs w:val="17"/>
+              </w:rPr>
+              <w:t>WikiText</w:t>
+            </w:r>
+            <w:proofErr w:type="spellEnd"/>
+            <w:r>
+              <w:rPr>
+                <w:b/>
+                <w:bCs/>
+                <w:color w:val="222222"/>
+                <w:sz w:val="17"/>
+                <w:szCs w:val="17"/>
+              </w:rPr>
+              <w:t>)</w:t>
+            </w:r>
+          </w:p>
+        </w:tc>
+        <w:tc>
+          <w:tcPr>
+            <w:tcW w:w="1122" w:type="dxa"/>
+            <w:tcBorders>
+              <w:top w:val="single" w:sz="1" w:space="0" w:color="BBBBBB"/>
+              <w:left w:val="single" w:sz="1" w:space="0" w:color="BBBBBB"/>
+              <w:bottom w:val="single" w:sz="1" w:space="0" w:color="BBBBBB"/>
+              <w:right w:val="single" w:sz="1" w:space="0" w:color="BBBBBB"/>
+            </w:tcBorders>
+            <w:shd w:val="clear" w:color="auto" w:fill="FFF3E0"/>
+            <w:tcMar>
+              <w:top w:w="60" w:type="dxa"/>
+              <w:left w:w="80" w:type="dxa"/>
+              <w:bottom w:w="60" w:type="dxa"/>
+              <w:right w:w="80" w:type="dxa"/>
+            </w:tcMar>
+            <w:vAlign w:val="center"/>
+          </w:tcPr>
+          <w:p>
+            <w:pPr>
+              <w:jc w:val="center"/>
+              <w:rPr>
+                <w:b/>
+                <w:bCs/>
+                <w:color w:val="8B4A00"/>
+                <w:sz w:val="16"/>
+                <w:szCs w:val="16"/>
+              </w:rPr>
+            </w:pPr>
+            <w:r>
+              <w:rPr>
+                <w:b/>
+                <w:bCs/>
+                <w:color w:val="8B4A00"/>
+                <w:sz w:val="16"/>
+                <w:szCs w:val="16"/>
+              </w:rPr>
+              <w:t>MMLU</w:t>
+            </w:r>
+          </w:p>
+          <w:p>
+            <w:pPr>
+              <w:jc w:val="center"/>
+            </w:pPr>
+            <w:r>
+              <w:rPr>
+                <w:b/>
+                <w:bCs/>
+                <w:color w:val="8B4A00"/>
+                <w:sz w:val="16"/>
+                <w:szCs w:val="16"/>
+              </w:rPr>
+              <w:t>(5-shot)</w:t>
+            </w:r>
+          </w:p>
+        </w:tc>
+        <w:tc>
+          <w:tcPr>
+            <w:tcW w:w="1122" w:type="dxa"/>
+            <w:tcBorders>
+              <w:top w:val="single" w:sz="1" w:space="0" w:color="BBBBBB"/>
+              <w:left w:val="single" w:sz="1" w:space="0" w:color="BBBBBB"/>
+              <w:bottom w:val="single" w:sz="1" w:space="0" w:color="BBBBBB"/>
+              <w:right w:val="single" w:sz="1" w:space="0" w:color="BBBBBB"/>
+            </w:tcBorders>
+            <w:shd w:val="clear" w:color="auto" w:fill="FFF3E0"/>
+            <w:tcMar>
+              <w:top w:w="60" w:type="dxa"/>
+              <w:left w:w="80" w:type="dxa"/>
+              <w:bottom w:w="60" w:type="dxa"/>
+              <w:right w:w="80" w:type="dxa"/>
+            </w:tcMar>
+            <w:vAlign w:val="center"/>
+          </w:tcPr>
+          <w:p>
+            <w:pPr>
+              <w:jc w:val="center"/>
+            </w:pPr>
+            <w:proofErr w:type="spellStart"/>
+            <w:r>
+              <w:rPr>
+                <w:b/>
+                <w:bCs/>
+                <w:color w:val="8B4A00"/>
+                <w:sz w:val="16"/>
+                <w:szCs w:val="16"/>
+              </w:rPr>
+              <w:t>IFEval</w:t>
+            </w:r>
+            <w:proofErr w:type="spellEnd"/>
+          </w:p>
+        </w:tc>
+        <w:tc>
+          <w:tcPr>
+            <w:tcW w:w="1122" w:type="dxa"/>
+            <w:tcBorders>
+              <w:top w:val="single" w:sz="1" w:space="0" w:color="BBBBBB"/>
+              <w:left w:val="single" w:sz="1" w:space="0" w:color="BBBBBB"/>
+              <w:bottom w:val="single" w:sz="1" w:space="0" w:color="BBBBBB"/>
+              <w:right w:val="single" w:sz="1" w:space="0" w:color="BBBBBB"/>
+            </w:tcBorders>
+            <w:shd w:val="clear" w:color="auto" w:fill="FFF3E0"/>
+            <w:tcMar>
+              <w:top w:w="60" w:type="dxa"/>
+              <w:left w:w="80" w:type="dxa"/>
+              <w:bottom w:w="60" w:type="dxa"/>
+              <w:right w:w="80" w:type="dxa"/>
+            </w:tcMar>
+            <w:vAlign w:val="center"/>
+          </w:tcPr>
+          <w:p>
+            <w:pPr>
+              <w:jc w:val="center"/>
+              <w:rPr>
+                <w:b/>
+                <w:bCs/>
+                <w:color w:val="8B4A00"/>
+                <w:sz w:val="16"/>
+                <w:szCs w:val="16"/>
+              </w:rPr>
+            </w:pPr>
+            <w:r>
+              <w:rPr>
+                <w:b/>
+                <w:bCs/>
+                <w:color w:val="8B4A00"/>
+                <w:sz w:val="16"/>
+                <w:szCs w:val="16"/>
+              </w:rPr>
+              <w:t xml:space="preserve">GSM8K </w:t>
+            </w:r>
+            <w:proofErr w:type="spellStart"/>
+            <w:r>
+              <w:rPr>
+                <w:b/>
+                <w:bCs/>
+                <w:color w:val="8B4A00"/>
+                <w:sz w:val="16"/>
+                <w:szCs w:val="16"/>
+              </w:rPr>
+              <w:t>CoT</w:t>
+            </w:r>
+            <w:proofErr w:type="spellEnd"/>
+          </w:p>
+          <w:p>
+            <w:pPr>
+              <w:jc w:val="center"/>
+            </w:pPr>
+            <w:r>
+              <w:rPr>
+                <w:b/>
+                <w:bCs/>
+                <w:color w:val="8B4A00"/>
+                <w:sz w:val="16"/>
+                <w:szCs w:val="16"/>
+              </w:rPr>
+              <w:t>(8-shot)</w:t>
+            </w:r>
+          </w:p>
+        </w:tc>
+        <w:tc>
+          <w:tcPr>
+            <w:tcW w:w="1122" w:type="dxa"/>
+            <w:tcBorders>
+              <w:top w:val="single" w:sz="1" w:space="0" w:color="BBBBBB"/>
+              <w:left w:val="single" w:sz="1" w:space="0" w:color="BBBBBB"/>
+              <w:bottom w:val="single" w:sz="1" w:space="0" w:color="BBBBBB"/>
+              <w:right w:val="single" w:sz="1" w:space="0" w:color="BBBBBB"/>
+            </w:tcBorders>
+            <w:shd w:val="clear" w:color="auto" w:fill="FFF3E0"/>
+            <w:tcMar>
+              <w:top w:w="60" w:type="dxa"/>
+              <w:left w:w="80" w:type="dxa"/>
+              <w:bottom w:w="60" w:type="dxa"/>
+              <w:right w:w="80" w:type="dxa"/>
+            </w:tcMar>
+            <w:vAlign w:val="center"/>
+          </w:tcPr>
+          <w:p>
+            <w:pPr>
+              <w:jc w:val="center"/>
+            </w:pPr>
+            <w:r>
+              <w:rPr>
+                <w:b/>
+                <w:bCs/>
+                <w:color w:val="8B4A00"/>
+                <w:sz w:val="16"/>
+                <w:szCs w:val="16"/>
+              </w:rPr>
+              <w:t>ARC-C</w:t>
+            </w:r>
+          </w:p>
+        </w:tc>
+        <w:tc>
+          <w:tcPr>
+            <w:tcW w:w="1122" w:type="dxa"/>
+            <w:tcBorders>
+              <w:top w:val="single" w:sz="1" w:space="0" w:color="BBBBBB"/>
+              <w:left w:val="single" w:sz="1" w:space="0" w:color="BBBBBB"/>
+              <w:bottom w:val="single" w:sz="1" w:space="0" w:color="BBBBBB"/>
+              <w:right w:val="single" w:sz="1" w:space="0" w:color="BBBBBB"/>
+            </w:tcBorders>
+            <w:shd w:val="clear" w:color="auto" w:fill="FFF3E0"/>
+            <w:tcMar>
+              <w:top w:w="60" w:type="dxa"/>
+              <w:left w:w="80" w:type="dxa"/>
+              <w:bottom w:w="60" w:type="dxa"/>
+              <w:right w:w="80" w:type="dxa"/>
+            </w:tcMar>
+            <w:vAlign w:val="center"/>
+          </w:tcPr>
+          <w:p>
+            <w:pPr>
+              <w:jc w:val="center"/>
+              <w:rPr>
+                <w:b/>
+                <w:bCs/>
+                <w:color w:val="8B4A00"/>
+                <w:sz w:val="16"/>
+                <w:szCs w:val="16"/>
+              </w:rPr>
+            </w:pPr>
+            <w:r>
+              <w:rPr>
+                <w:b/>
+                <w:bCs/>
+                <w:color w:val="8B4A00"/>
+                <w:sz w:val="16"/>
+                <w:szCs w:val="16"/>
+              </w:rPr>
+              <w:t xml:space="preserve">PPL </w:t>
+            </w:r>
+            <w:r>
+              <w:rPr>
+                <w:b/>
+                <w:bCs/>
+                <w:color w:val="8B4A00"/>
+                <w:sz w:val="16"/>
+                <w:szCs w:val="16"/>
+              </w:rPr>
+              <w:t>↓</w:t>
+            </w:r>
+          </w:p>
+          <w:p>
+            <w:pPr>
+              <w:jc w:val="center"/>
+            </w:pPr>
+            <w:r>
+              <w:rPr>
+                <w:b/>
+                <w:bCs/>
+                <w:color w:val="8B4A00"/>
+                <w:sz w:val="16"/>
+                <w:szCs w:val="16"/>
+              </w:rPr>
+              <w:t>(</w:t>
+            </w:r>
+            <w:proofErr w:type="spellStart"/>
+            <w:r>
+              <w:rPr>
+                <w:b/>
+                <w:bCs/>
+                <w:color w:val="8B4A00"/>
+                <w:sz w:val="16"/>
+                <w:szCs w:val="16"/>
+              </w:rPr>
+              <w:t>WikiText</w:t>
+            </w:r>
+            <w:proofErr w:type="spellEnd"/>
+            <w:r>
+              <w:rPr>
+                <w:b/>
+                <w:bCs/>
+                <w:color w:val="8B4A00"/>
+                <w:sz w:val="16"/>
+                <w:szCs w:val="16"/>
+              </w:rPr>
+              <w:t>)</w:t>
             </w:r>
           </w:p>
         </w:tc>
@@ -740,8 +1211,8 @@
       <w:tr>
         <w:tc>
           <w:tcPr>
-            <w:tcW w:w="13820" w:type="dxa"/>
-            <w:gridSpan w:val="12"/>
+            <w:tcW w:w="19430" w:type="dxa"/>
+            <w:gridSpan w:val="17"/>
             <w:tcBorders>
               <w:top w:val="single" w:sz="1" w:space="0" w:color="BBBBBB"/>
               <w:left w:val="single" w:sz="1" w:space="0" w:color="BBBBBB"/>
@@ -1049,12 +1520,163 @@
             </w:r>
           </w:p>
         </w:tc>
+        <w:tc>
+          <w:tcPr>
+            <w:tcW w:w="1122" w:type="dxa"/>
+            <w:tcBorders>
+              <w:top w:val="single" w:sz="1" w:space="0" w:color="BBBBBB"/>
+              <w:left w:val="single" w:sz="1" w:space="0" w:color="BBBBBB"/>
+              <w:bottom w:val="single" w:sz="1" w:space="0" w:color="BBBBBB"/>
+              <w:right w:val="single" w:sz="1" w:space="0" w:color="BBBBBB"/>
+            </w:tcBorders>
+            <w:shd w:val="clear" w:color="auto" w:fill="FAFAFA"/>
+            <w:tcMar>
+              <w:top w:w="60" w:type="dxa"/>
+              <w:left w:w="80" w:type="dxa"/>
+              <w:bottom w:w="60" w:type="dxa"/>
+              <w:right w:w="80" w:type="dxa"/>
+            </w:tcMar>
+            <w:vAlign w:val="center"/>
+          </w:tcPr>
+          <w:p>
+            <w:pPr>
+              <w:jc w:val="center"/>
+            </w:pPr>
+            <w:r>
+              <w:t>25.96</w:t>
+            </w:r>
+          </w:p>
+        </w:tc>
+        <w:tc>
+          <w:tcPr>
+            <w:tcW w:w="1122" w:type="dxa"/>
+            <w:tcBorders>
+              <w:top w:val="single" w:sz="1" w:space="0" w:color="BBBBBB"/>
+              <w:left w:val="single" w:sz="1" w:space="0" w:color="BBBBBB"/>
+              <w:bottom w:val="single" w:sz="1" w:space="0" w:color="BBBBBB"/>
+              <w:right w:val="single" w:sz="1" w:space="0" w:color="BBBBBB"/>
+            </w:tcBorders>
+            <w:shd w:val="clear" w:color="auto" w:fill="FAFAFA"/>
+            <w:tcMar>
+              <w:top w:w="60" w:type="dxa"/>
+              <w:left w:w="80" w:type="dxa"/>
+              <w:bottom w:w="60" w:type="dxa"/>
+              <w:right w:w="80" w:type="dxa"/>
+            </w:tcMar>
+            <w:vAlign w:val="center"/>
+          </w:tcPr>
+          <w:p>
+            <w:pPr>
+              <w:jc w:val="center"/>
+            </w:pPr>
+            <w:r>
+              <w:rPr>
+                <w:sz w:val="18"/>
+                <w:szCs w:val="18"/>
+              </w:rPr>
+              <w:t>19.39</w:t>
+            </w:r>
+          </w:p>
+        </w:tc>
+        <w:tc>
+          <w:tcPr>
+            <w:tcW w:w="1122" w:type="dxa"/>
+            <w:tcBorders>
+              <w:top w:val="single" w:sz="1" w:space="0" w:color="BBBBBB"/>
+              <w:left w:val="single" w:sz="1" w:space="0" w:color="BBBBBB"/>
+              <w:bottom w:val="single" w:sz="1" w:space="0" w:color="BBBBBB"/>
+              <w:right w:val="single" w:sz="1" w:space="0" w:color="BBBBBB"/>
+            </w:tcBorders>
+            <w:shd w:val="clear" w:color="auto" w:fill="FAFAFA"/>
+            <w:tcMar>
+              <w:top w:w="60" w:type="dxa"/>
+              <w:left w:w="80" w:type="dxa"/>
+              <w:bottom w:w="60" w:type="dxa"/>
+              <w:right w:w="80" w:type="dxa"/>
+            </w:tcMar>
+            <w:vAlign w:val="center"/>
+          </w:tcPr>
+          <w:p>
+            <w:pPr>
+              <w:jc w:val="center"/>
+            </w:pPr>
+            <w:r>
+              <w:rPr>
+                <w:sz w:val="18"/>
+                <w:szCs w:val="18"/>
+              </w:rPr>
+              <w:t>2.43</w:t>
+            </w:r>
+          </w:p>
+        </w:tc>
+        <w:tc>
+          <w:tcPr>
+            <w:tcW w:w="1122" w:type="dxa"/>
+            <w:tcBorders>
+              <w:top w:val="single" w:sz="1" w:space="0" w:color="BBBBBB"/>
+              <w:left w:val="single" w:sz="1" w:space="0" w:color="BBBBBB"/>
+              <w:bottom w:val="single" w:sz="1" w:space="0" w:color="BBBBBB"/>
+              <w:right w:val="single" w:sz="1" w:space="0" w:color="BBBBBB"/>
+            </w:tcBorders>
+            <w:shd w:val="clear" w:color="auto" w:fill="FAFAFA"/>
+            <w:tcMar>
+              <w:top w:w="60" w:type="dxa"/>
+              <w:left w:w="80" w:type="dxa"/>
+              <w:bottom w:w="60" w:type="dxa"/>
+              <w:right w:w="80" w:type="dxa"/>
+            </w:tcMar>
+            <w:vAlign w:val="center"/>
+          </w:tcPr>
+          <w:p>
+            <w:pPr>
+              <w:jc w:val="center"/>
+            </w:pPr>
+            <w:r>
+              <w:rPr>
+                <w:sz w:val="18"/>
+                <w:szCs w:val="18"/>
+              </w:rPr>
+              <w:t>30.46</w:t>
+            </w:r>
+          </w:p>
+        </w:tc>
+        <w:tc>
+          <w:tcPr>
+            <w:tcW w:w="1122" w:type="dxa"/>
+            <w:tcBorders>
+              <w:top w:val="single" w:sz="1" w:space="0" w:color="BBBBBB"/>
+              <w:left w:val="single" w:sz="1" w:space="0" w:color="BBBBBB"/>
+              <w:bottom w:val="single" w:sz="1" w:space="0" w:color="BBBBBB"/>
+              <w:right w:val="single" w:sz="1" w:space="0" w:color="BBBBBB"/>
+            </w:tcBorders>
+            <w:shd w:val="clear" w:color="auto" w:fill="FAFAFA"/>
+            <w:tcMar>
+              <w:top w:w="60" w:type="dxa"/>
+              <w:left w:w="80" w:type="dxa"/>
+              <w:bottom w:w="60" w:type="dxa"/>
+              <w:right w:w="80" w:type="dxa"/>
+            </w:tcMar>
+            <w:vAlign w:val="center"/>
+          </w:tcPr>
+          <w:p>
+            <w:pPr>
+              <w:jc w:val="center"/>
+            </w:pPr>
+            <w:r>
+              <w:rPr>
+                <w:sz w:val="18"/>
+                <w:szCs w:val="18"/>
+              </w:rPr>
+              <w:t>14.94</w:t>
+            </w:r>
+          </w:p>
+        </w:tc>
       </w:tr>
       <w:tr>
         <w:tc>
           <w:tcPr>
-            <w:tcW w:w="13820" w:type="dxa"/>
-            <w:gridSpan w:val="12"/>
+            <w:tcW w:w="19430" w:type="dxa"/>
+            <w:gridSpan w:val="17"/>
             <w:tcBorders>
               <w:top w:val="single" w:sz="1" w:space="0" w:color="BBBBBB"/>
               <w:left w:val="single" w:sz="1" w:space="0" w:color="BBBBBB"/>
@@ -1378,6 +2000,166 @@
             </w:r>
           </w:p>
         </w:tc>
+        <w:tc>
+          <w:tcPr>
+            <w:tcW w:w="1122" w:type="dxa"/>
+            <w:tcBorders>
+              <w:top w:val="single" w:sz="1" w:space="0" w:color="BBBBBB"/>
+              <w:left w:val="single" w:sz="1" w:space="0" w:color="BBBBBB"/>
+              <w:bottom w:val="single" w:sz="1" w:space="0" w:color="BBBBBB"/>
+              <w:right w:val="single" w:sz="1" w:space="0" w:color="BBBBBB"/>
+            </w:tcBorders>
+            <w:shd w:val="clear" w:color="auto" w:fill="F5F5F5"/>
+            <w:tcMar>
+              <w:top w:w="60" w:type="dxa"/>
+              <w:left w:w="80" w:type="dxa"/>
+              <w:bottom w:w="60" w:type="dxa"/>
+              <w:right w:w="80" w:type="dxa"/>
+            </w:tcMar>
+            <w:vAlign w:val="center"/>
+          </w:tcPr>
+          <w:p>
+            <w:pPr>
+              <w:jc w:val="center"/>
+            </w:pPr>
+            <w:r>
+              <w:rPr>
+                <w:color w:val="AAAAAA"/>
+                <w:sz w:val="18"/>
+                <w:szCs w:val="18"/>
+              </w:rPr>
+              <w:t>N/A</w:t>
+            </w:r>
+          </w:p>
+        </w:tc>
+        <w:tc>
+          <w:tcPr>
+            <w:tcW w:w="1122" w:type="dxa"/>
+            <w:tcBorders>
+              <w:top w:val="single" w:sz="1" w:space="0" w:color="BBBBBB"/>
+              <w:left w:val="single" w:sz="1" w:space="0" w:color="BBBBBB"/>
+              <w:bottom w:val="single" w:sz="1" w:space="0" w:color="BBBBBB"/>
+              <w:right w:val="single" w:sz="1" w:space="0" w:color="BBBBBB"/>
+            </w:tcBorders>
+            <w:shd w:val="clear" w:color="auto" w:fill="F5F5F5"/>
+            <w:tcMar>
+              <w:top w:w="60" w:type="dxa"/>
+              <w:left w:w="80" w:type="dxa"/>
+              <w:bottom w:w="60" w:type="dxa"/>
+              <w:right w:w="80" w:type="dxa"/>
+            </w:tcMar>
+            <w:vAlign w:val="center"/>
+          </w:tcPr>
+          <w:p>
+            <w:pPr>
+              <w:jc w:val="center"/>
+            </w:pPr>
+            <w:r>
+              <w:rPr>
+                <w:color w:val="AAAAAA"/>
+                <w:sz w:val="18"/>
+                <w:szCs w:val="18"/>
+              </w:rPr>
+              <w:t>N/A</w:t>
+            </w:r>
+          </w:p>
+        </w:tc>
+        <w:tc>
+          <w:tcPr>
+            <w:tcW w:w="1122" w:type="dxa"/>
+            <w:tcBorders>
+              <w:top w:val="single" w:sz="1" w:space="0" w:color="BBBBBB"/>
+              <w:left w:val="single" w:sz="1" w:space="0" w:color="BBBBBB"/>
+              <w:bottom w:val="single" w:sz="1" w:space="0" w:color="BBBBBB"/>
+              <w:right w:val="single" w:sz="1" w:space="0" w:color="BBBBBB"/>
+            </w:tcBorders>
+            <w:shd w:val="clear" w:color="auto" w:fill="F5F5F5"/>
+            <w:tcMar>
+              <w:top w:w="60" w:type="dxa"/>
+              <w:left w:w="80" w:type="dxa"/>
+              <w:bottom w:w="60" w:type="dxa"/>
+              <w:right w:w="80" w:type="dxa"/>
+            </w:tcMar>
+            <w:vAlign w:val="center"/>
+          </w:tcPr>
+          <w:p>
+            <w:pPr>
+              <w:jc w:val="center"/>
+            </w:pPr>
+            <w:r>
+              <w:rPr>
+                <w:color w:val="AAAAAA"/>
+                <w:sz w:val="18"/>
+                <w:szCs w:val="18"/>
+              </w:rPr>
+              <w:t>N/A</w:t>
+            </w:r>
+          </w:p>
+        </w:tc>
+        <w:tc>
+          <w:tcPr>
+            <w:tcW w:w="1122" w:type="dxa"/>
+            <w:tcBorders>
+              <w:top w:val="single" w:sz="1" w:space="0" w:color="BBBBBB"/>
+              <w:left w:val="single" w:sz="1" w:space="0" w:color="BBBBBB"/>
+              <w:bottom w:val="single" w:sz="1" w:space="0" w:color="BBBBBB"/>
+              <w:right w:val="single" w:sz="1" w:space="0" w:color="BBBBBB"/>
+            </w:tcBorders>
+            <w:shd w:val="clear" w:color="auto" w:fill="F5F5F5"/>
+            <w:tcMar>
+              <w:top w:w="60" w:type="dxa"/>
+              <w:left w:w="80" w:type="dxa"/>
+              <w:bottom w:w="60" w:type="dxa"/>
+              <w:right w:w="80" w:type="dxa"/>
+            </w:tcMar>
+            <w:vAlign w:val="center"/>
+          </w:tcPr>
+          <w:p>
+            <w:pPr>
+              <w:jc w:val="center"/>
+            </w:pPr>
+            <w:r>
+              <w:rPr>
+                <w:color w:val="AAAAAA"/>
+                <w:sz w:val="18"/>
+                <w:szCs w:val="18"/>
+              </w:rPr>
+              <w:t>N/A</w:t>
+            </w:r>
+          </w:p>
+        </w:tc>
+        <w:tc>
+          <w:tcPr>
+            <w:tcW w:w="1122" w:type="dxa"/>
+            <w:tcBorders>
+              <w:top w:val="single" w:sz="1" w:space="0" w:color="BBBBBB"/>
+              <w:left w:val="single" w:sz="1" w:space="0" w:color="BBBBBB"/>
+              <w:bottom w:val="single" w:sz="1" w:space="0" w:color="BBBBBB"/>
+              <w:right w:val="single" w:sz="1" w:space="0" w:color="BBBBBB"/>
+            </w:tcBorders>
+            <w:shd w:val="clear" w:color="auto" w:fill="F5F5F5"/>
+            <w:tcMar>
+              <w:top w:w="60" w:type="dxa"/>
+              <w:left w:w="80" w:type="dxa"/>
+              <w:bottom w:w="60" w:type="dxa"/>
+              <w:right w:w="80" w:type="dxa"/>
+            </w:tcMar>
+            <w:vAlign w:val="center"/>
+          </w:tcPr>
+          <w:p>
+            <w:pPr>
+              <w:jc w:val="center"/>
+            </w:pPr>
+            <w:r>
+              <w:rPr>
+                <w:color w:val="AAAAAA"/>
+                <w:sz w:val="18"/>
+                <w:szCs w:val="18"/>
+              </w:rPr>
+              <w:t>N/A</w:t>
+            </w:r>
+          </w:p>
+        </w:tc>
       </w:tr>
       <w:tr>
         <w:tc>
@@ -1657,6 +2439,166 @@
             </w:r>
           </w:p>
         </w:tc>
+        <w:tc>
+          <w:tcPr>
+            <w:tcW w:w="1122" w:type="dxa"/>
+            <w:tcBorders>
+              <w:top w:val="single" w:sz="1" w:space="0" w:color="BBBBBB"/>
+              <w:left w:val="single" w:sz="1" w:space="0" w:color="BBBBBB"/>
+              <w:bottom w:val="single" w:sz="1" w:space="0" w:color="BBBBBB"/>
+              <w:right w:val="single" w:sz="1" w:space="0" w:color="BBBBBB"/>
+            </w:tcBorders>
+            <w:shd w:val="clear" w:color="auto" w:fill="F5F5F5"/>
+            <w:tcMar>
+              <w:top w:w="60" w:type="dxa"/>
+              <w:left w:w="80" w:type="dxa"/>
+              <w:bottom w:w="60" w:type="dxa"/>
+              <w:right w:w="80" w:type="dxa"/>
+            </w:tcMar>
+            <w:vAlign w:val="center"/>
+          </w:tcPr>
+          <w:p>
+            <w:pPr>
+              <w:jc w:val="center"/>
+            </w:pPr>
+            <w:r>
+              <w:rPr>
+                <w:color w:val="AAAAAA"/>
+                <w:sz w:val="18"/>
+                <w:szCs w:val="18"/>
+              </w:rPr>
+              <w:t>N/A</w:t>
+            </w:r>
+          </w:p>
+        </w:tc>
+        <w:tc>
+          <w:tcPr>
+            <w:tcW w:w="1122" w:type="dxa"/>
+            <w:tcBorders>
+              <w:top w:val="single" w:sz="1" w:space="0" w:color="BBBBBB"/>
+              <w:left w:val="single" w:sz="1" w:space="0" w:color="BBBBBB"/>
+              <w:bottom w:val="single" w:sz="1" w:space="0" w:color="BBBBBB"/>
+              <w:right w:val="single" w:sz="1" w:space="0" w:color="BBBBBB"/>
+            </w:tcBorders>
+            <w:shd w:val="clear" w:color="auto" w:fill="F5F5F5"/>
+            <w:tcMar>
+              <w:top w:w="60" w:type="dxa"/>
+              <w:left w:w="80" w:type="dxa"/>
+              <w:bottom w:w="60" w:type="dxa"/>
+              <w:right w:w="80" w:type="dxa"/>
+            </w:tcMar>
+            <w:vAlign w:val="center"/>
+          </w:tcPr>
+          <w:p>
+            <w:pPr>
+              <w:jc w:val="center"/>
+            </w:pPr>
+            <w:r>
+              <w:rPr>
+                <w:color w:val="AAAAAA"/>
+                <w:sz w:val="18"/>
+                <w:szCs w:val="18"/>
+              </w:rPr>
+              <w:t>N/A</w:t>
+            </w:r>
+          </w:p>
+        </w:tc>
+        <w:tc>
+          <w:tcPr>
+            <w:tcW w:w="1122" w:type="dxa"/>
+            <w:tcBorders>
+              <w:top w:val="single" w:sz="1" w:space="0" w:color="BBBBBB"/>
+              <w:left w:val="single" w:sz="1" w:space="0" w:color="BBBBBB"/>
+              <w:bottom w:val="single" w:sz="1" w:space="0" w:color="BBBBBB"/>
+              <w:right w:val="single" w:sz="1" w:space="0" w:color="BBBBBB"/>
+            </w:tcBorders>
+            <w:shd w:val="clear" w:color="auto" w:fill="F5F5F5"/>
+            <w:tcMar>
+              <w:top w:w="60" w:type="dxa"/>
+              <w:left w:w="80" w:type="dxa"/>
+              <w:bottom w:w="60" w:type="dxa"/>
+              <w:right w:w="80" w:type="dxa"/>
+            </w:tcMar>
+            <w:vAlign w:val="center"/>
+          </w:tcPr>
+          <w:p>
+            <w:pPr>
+              <w:jc w:val="center"/>
+            </w:pPr>
+            <w:r>
+              <w:rPr>
+                <w:color w:val="AAAAAA"/>
+                <w:sz w:val="18"/>
+                <w:szCs w:val="18"/>
+              </w:rPr>
+              <w:t>N/A</w:t>
+            </w:r>
+          </w:p>
+        </w:tc>
+        <w:tc>
+          <w:tcPr>
+            <w:tcW w:w="1122" w:type="dxa"/>
+            <w:tcBorders>
+              <w:top w:val="single" w:sz="1" w:space="0" w:color="BBBBBB"/>
+              <w:left w:val="single" w:sz="1" w:space="0" w:color="BBBBBB"/>
+              <w:bottom w:val="single" w:sz="1" w:space="0" w:color="BBBBBB"/>
+              <w:right w:val="single" w:sz="1" w:space="0" w:color="BBBBBB"/>
+            </w:tcBorders>
+            <w:shd w:val="clear" w:color="auto" w:fill="F5F5F5"/>
+            <w:tcMar>
+              <w:top w:w="60" w:type="dxa"/>
+              <w:left w:w="80" w:type="dxa"/>
+              <w:bottom w:w="60" w:type="dxa"/>
+              <w:right w:w="80" w:type="dxa"/>
+            </w:tcMar>
+            <w:vAlign w:val="center"/>
+          </w:tcPr>
+          <w:p>
+            <w:pPr>
+              <w:jc w:val="center"/>
+            </w:pPr>
+            <w:r>
+              <w:rPr>
+                <w:color w:val="AAAAAA"/>
+                <w:sz w:val="18"/>
+                <w:szCs w:val="18"/>
+              </w:rPr>
+              <w:t>N/A</w:t>
+            </w:r>
+          </w:p>
+        </w:tc>
+        <w:tc>
+          <w:tcPr>
+            <w:tcW w:w="1122" w:type="dxa"/>
+            <w:tcBorders>
+              <w:top w:val="single" w:sz="1" w:space="0" w:color="BBBBBB"/>
+              <w:left w:val="single" w:sz="1" w:space="0" w:color="BBBBBB"/>
+              <w:bottom w:val="single" w:sz="1" w:space="0" w:color="BBBBBB"/>
+              <w:right w:val="single" w:sz="1" w:space="0" w:color="BBBBBB"/>
+            </w:tcBorders>
+            <w:shd w:val="clear" w:color="auto" w:fill="F5F5F5"/>
+            <w:tcMar>
+              <w:top w:w="60" w:type="dxa"/>
+              <w:left w:w="80" w:type="dxa"/>
+              <w:bottom w:w="60" w:type="dxa"/>
+              <w:right w:w="80" w:type="dxa"/>
+            </w:tcMar>
+            <w:vAlign w:val="center"/>
+          </w:tcPr>
+          <w:p>
+            <w:pPr>
+              <w:jc w:val="center"/>
+            </w:pPr>
+            <w:r>
+              <w:rPr>
+                <w:color w:val="AAAAAA"/>
+                <w:sz w:val="18"/>
+                <w:szCs w:val="18"/>
+              </w:rPr>
+              <w:t>N/A</w:t>
+            </w:r>
+          </w:p>
+        </w:tc>
       </w:tr>
       <w:tr>
         <w:tc>
@@ -1936,6 +2878,166 @@
             </w:r>
           </w:p>
         </w:tc>
+        <w:tc>
+          <w:tcPr>
+            <w:tcW w:w="1122" w:type="dxa"/>
+            <w:tcBorders>
+              <w:top w:val="single" w:sz="1" w:space="0" w:color="BBBBBB"/>
+              <w:left w:val="single" w:sz="1" w:space="0" w:color="BBBBBB"/>
+              <w:bottom w:val="single" w:sz="1" w:space="0" w:color="BBBBBB"/>
+              <w:right w:val="single" w:sz="1" w:space="0" w:color="BBBBBB"/>
+            </w:tcBorders>
+            <w:shd w:val="clear" w:color="auto" w:fill="F5F5F5"/>
+            <w:tcMar>
+              <w:top w:w="60" w:type="dxa"/>
+              <w:left w:w="80" w:type="dxa"/>
+              <w:bottom w:w="60" w:type="dxa"/>
+              <w:right w:w="80" w:type="dxa"/>
+            </w:tcMar>
+            <w:vAlign w:val="center"/>
+          </w:tcPr>
+          <w:p>
+            <w:pPr>
+              <w:jc w:val="center"/>
+            </w:pPr>
+            <w:r>
+              <w:rPr>
+                <w:color w:val="AAAAAA"/>
+                <w:sz w:val="18"/>
+                <w:szCs w:val="18"/>
+              </w:rPr>
+              <w:t>N/A</w:t>
+            </w:r>
+          </w:p>
+        </w:tc>
+        <w:tc>
+          <w:tcPr>
+            <w:tcW w:w="1122" w:type="dxa"/>
+            <w:tcBorders>
+              <w:top w:val="single" w:sz="1" w:space="0" w:color="BBBBBB"/>
+              <w:left w:val="single" w:sz="1" w:space="0" w:color="BBBBBB"/>
+              <w:bottom w:val="single" w:sz="1" w:space="0" w:color="BBBBBB"/>
+              <w:right w:val="single" w:sz="1" w:space="0" w:color="BBBBBB"/>
+            </w:tcBorders>
+            <w:shd w:val="clear" w:color="auto" w:fill="F5F5F5"/>
+            <w:tcMar>
+              <w:top w:w="60" w:type="dxa"/>
+              <w:left w:w="80" w:type="dxa"/>
+              <w:bottom w:w="60" w:type="dxa"/>
+              <w:right w:w="80" w:type="dxa"/>
+            </w:tcMar>
+            <w:vAlign w:val="center"/>
+          </w:tcPr>
+          <w:p>
+            <w:pPr>
+              <w:jc w:val="center"/>
+            </w:pPr>
+            <w:r>
+              <w:rPr>
+                <w:color w:val="AAAAAA"/>
+                <w:sz w:val="18"/>
+                <w:szCs w:val="18"/>
+              </w:rPr>
+              <w:t>N/A</w:t>
+            </w:r>
+          </w:p>
+        </w:tc>
+        <w:tc>
+          <w:tcPr>
+            <w:tcW w:w="1122" w:type="dxa"/>
+            <w:tcBorders>
+              <w:top w:val="single" w:sz="1" w:space="0" w:color="BBBBBB"/>
+              <w:left w:val="single" w:sz="1" w:space="0" w:color="BBBBBB"/>
+              <w:bottom w:val="single" w:sz="1" w:space="0" w:color="BBBBBB"/>
+              <w:right w:val="single" w:sz="1" w:space="0" w:color="BBBBBB"/>
+            </w:tcBorders>
+            <w:shd w:val="clear" w:color="auto" w:fill="F5F5F5"/>
+            <w:tcMar>
+              <w:top w:w="60" w:type="dxa"/>
+              <w:left w:w="80" w:type="dxa"/>
+              <w:bottom w:w="60" w:type="dxa"/>
+              <w:right w:w="80" w:type="dxa"/>
+            </w:tcMar>
+            <w:vAlign w:val="center"/>
+          </w:tcPr>
+          <w:p>
+            <w:pPr>
+              <w:jc w:val="center"/>
+            </w:pPr>
+            <w:r>
+              <w:rPr>
+                <w:color w:val="AAAAAA"/>
+                <w:sz w:val="18"/>
+                <w:szCs w:val="18"/>
+              </w:rPr>
+              <w:t>N/A</w:t>
+            </w:r>
+          </w:p>
+        </w:tc>
+        <w:tc>
+          <w:tcPr>
+            <w:tcW w:w="1122" w:type="dxa"/>
+            <w:tcBorders>
+              <w:top w:val="single" w:sz="1" w:space="0" w:color="BBBBBB"/>
+              <w:left w:val="single" w:sz="1" w:space="0" w:color="BBBBBB"/>
+              <w:bottom w:val="single" w:sz="1" w:space="0" w:color="BBBBBB"/>
+              <w:right w:val="single" w:sz="1" w:space="0" w:color="BBBBBB"/>
+            </w:tcBorders>
+            <w:shd w:val="clear" w:color="auto" w:fill="F5F5F5"/>
+            <w:tcMar>
+              <w:top w:w="60" w:type="dxa"/>
+              <w:left w:w="80" w:type="dxa"/>
+              <w:bottom w:w="60" w:type="dxa"/>
+              <w:right w:w="80" w:type="dxa"/>
+            </w:tcMar>
+            <w:vAlign w:val="center"/>
+          </w:tcPr>
+          <w:p>
+            <w:pPr>
+              <w:jc w:val="center"/>
+            </w:pPr>
+            <w:r>
+              <w:rPr>
+                <w:color w:val="AAAAAA"/>
+                <w:sz w:val="18"/>
+                <w:szCs w:val="18"/>
+              </w:rPr>
+              <w:t>N/A</w:t>
+            </w:r>
+          </w:p>
+        </w:tc>
+        <w:tc>
+          <w:tcPr>
+            <w:tcW w:w="1122" w:type="dxa"/>
+            <w:tcBorders>
+              <w:top w:val="single" w:sz="1" w:space="0" w:color="BBBBBB"/>
+              <w:left w:val="single" w:sz="1" w:space="0" w:color="BBBBBB"/>
+              <w:bottom w:val="single" w:sz="1" w:space="0" w:color="BBBBBB"/>
+              <w:right w:val="single" w:sz="1" w:space="0" w:color="BBBBBB"/>
+            </w:tcBorders>
+            <w:shd w:val="clear" w:color="auto" w:fill="F5F5F5"/>
+            <w:tcMar>
+              <w:top w:w="60" w:type="dxa"/>
+              <w:left w:w="80" w:type="dxa"/>
+              <w:bottom w:w="60" w:type="dxa"/>
+              <w:right w:w="80" w:type="dxa"/>
+            </w:tcMar>
+            <w:vAlign w:val="center"/>
+          </w:tcPr>
+          <w:p>
+            <w:pPr>
+              <w:jc w:val="center"/>
+            </w:pPr>
+            <w:r>
+              <w:rPr>
+                <w:color w:val="AAAAAA"/>
+                <w:sz w:val="18"/>
+                <w:szCs w:val="18"/>
+              </w:rPr>
+              <w:t>N/A</w:t>
+            </w:r>
+          </w:p>
+        </w:tc>
       </w:tr>
       <w:tr>
         <w:tc>
@@ -1958,13 +3060,23 @@
             <w:vAlign w:val="center"/>
           </w:tcPr>
           <w:p>
+            <w:proofErr w:type="spellStart"/>
             <w:r>
               <w:rPr>
                 <w:color w:val="111111"/>
                 <w:sz w:val="18"/>
                 <w:szCs w:val="18"/>
               </w:rPr>
-              <w:t>SparseGPT (unstructured)</w:t>
+              <w:t>SparseGPT</w:t>
+            </w:r>
+            <w:proofErr w:type="spellEnd"/>
+            <w:r>
+              <w:rPr>
+                <w:color w:val="111111"/>
+                <w:sz w:val="18"/>
+                <w:szCs w:val="18"/>
+              </w:rPr>
+              <w:t xml:space="preserve"> (unstructured)</w:t>
             </w:r>
           </w:p>
         </w:tc>
@@ -2232,6 +3344,166 @@
             </w:r>
           </w:p>
         </w:tc>
+        <w:tc>
+          <w:tcPr>
+            <w:tcW w:w="1122" w:type="dxa"/>
+            <w:tcBorders>
+              <w:top w:val="single" w:sz="1" w:space="0" w:color="BBBBBB"/>
+              <w:left w:val="single" w:sz="1" w:space="0" w:color="BBBBBB"/>
+              <w:bottom w:val="single" w:sz="1" w:space="0" w:color="BBBBBB"/>
+              <w:right w:val="single" w:sz="1" w:space="0" w:color="BBBBBB"/>
+            </w:tcBorders>
+            <w:shd w:val="clear" w:color="auto" w:fill="F5F5F5"/>
+            <w:tcMar>
+              <w:top w:w="60" w:type="dxa"/>
+              <w:left w:w="80" w:type="dxa"/>
+              <w:bottom w:w="60" w:type="dxa"/>
+              <w:right w:w="80" w:type="dxa"/>
+            </w:tcMar>
+            <w:vAlign w:val="center"/>
+          </w:tcPr>
+          <w:p>
+            <w:pPr>
+              <w:jc w:val="center"/>
+            </w:pPr>
+            <w:r>
+              <w:rPr>
+                <w:color w:val="AAAAAA"/>
+                <w:sz w:val="18"/>
+                <w:szCs w:val="18"/>
+              </w:rPr>
+              <w:t>N/A</w:t>
+            </w:r>
+          </w:p>
+        </w:tc>
+        <w:tc>
+          <w:tcPr>
+            <w:tcW w:w="1122" w:type="dxa"/>
+            <w:tcBorders>
+              <w:top w:val="single" w:sz="1" w:space="0" w:color="BBBBBB"/>
+              <w:left w:val="single" w:sz="1" w:space="0" w:color="BBBBBB"/>
+              <w:bottom w:val="single" w:sz="1" w:space="0" w:color="BBBBBB"/>
+              <w:right w:val="single" w:sz="1" w:space="0" w:color="BBBBBB"/>
+            </w:tcBorders>
+            <w:shd w:val="clear" w:color="auto" w:fill="F5F5F5"/>
+            <w:tcMar>
+              <w:top w:w="60" w:type="dxa"/>
+              <w:left w:w="80" w:type="dxa"/>
+              <w:bottom w:w="60" w:type="dxa"/>
+              <w:right w:w="80" w:type="dxa"/>
+            </w:tcMar>
+            <w:vAlign w:val="center"/>
+          </w:tcPr>
+          <w:p>
+            <w:pPr>
+              <w:jc w:val="center"/>
+            </w:pPr>
+            <w:r>
+              <w:rPr>
+                <w:color w:val="AAAAAA"/>
+                <w:sz w:val="18"/>
+                <w:szCs w:val="18"/>
+              </w:rPr>
+              <w:t>N/A</w:t>
+            </w:r>
+          </w:p>
+        </w:tc>
+        <w:tc>
+          <w:tcPr>
+            <w:tcW w:w="1122" w:type="dxa"/>
+            <w:tcBorders>
+              <w:top w:val="single" w:sz="1" w:space="0" w:color="BBBBBB"/>
+              <w:left w:val="single" w:sz="1" w:space="0" w:color="BBBBBB"/>
+              <w:bottom w:val="single" w:sz="1" w:space="0" w:color="BBBBBB"/>
+              <w:right w:val="single" w:sz="1" w:space="0" w:color="BBBBBB"/>
+            </w:tcBorders>
+            <w:shd w:val="clear" w:color="auto" w:fill="F5F5F5"/>
+            <w:tcMar>
+              <w:top w:w="60" w:type="dxa"/>
+              <w:left w:w="80" w:type="dxa"/>
+              <w:bottom w:w="60" w:type="dxa"/>
+              <w:right w:w="80" w:type="dxa"/>
+            </w:tcMar>
+            <w:vAlign w:val="center"/>
+          </w:tcPr>
+          <w:p>
+            <w:pPr>
+              <w:jc w:val="center"/>
+            </w:pPr>
+            <w:r>
+              <w:rPr>
+                <w:color w:val="AAAAAA"/>
+                <w:sz w:val="18"/>
+                <w:szCs w:val="18"/>
+              </w:rPr>
+              <w:t>N/A</w:t>
+            </w:r>
+          </w:p>
+        </w:tc>
+        <w:tc>
+          <w:tcPr>
+            <w:tcW w:w="1122" w:type="dxa"/>
+            <w:tcBorders>
+              <w:top w:val="single" w:sz="1" w:space="0" w:color="BBBBBB"/>
+              <w:left w:val="single" w:sz="1" w:space="0" w:color="BBBBBB"/>
+              <w:bottom w:val="single" w:sz="1" w:space="0" w:color="BBBBBB"/>
+              <w:right w:val="single" w:sz="1" w:space="0" w:color="BBBBBB"/>
+            </w:tcBorders>
+            <w:shd w:val="clear" w:color="auto" w:fill="F5F5F5"/>
+            <w:tcMar>
+              <w:top w:w="60" w:type="dxa"/>
+              <w:left w:w="80" w:type="dxa"/>
+              <w:bottom w:w="60" w:type="dxa"/>
+              <w:right w:w="80" w:type="dxa"/>
+            </w:tcMar>
+            <w:vAlign w:val="center"/>
+          </w:tcPr>
+          <w:p>
+            <w:pPr>
+              <w:jc w:val="center"/>
+            </w:pPr>
+            <w:r>
+              <w:rPr>
+                <w:color w:val="AAAAAA"/>
+                <w:sz w:val="18"/>
+                <w:szCs w:val="18"/>
+              </w:rPr>
+              <w:t>N/A</w:t>
+            </w:r>
+          </w:p>
+        </w:tc>
+        <w:tc>
+          <w:tcPr>
+            <w:tcW w:w="1122" w:type="dxa"/>
+            <w:tcBorders>
+              <w:top w:val="single" w:sz="1" w:space="0" w:color="BBBBBB"/>
+              <w:left w:val="single" w:sz="1" w:space="0" w:color="BBBBBB"/>
+              <w:bottom w:val="single" w:sz="1" w:space="0" w:color="BBBBBB"/>
+              <w:right w:val="single" w:sz="1" w:space="0" w:color="BBBBBB"/>
+            </w:tcBorders>
+            <w:shd w:val="clear" w:color="auto" w:fill="F5F5F5"/>
+            <w:tcMar>
+              <w:top w:w="60" w:type="dxa"/>
+              <w:left w:w="80" w:type="dxa"/>
+              <w:bottom w:w="60" w:type="dxa"/>
+              <w:right w:w="80" w:type="dxa"/>
+            </w:tcMar>
+            <w:vAlign w:val="center"/>
+          </w:tcPr>
+          <w:p>
+            <w:pPr>
+              <w:jc w:val="center"/>
+            </w:pPr>
+            <w:r>
+              <w:rPr>
+                <w:color w:val="AAAAAA"/>
+                <w:sz w:val="18"/>
+                <w:szCs w:val="18"/>
+              </w:rPr>
+              <w:t>N/A</w:t>
+            </w:r>
+          </w:p>
+        </w:tc>
       </w:tr>
       <w:tr>
         <w:tc>
@@ -2511,6 +3783,166 @@
             </w:r>
           </w:p>
         </w:tc>
+        <w:tc>
+          <w:tcPr>
+            <w:tcW w:w="1122" w:type="dxa"/>
+            <w:tcBorders>
+              <w:top w:val="single" w:sz="1" w:space="0" w:color="BBBBBB"/>
+              <w:left w:val="single" w:sz="1" w:space="0" w:color="BBBBBB"/>
+              <w:bottom w:val="single" w:sz="1" w:space="0" w:color="BBBBBB"/>
+              <w:right w:val="single" w:sz="1" w:space="0" w:color="BBBBBB"/>
+            </w:tcBorders>
+            <w:shd w:val="clear" w:color="auto" w:fill="F5F5F5"/>
+            <w:tcMar>
+              <w:top w:w="60" w:type="dxa"/>
+              <w:left w:w="80" w:type="dxa"/>
+              <w:bottom w:w="60" w:type="dxa"/>
+              <w:right w:w="80" w:type="dxa"/>
+            </w:tcMar>
+            <w:vAlign w:val="center"/>
+          </w:tcPr>
+          <w:p>
+            <w:pPr>
+              <w:jc w:val="center"/>
+            </w:pPr>
+            <w:r>
+              <w:rPr>
+                <w:color w:val="AAAAAA"/>
+                <w:sz w:val="18"/>
+                <w:szCs w:val="18"/>
+              </w:rPr>
+              <w:t>N/A</w:t>
+            </w:r>
+          </w:p>
+        </w:tc>
+        <w:tc>
+          <w:tcPr>
+            <w:tcW w:w="1122" w:type="dxa"/>
+            <w:tcBorders>
+              <w:top w:val="single" w:sz="1" w:space="0" w:color="BBBBBB"/>
+              <w:left w:val="single" w:sz="1" w:space="0" w:color="BBBBBB"/>
+              <w:bottom w:val="single" w:sz="1" w:space="0" w:color="BBBBBB"/>
+              <w:right w:val="single" w:sz="1" w:space="0" w:color="BBBBBB"/>
+            </w:tcBorders>
+            <w:shd w:val="clear" w:color="auto" w:fill="F5F5F5"/>
+            <w:tcMar>
+              <w:top w:w="60" w:type="dxa"/>
+              <w:left w:w="80" w:type="dxa"/>
+              <w:bottom w:w="60" w:type="dxa"/>
+              <w:right w:w="80" w:type="dxa"/>
+            </w:tcMar>
+            <w:vAlign w:val="center"/>
+          </w:tcPr>
+          <w:p>
+            <w:pPr>
+              <w:jc w:val="center"/>
+            </w:pPr>
+            <w:r>
+              <w:rPr>
+                <w:color w:val="AAAAAA"/>
+                <w:sz w:val="18"/>
+                <w:szCs w:val="18"/>
+              </w:rPr>
+              <w:t>N/A</w:t>
+            </w:r>
+          </w:p>
+        </w:tc>
+        <w:tc>
+          <w:tcPr>
+            <w:tcW w:w="1122" w:type="dxa"/>
+            <w:tcBorders>
+              <w:top w:val="single" w:sz="1" w:space="0" w:color="BBBBBB"/>
+              <w:left w:val="single" w:sz="1" w:space="0" w:color="BBBBBB"/>
+              <w:bottom w:val="single" w:sz="1" w:space="0" w:color="BBBBBB"/>
+              <w:right w:val="single" w:sz="1" w:space="0" w:color="BBBBBB"/>
+            </w:tcBorders>
+            <w:shd w:val="clear" w:color="auto" w:fill="F5F5F5"/>
+            <w:tcMar>
+              <w:top w:w="60" w:type="dxa"/>
+              <w:left w:w="80" w:type="dxa"/>
+              <w:bottom w:w="60" w:type="dxa"/>
+              <w:right w:w="80" w:type="dxa"/>
+            </w:tcMar>
+            <w:vAlign w:val="center"/>
+          </w:tcPr>
+          <w:p>
+            <w:pPr>
+              <w:jc w:val="center"/>
+            </w:pPr>
+            <w:r>
+              <w:rPr>
+                <w:color w:val="AAAAAA"/>
+                <w:sz w:val="18"/>
+                <w:szCs w:val="18"/>
+              </w:rPr>
+              <w:t>N/A</w:t>
+            </w:r>
+          </w:p>
+        </w:tc>
+        <w:tc>
+          <w:tcPr>
+            <w:tcW w:w="1122" w:type="dxa"/>
+            <w:tcBorders>
+              <w:top w:val="single" w:sz="1" w:space="0" w:color="BBBBBB"/>
+              <w:left w:val="single" w:sz="1" w:space="0" w:color="BBBBBB"/>
+              <w:bottom w:val="single" w:sz="1" w:space="0" w:color="BBBBBB"/>
+              <w:right w:val="single" w:sz="1" w:space="0" w:color="BBBBBB"/>
+            </w:tcBorders>
+            <w:shd w:val="clear" w:color="auto" w:fill="F5F5F5"/>
+            <w:tcMar>
+              <w:top w:w="60" w:type="dxa"/>
+              <w:left w:w="80" w:type="dxa"/>
+              <w:bottom w:w="60" w:type="dxa"/>
+              <w:right w:w="80" w:type="dxa"/>
+            </w:tcMar>
+            <w:vAlign w:val="center"/>
+          </w:tcPr>
+          <w:p>
+            <w:pPr>
+              <w:jc w:val="center"/>
+            </w:pPr>
+            <w:r>
+              <w:rPr>
+                <w:color w:val="AAAAAA"/>
+                <w:sz w:val="18"/>
+                <w:szCs w:val="18"/>
+              </w:rPr>
+              <w:t>N/A</w:t>
+            </w:r>
+          </w:p>
+        </w:tc>
+        <w:tc>
+          <w:tcPr>
+            <w:tcW w:w="1122" w:type="dxa"/>
+            <w:tcBorders>
+              <w:top w:val="single" w:sz="1" w:space="0" w:color="BBBBBB"/>
+              <w:left w:val="single" w:sz="1" w:space="0" w:color="BBBBBB"/>
+              <w:bottom w:val="single" w:sz="1" w:space="0" w:color="BBBBBB"/>
+              <w:right w:val="single" w:sz="1" w:space="0" w:color="BBBBBB"/>
+            </w:tcBorders>
+            <w:shd w:val="clear" w:color="auto" w:fill="F5F5F5"/>
+            <w:tcMar>
+              <w:top w:w="60" w:type="dxa"/>
+              <w:left w:w="80" w:type="dxa"/>
+              <w:bottom w:w="60" w:type="dxa"/>
+              <w:right w:w="80" w:type="dxa"/>
+            </w:tcMar>
+            <w:vAlign w:val="center"/>
+          </w:tcPr>
+          <w:p>
+            <w:pPr>
+              <w:jc w:val="center"/>
+            </w:pPr>
+            <w:r>
+              <w:rPr>
+                <w:color w:val="AAAAAA"/>
+                <w:sz w:val="18"/>
+                <w:szCs w:val="18"/>
+              </w:rPr>
+              <w:t>N/A</w:t>
+            </w:r>
+          </w:p>
+        </w:tc>
       </w:tr>
       <w:tr>
         <w:tc>
@@ -2790,12 +4222,172 @@
             </w:r>
           </w:p>
         </w:tc>
+        <w:tc>
+          <w:tcPr>
+            <w:tcW w:w="1122" w:type="dxa"/>
+            <w:tcBorders>
+              <w:top w:val="single" w:sz="1" w:space="0" w:color="BBBBBB"/>
+              <w:left w:val="single" w:sz="1" w:space="0" w:color="BBBBBB"/>
+              <w:bottom w:val="single" w:sz="1" w:space="0" w:color="BBBBBB"/>
+              <w:right w:val="single" w:sz="1" w:space="0" w:color="BBBBBB"/>
+            </w:tcBorders>
+            <w:shd w:val="clear" w:color="auto" w:fill="F5F5F5"/>
+            <w:tcMar>
+              <w:top w:w="60" w:type="dxa"/>
+              <w:left w:w="80" w:type="dxa"/>
+              <w:bottom w:w="60" w:type="dxa"/>
+              <w:right w:w="80" w:type="dxa"/>
+            </w:tcMar>
+            <w:vAlign w:val="center"/>
+          </w:tcPr>
+          <w:p>
+            <w:pPr>
+              <w:jc w:val="center"/>
+            </w:pPr>
+            <w:r>
+              <w:rPr>
+                <w:color w:val="AAAAAA"/>
+                <w:sz w:val="18"/>
+                <w:szCs w:val="18"/>
+              </w:rPr>
+              <w:t>N/A</w:t>
+            </w:r>
+          </w:p>
+        </w:tc>
+        <w:tc>
+          <w:tcPr>
+            <w:tcW w:w="1122" w:type="dxa"/>
+            <w:tcBorders>
+              <w:top w:val="single" w:sz="1" w:space="0" w:color="BBBBBB"/>
+              <w:left w:val="single" w:sz="1" w:space="0" w:color="BBBBBB"/>
+              <w:bottom w:val="single" w:sz="1" w:space="0" w:color="BBBBBB"/>
+              <w:right w:val="single" w:sz="1" w:space="0" w:color="BBBBBB"/>
+            </w:tcBorders>
+            <w:shd w:val="clear" w:color="auto" w:fill="F5F5F5"/>
+            <w:tcMar>
+              <w:top w:w="60" w:type="dxa"/>
+              <w:left w:w="80" w:type="dxa"/>
+              <w:bottom w:w="60" w:type="dxa"/>
+              <w:right w:w="80" w:type="dxa"/>
+            </w:tcMar>
+            <w:vAlign w:val="center"/>
+          </w:tcPr>
+          <w:p>
+            <w:pPr>
+              <w:jc w:val="center"/>
+            </w:pPr>
+            <w:r>
+              <w:rPr>
+                <w:color w:val="AAAAAA"/>
+                <w:sz w:val="18"/>
+                <w:szCs w:val="18"/>
+              </w:rPr>
+              <w:t>N/A</w:t>
+            </w:r>
+          </w:p>
+        </w:tc>
+        <w:tc>
+          <w:tcPr>
+            <w:tcW w:w="1122" w:type="dxa"/>
+            <w:tcBorders>
+              <w:top w:val="single" w:sz="1" w:space="0" w:color="BBBBBB"/>
+              <w:left w:val="single" w:sz="1" w:space="0" w:color="BBBBBB"/>
+              <w:bottom w:val="single" w:sz="1" w:space="0" w:color="BBBBBB"/>
+              <w:right w:val="single" w:sz="1" w:space="0" w:color="BBBBBB"/>
+            </w:tcBorders>
+            <w:shd w:val="clear" w:color="auto" w:fill="F5F5F5"/>
+            <w:tcMar>
+              <w:top w:w="60" w:type="dxa"/>
+              <w:left w:w="80" w:type="dxa"/>
+              <w:bottom w:w="60" w:type="dxa"/>
+              <w:right w:w="80" w:type="dxa"/>
+            </w:tcMar>
+            <w:vAlign w:val="center"/>
+          </w:tcPr>
+          <w:p>
+            <w:pPr>
+              <w:jc w:val="center"/>
+            </w:pPr>
+            <w:r>
+              <w:rPr>
+                <w:color w:val="AAAAAA"/>
+                <w:sz w:val="18"/>
+                <w:szCs w:val="18"/>
+              </w:rPr>
+              <w:t>N/A</w:t>
+            </w:r>
+          </w:p>
+        </w:tc>
+        <w:tc>
+          <w:tcPr>
+            <w:tcW w:w="1122" w:type="dxa"/>
+            <w:tcBorders>
+              <w:top w:val="single" w:sz="1" w:space="0" w:color="BBBBBB"/>
+              <w:left w:val="single" w:sz="1" w:space="0" w:color="BBBBBB"/>
+              <w:bottom w:val="single" w:sz="1" w:space="0" w:color="BBBBBB"/>
+              <w:right w:val="single" w:sz="1" w:space="0" w:color="BBBBBB"/>
+            </w:tcBorders>
+            <w:shd w:val="clear" w:color="auto" w:fill="F5F5F5"/>
+            <w:tcMar>
+              <w:top w:w="60" w:type="dxa"/>
+              <w:left w:w="80" w:type="dxa"/>
+              <w:bottom w:w="60" w:type="dxa"/>
+              <w:right w:w="80" w:type="dxa"/>
+            </w:tcMar>
+            <w:vAlign w:val="center"/>
+          </w:tcPr>
+          <w:p>
+            <w:pPr>
+              <w:jc w:val="center"/>
+            </w:pPr>
+            <w:r>
+              <w:rPr>
+                <w:color w:val="AAAAAA"/>
+                <w:sz w:val="18"/>
+                <w:szCs w:val="18"/>
+              </w:rPr>
+              <w:t>N/A</w:t>
+            </w:r>
+          </w:p>
+        </w:tc>
+        <w:tc>
+          <w:tcPr>
+            <w:tcW w:w="1122" w:type="dxa"/>
+            <w:tcBorders>
+              <w:top w:val="single" w:sz="1" w:space="0" w:color="BBBBBB"/>
+              <w:left w:val="single" w:sz="1" w:space="0" w:color="BBBBBB"/>
+              <w:bottom w:val="single" w:sz="1" w:space="0" w:color="BBBBBB"/>
+              <w:right w:val="single" w:sz="1" w:space="0" w:color="BBBBBB"/>
+            </w:tcBorders>
+            <w:shd w:val="clear" w:color="auto" w:fill="F5F5F5"/>
+            <w:tcMar>
+              <w:top w:w="60" w:type="dxa"/>
+              <w:left w:w="80" w:type="dxa"/>
+              <w:bottom w:w="60" w:type="dxa"/>
+              <w:right w:w="80" w:type="dxa"/>
+            </w:tcMar>
+            <w:vAlign w:val="center"/>
+          </w:tcPr>
+          <w:p>
+            <w:pPr>
+              <w:jc w:val="center"/>
+            </w:pPr>
+            <w:r>
+              <w:rPr>
+                <w:color w:val="AAAAAA"/>
+                <w:sz w:val="18"/>
+                <w:szCs w:val="18"/>
+              </w:rPr>
+              <w:t>N/A</w:t>
+            </w:r>
+          </w:p>
+        </w:tc>
       </w:tr>
       <w:tr>
         <w:tc>
           <w:tcPr>
-            <w:tcW w:w="13820" w:type="dxa"/>
-            <w:gridSpan w:val="12"/>
+            <w:tcW w:w="19430" w:type="dxa"/>
+            <w:gridSpan w:val="17"/>
             <w:tcBorders>
               <w:top w:val="single" w:sz="1" w:space="0" w:color="BBBBBB"/>
               <w:left w:val="single" w:sz="1" w:space="0" w:color="BBBBBB"/>
@@ -3103,6 +4695,166 @@
             </w:r>
           </w:p>
         </w:tc>
+        <w:tc>
+          <w:tcPr>
+            <w:tcW w:w="1122" w:type="dxa"/>
+            <w:tcBorders>
+              <w:top w:val="single" w:sz="1" w:space="0" w:color="BBBBBB"/>
+              <w:left w:val="single" w:sz="1" w:space="0" w:color="BBBBBB"/>
+              <w:bottom w:val="single" w:sz="1" w:space="0" w:color="BBBBBB"/>
+              <w:right w:val="single" w:sz="1" w:space="0" w:color="BBBBBB"/>
+            </w:tcBorders>
+            <w:shd w:val="clear" w:color="auto" w:fill="F5F5F5"/>
+            <w:tcMar>
+              <w:top w:w="60" w:type="dxa"/>
+              <w:left w:w="80" w:type="dxa"/>
+              <w:bottom w:w="60" w:type="dxa"/>
+              <w:right w:w="80" w:type="dxa"/>
+            </w:tcMar>
+            <w:vAlign w:val="center"/>
+          </w:tcPr>
+          <w:p>
+            <w:pPr>
+              <w:jc w:val="center"/>
+            </w:pPr>
+            <w:r>
+              <w:rPr>
+                <w:color w:val="AAAAAA"/>
+                <w:sz w:val="18"/>
+                <w:szCs w:val="18"/>
+              </w:rPr>
+              <w:t>N/A</w:t>
+            </w:r>
+          </w:p>
+        </w:tc>
+        <w:tc>
+          <w:tcPr>
+            <w:tcW w:w="1122" w:type="dxa"/>
+            <w:tcBorders>
+              <w:top w:val="single" w:sz="1" w:space="0" w:color="BBBBBB"/>
+              <w:left w:val="single" w:sz="1" w:space="0" w:color="BBBBBB"/>
+              <w:bottom w:val="single" w:sz="1" w:space="0" w:color="BBBBBB"/>
+              <w:right w:val="single" w:sz="1" w:space="0" w:color="BBBBBB"/>
+            </w:tcBorders>
+            <w:shd w:val="clear" w:color="auto" w:fill="F5F5F5"/>
+            <w:tcMar>
+              <w:top w:w="60" w:type="dxa"/>
+              <w:left w:w="80" w:type="dxa"/>
+              <w:bottom w:w="60" w:type="dxa"/>
+              <w:right w:w="80" w:type="dxa"/>
+            </w:tcMar>
+            <w:vAlign w:val="center"/>
+          </w:tcPr>
+          <w:p>
+            <w:pPr>
+              <w:jc w:val="center"/>
+            </w:pPr>
+            <w:r>
+              <w:rPr>
+                <w:color w:val="AAAAAA"/>
+                <w:sz w:val="18"/>
+                <w:szCs w:val="18"/>
+              </w:rPr>
+              <w:t>N/A</w:t>
+            </w:r>
+          </w:p>
+        </w:tc>
+        <w:tc>
+          <w:tcPr>
+            <w:tcW w:w="1122" w:type="dxa"/>
+            <w:tcBorders>
+              <w:top w:val="single" w:sz="1" w:space="0" w:color="BBBBBB"/>
+              <w:left w:val="single" w:sz="1" w:space="0" w:color="BBBBBB"/>
+              <w:bottom w:val="single" w:sz="1" w:space="0" w:color="BBBBBB"/>
+              <w:right w:val="single" w:sz="1" w:space="0" w:color="BBBBBB"/>
+            </w:tcBorders>
+            <w:shd w:val="clear" w:color="auto" w:fill="F5F5F5"/>
+            <w:tcMar>
+              <w:top w:w="60" w:type="dxa"/>
+              <w:left w:w="80" w:type="dxa"/>
+              <w:bottom w:w="60" w:type="dxa"/>
+              <w:right w:w="80" w:type="dxa"/>
+            </w:tcMar>
+            <w:vAlign w:val="center"/>
+          </w:tcPr>
+          <w:p>
+            <w:pPr>
+              <w:jc w:val="center"/>
+            </w:pPr>
+            <w:r>
+              <w:rPr>
+                <w:color w:val="AAAAAA"/>
+                <w:sz w:val="18"/>
+                <w:szCs w:val="18"/>
+              </w:rPr>
+              <w:t>N/A</w:t>
+            </w:r>
+          </w:p>
+        </w:tc>
+        <w:tc>
+          <w:tcPr>
+            <w:tcW w:w="1122" w:type="dxa"/>
+            <w:tcBorders>
+              <w:top w:val="single" w:sz="1" w:space="0" w:color="BBBBBB"/>
+              <w:left w:val="single" w:sz="1" w:space="0" w:color="BBBBBB"/>
+              <w:bottom w:val="single" w:sz="1" w:space="0" w:color="BBBBBB"/>
+              <w:right w:val="single" w:sz="1" w:space="0" w:color="BBBBBB"/>
+            </w:tcBorders>
+            <w:shd w:val="clear" w:color="auto" w:fill="F5F5F5"/>
+            <w:tcMar>
+              <w:top w:w="60" w:type="dxa"/>
+              <w:left w:w="80" w:type="dxa"/>
+              <w:bottom w:w="60" w:type="dxa"/>
+              <w:right w:w="80" w:type="dxa"/>
+            </w:tcMar>
+            <w:vAlign w:val="center"/>
+          </w:tcPr>
+          <w:p>
+            <w:pPr>
+              <w:jc w:val="center"/>
+            </w:pPr>
+            <w:r>
+              <w:rPr>
+                <w:color w:val="AAAAAA"/>
+                <w:sz w:val="18"/>
+                <w:szCs w:val="18"/>
+              </w:rPr>
+              <w:t>N/A</w:t>
+            </w:r>
+          </w:p>
+        </w:tc>
+        <w:tc>
+          <w:tcPr>
+            <w:tcW w:w="1122" w:type="dxa"/>
+            <w:tcBorders>
+              <w:top w:val="single" w:sz="1" w:space="0" w:color="BBBBBB"/>
+              <w:left w:val="single" w:sz="1" w:space="0" w:color="BBBBBB"/>
+              <w:bottom w:val="single" w:sz="1" w:space="0" w:color="BBBBBB"/>
+              <w:right w:val="single" w:sz="1" w:space="0" w:color="BBBBBB"/>
+            </w:tcBorders>
+            <w:shd w:val="clear" w:color="auto" w:fill="F5F5F5"/>
+            <w:tcMar>
+              <w:top w:w="60" w:type="dxa"/>
+              <w:left w:w="80" w:type="dxa"/>
+              <w:bottom w:w="60" w:type="dxa"/>
+              <w:right w:w="80" w:type="dxa"/>
+            </w:tcMar>
+            <w:vAlign w:val="center"/>
+          </w:tcPr>
+          <w:p>
+            <w:pPr>
+              <w:jc w:val="center"/>
+            </w:pPr>
+            <w:r>
+              <w:rPr>
+                <w:color w:val="AAAAAA"/>
+                <w:sz w:val="18"/>
+                <w:szCs w:val="18"/>
+              </w:rPr>
+              <w:t>N/A</w:t>
+            </w:r>
+          </w:p>
+        </w:tc>
       </w:tr>
       <w:tr>
         <w:tc>
@@ -3383,12 +5135,172 @@
             </w:r>
           </w:p>
         </w:tc>
+        <w:tc>
+          <w:tcPr>
+            <w:tcW w:w="1122" w:type="dxa"/>
+            <w:tcBorders>
+              <w:top w:val="single" w:sz="1" w:space="0" w:color="BBBBBB"/>
+              <w:left w:val="single" w:sz="1" w:space="0" w:color="BBBBBB"/>
+              <w:bottom w:val="single" w:sz="1" w:space="0" w:color="BBBBBB"/>
+              <w:right w:val="single" w:sz="1" w:space="0" w:color="BBBBBB"/>
+            </w:tcBorders>
+            <w:shd w:val="clear" w:color="auto" w:fill="F5F5F5"/>
+            <w:tcMar>
+              <w:top w:w="60" w:type="dxa"/>
+              <w:left w:w="80" w:type="dxa"/>
+              <w:bottom w:w="60" w:type="dxa"/>
+              <w:right w:w="80" w:type="dxa"/>
+            </w:tcMar>
+            <w:vAlign w:val="center"/>
+          </w:tcPr>
+          <w:p>
+            <w:pPr>
+              <w:jc w:val="center"/>
+            </w:pPr>
+            <w:r>
+              <w:rPr>
+                <w:color w:val="AAAAAA"/>
+                <w:sz w:val="18"/>
+                <w:szCs w:val="18"/>
+              </w:rPr>
+              <w:t>N/A</w:t>
+            </w:r>
+          </w:p>
+        </w:tc>
+        <w:tc>
+          <w:tcPr>
+            <w:tcW w:w="1122" w:type="dxa"/>
+            <w:tcBorders>
+              <w:top w:val="single" w:sz="1" w:space="0" w:color="BBBBBB"/>
+              <w:left w:val="single" w:sz="1" w:space="0" w:color="BBBBBB"/>
+              <w:bottom w:val="single" w:sz="1" w:space="0" w:color="BBBBBB"/>
+              <w:right w:val="single" w:sz="1" w:space="0" w:color="BBBBBB"/>
+            </w:tcBorders>
+            <w:shd w:val="clear" w:color="auto" w:fill="F5F5F5"/>
+            <w:tcMar>
+              <w:top w:w="60" w:type="dxa"/>
+              <w:left w:w="80" w:type="dxa"/>
+              <w:bottom w:w="60" w:type="dxa"/>
+              <w:right w:w="80" w:type="dxa"/>
+            </w:tcMar>
+            <w:vAlign w:val="center"/>
+          </w:tcPr>
+          <w:p>
+            <w:pPr>
+              <w:jc w:val="center"/>
+            </w:pPr>
+            <w:r>
+              <w:rPr>
+                <w:color w:val="AAAAAA"/>
+                <w:sz w:val="18"/>
+                <w:szCs w:val="18"/>
+              </w:rPr>
+              <w:t>N/A</w:t>
+            </w:r>
+          </w:p>
+        </w:tc>
+        <w:tc>
+          <w:tcPr>
+            <w:tcW w:w="1122" w:type="dxa"/>
+            <w:tcBorders>
+              <w:top w:val="single" w:sz="1" w:space="0" w:color="BBBBBB"/>
+              <w:left w:val="single" w:sz="1" w:space="0" w:color="BBBBBB"/>
+              <w:bottom w:val="single" w:sz="1" w:space="0" w:color="BBBBBB"/>
+              <w:right w:val="single" w:sz="1" w:space="0" w:color="BBBBBB"/>
+            </w:tcBorders>
+            <w:shd w:val="clear" w:color="auto" w:fill="F5F5F5"/>
+            <w:tcMar>
+              <w:top w:w="60" w:type="dxa"/>
+              <w:left w:w="80" w:type="dxa"/>
+              <w:bottom w:w="60" w:type="dxa"/>
+              <w:right w:w="80" w:type="dxa"/>
+            </w:tcMar>
+            <w:vAlign w:val="center"/>
+          </w:tcPr>
+          <w:p>
+            <w:pPr>
+              <w:jc w:val="center"/>
+            </w:pPr>
+            <w:r>
+              <w:rPr>
+                <w:color w:val="AAAAAA"/>
+                <w:sz w:val="18"/>
+                <w:szCs w:val="18"/>
+              </w:rPr>
+              <w:t>N/A</w:t>
+            </w:r>
+          </w:p>
+        </w:tc>
+        <w:tc>
+          <w:tcPr>
+            <w:tcW w:w="1122" w:type="dxa"/>
+            <w:tcBorders>
+              <w:top w:val="single" w:sz="1" w:space="0" w:color="BBBBBB"/>
+              <w:left w:val="single" w:sz="1" w:space="0" w:color="BBBBBB"/>
+              <w:bottom w:val="single" w:sz="1" w:space="0" w:color="BBBBBB"/>
+              <w:right w:val="single" w:sz="1" w:space="0" w:color="BBBBBB"/>
+            </w:tcBorders>
+            <w:shd w:val="clear" w:color="auto" w:fill="F5F5F5"/>
+            <w:tcMar>
+              <w:top w:w="60" w:type="dxa"/>
+              <w:left w:w="80" w:type="dxa"/>
+              <w:bottom w:w="60" w:type="dxa"/>
+              <w:right w:w="80" w:type="dxa"/>
+            </w:tcMar>
+            <w:vAlign w:val="center"/>
+          </w:tcPr>
+          <w:p>
+            <w:pPr>
+              <w:jc w:val="center"/>
+            </w:pPr>
+            <w:r>
+              <w:rPr>
+                <w:color w:val="AAAAAA"/>
+                <w:sz w:val="18"/>
+                <w:szCs w:val="18"/>
+              </w:rPr>
+              <w:t>N/A</w:t>
+            </w:r>
+          </w:p>
+        </w:tc>
+        <w:tc>
+          <w:tcPr>
+            <w:tcW w:w="1122" w:type="dxa"/>
+            <w:tcBorders>
+              <w:top w:val="single" w:sz="1" w:space="0" w:color="BBBBBB"/>
+              <w:left w:val="single" w:sz="1" w:space="0" w:color="BBBBBB"/>
+              <w:bottom w:val="single" w:sz="1" w:space="0" w:color="BBBBBB"/>
+              <w:right w:val="single" w:sz="1" w:space="0" w:color="BBBBBB"/>
+            </w:tcBorders>
+            <w:shd w:val="clear" w:color="auto" w:fill="F5F5F5"/>
+            <w:tcMar>
+              <w:top w:w="60" w:type="dxa"/>
+              <w:left w:w="80" w:type="dxa"/>
+              <w:bottom w:w="60" w:type="dxa"/>
+              <w:right w:w="80" w:type="dxa"/>
+            </w:tcMar>
+            <w:vAlign w:val="center"/>
+          </w:tcPr>
+          <w:p>
+            <w:pPr>
+              <w:jc w:val="center"/>
+            </w:pPr>
+            <w:r>
+              <w:rPr>
+                <w:color w:val="AAAAAA"/>
+                <w:sz w:val="18"/>
+                <w:szCs w:val="18"/>
+              </w:rPr>
+              <w:t>N/A</w:t>
+            </w:r>
+          </w:p>
+        </w:tc>
       </w:tr>
       <w:tr>
         <w:tc>
           <w:tcPr>
-            <w:tcW w:w="13820" w:type="dxa"/>
-            <w:gridSpan w:val="12"/>
+            <w:tcW w:w="19430" w:type="dxa"/>
+            <w:gridSpan w:val="17"/>
             <w:tcBorders>
               <w:top w:val="single" w:sz="1" w:space="0" w:color="BBBBBB"/>
               <w:left w:val="single" w:sz="1" w:space="0" w:color="BBBBBB"/>
@@ -3712,6 +5624,166 @@
             </w:r>
           </w:p>
         </w:tc>
+        <w:tc>
+          <w:tcPr>
+            <w:tcW w:w="1122" w:type="dxa"/>
+            <w:tcBorders>
+              <w:top w:val="single" w:sz="1" w:space="0" w:color="BBBBBB"/>
+              <w:left w:val="single" w:sz="1" w:space="0" w:color="BBBBBB"/>
+              <w:bottom w:val="single" w:sz="1" w:space="0" w:color="BBBBBB"/>
+              <w:right w:val="single" w:sz="1" w:space="0" w:color="BBBBBB"/>
+            </w:tcBorders>
+            <w:shd w:val="clear" w:color="auto" w:fill="F5F5F5"/>
+            <w:tcMar>
+              <w:top w:w="60" w:type="dxa"/>
+              <w:left w:w="80" w:type="dxa"/>
+              <w:bottom w:w="60" w:type="dxa"/>
+              <w:right w:w="80" w:type="dxa"/>
+            </w:tcMar>
+            <w:vAlign w:val="center"/>
+          </w:tcPr>
+          <w:p>
+            <w:pPr>
+              <w:jc w:val="center"/>
+            </w:pPr>
+            <w:r>
+              <w:rPr>
+                <w:color w:val="AAAAAA"/>
+                <w:sz w:val="18"/>
+                <w:szCs w:val="18"/>
+              </w:rPr>
+              <w:t>N/A</w:t>
+            </w:r>
+          </w:p>
+        </w:tc>
+        <w:tc>
+          <w:tcPr>
+            <w:tcW w:w="1122" w:type="dxa"/>
+            <w:tcBorders>
+              <w:top w:val="single" w:sz="1" w:space="0" w:color="BBBBBB"/>
+              <w:left w:val="single" w:sz="1" w:space="0" w:color="BBBBBB"/>
+              <w:bottom w:val="single" w:sz="1" w:space="0" w:color="BBBBBB"/>
+              <w:right w:val="single" w:sz="1" w:space="0" w:color="BBBBBB"/>
+            </w:tcBorders>
+            <w:shd w:val="clear" w:color="auto" w:fill="F5F5F5"/>
+            <w:tcMar>
+              <w:top w:w="60" w:type="dxa"/>
+              <w:left w:w="80" w:type="dxa"/>
+              <w:bottom w:w="60" w:type="dxa"/>
+              <w:right w:w="80" w:type="dxa"/>
+            </w:tcMar>
+            <w:vAlign w:val="center"/>
+          </w:tcPr>
+          <w:p>
+            <w:pPr>
+              <w:jc w:val="center"/>
+            </w:pPr>
+            <w:r>
+              <w:rPr>
+                <w:color w:val="AAAAAA"/>
+                <w:sz w:val="18"/>
+                <w:szCs w:val="18"/>
+              </w:rPr>
+              <w:t>N/A</w:t>
+            </w:r>
+          </w:p>
+        </w:tc>
+        <w:tc>
+          <w:tcPr>
+            <w:tcW w:w="1122" w:type="dxa"/>
+            <w:tcBorders>
+              <w:top w:val="single" w:sz="1" w:space="0" w:color="BBBBBB"/>
+              <w:left w:val="single" w:sz="1" w:space="0" w:color="BBBBBB"/>
+              <w:bottom w:val="single" w:sz="1" w:space="0" w:color="BBBBBB"/>
+              <w:right w:val="single" w:sz="1" w:space="0" w:color="BBBBBB"/>
+            </w:tcBorders>
+            <w:shd w:val="clear" w:color="auto" w:fill="F5F5F5"/>
+            <w:tcMar>
+              <w:top w:w="60" w:type="dxa"/>
+              <w:left w:w="80" w:type="dxa"/>
+              <w:bottom w:w="60" w:type="dxa"/>
+              <w:right w:w="80" w:type="dxa"/>
+            </w:tcMar>
+            <w:vAlign w:val="center"/>
+          </w:tcPr>
+          <w:p>
+            <w:pPr>
+              <w:jc w:val="center"/>
+            </w:pPr>
+            <w:r>
+              <w:rPr>
+                <w:color w:val="AAAAAA"/>
+                <w:sz w:val="18"/>
+                <w:szCs w:val="18"/>
+              </w:rPr>
+              <w:t>N/A</w:t>
+            </w:r>
+          </w:p>
+        </w:tc>
+        <w:tc>
+          <w:tcPr>
+            <w:tcW w:w="1122" w:type="dxa"/>
+            <w:tcBorders>
+              <w:top w:val="single" w:sz="1" w:space="0" w:color="BBBBBB"/>
+              <w:left w:val="single" w:sz="1" w:space="0" w:color="BBBBBB"/>
+              <w:bottom w:val="single" w:sz="1" w:space="0" w:color="BBBBBB"/>
+              <w:right w:val="single" w:sz="1" w:space="0" w:color="BBBBBB"/>
+            </w:tcBorders>
+            <w:shd w:val="clear" w:color="auto" w:fill="F5F5F5"/>
+            <w:tcMar>
+              <w:top w:w="60" w:type="dxa"/>
+              <w:left w:w="80" w:type="dxa"/>
+              <w:bottom w:w="60" w:type="dxa"/>
+              <w:right w:w="80" w:type="dxa"/>
+            </w:tcMar>
+            <w:vAlign w:val="center"/>
+          </w:tcPr>
+          <w:p>
+            <w:pPr>
+              <w:jc w:val="center"/>
+            </w:pPr>
+            <w:r>
+              <w:rPr>
+                <w:color w:val="AAAAAA"/>
+                <w:sz w:val="18"/>
+                <w:szCs w:val="18"/>
+              </w:rPr>
+              <w:t>N/A</w:t>
+            </w:r>
+          </w:p>
+        </w:tc>
+        <w:tc>
+          <w:tcPr>
+            <w:tcW w:w="1122" w:type="dxa"/>
+            <w:tcBorders>
+              <w:top w:val="single" w:sz="1" w:space="0" w:color="BBBBBB"/>
+              <w:left w:val="single" w:sz="1" w:space="0" w:color="BBBBBB"/>
+              <w:bottom w:val="single" w:sz="1" w:space="0" w:color="BBBBBB"/>
+              <w:right w:val="single" w:sz="1" w:space="0" w:color="BBBBBB"/>
+            </w:tcBorders>
+            <w:shd w:val="clear" w:color="auto" w:fill="F5F5F5"/>
+            <w:tcMar>
+              <w:top w:w="60" w:type="dxa"/>
+              <w:left w:w="80" w:type="dxa"/>
+              <w:bottom w:w="60" w:type="dxa"/>
+              <w:right w:w="80" w:type="dxa"/>
+            </w:tcMar>
+            <w:vAlign w:val="center"/>
+          </w:tcPr>
+          <w:p>
+            <w:pPr>
+              <w:jc w:val="center"/>
+            </w:pPr>
+            <w:r>
+              <w:rPr>
+                <w:color w:val="AAAAAA"/>
+                <w:sz w:val="18"/>
+                <w:szCs w:val="18"/>
+              </w:rPr>
+              <w:t>N/A</w:t>
+            </w:r>
+          </w:p>
+        </w:tc>
       </w:tr>
       <w:tr>
         <w:tc>
@@ -3991,6 +6063,166 @@
             </w:r>
           </w:p>
         </w:tc>
+        <w:tc>
+          <w:tcPr>
+            <w:tcW w:w="1122" w:type="dxa"/>
+            <w:tcBorders>
+              <w:top w:val="single" w:sz="1" w:space="0" w:color="BBBBBB"/>
+              <w:left w:val="single" w:sz="1" w:space="0" w:color="BBBBBB"/>
+              <w:bottom w:val="single" w:sz="1" w:space="0" w:color="BBBBBB"/>
+              <w:right w:val="single" w:sz="1" w:space="0" w:color="BBBBBB"/>
+            </w:tcBorders>
+            <w:shd w:val="clear" w:color="auto" w:fill="F5F5F5"/>
+            <w:tcMar>
+              <w:top w:w="60" w:type="dxa"/>
+              <w:left w:w="80" w:type="dxa"/>
+              <w:bottom w:w="60" w:type="dxa"/>
+              <w:right w:w="80" w:type="dxa"/>
+            </w:tcMar>
+            <w:vAlign w:val="center"/>
+          </w:tcPr>
+          <w:p>
+            <w:pPr>
+              <w:jc w:val="center"/>
+            </w:pPr>
+            <w:r>
+              <w:rPr>
+                <w:color w:val="AAAAAA"/>
+                <w:sz w:val="18"/>
+                <w:szCs w:val="18"/>
+              </w:rPr>
+              <w:t>N/A</w:t>
+            </w:r>
+          </w:p>
+        </w:tc>
+        <w:tc>
+          <w:tcPr>
+            <w:tcW w:w="1122" w:type="dxa"/>
+            <w:tcBorders>
+              <w:top w:val="single" w:sz="1" w:space="0" w:color="BBBBBB"/>
+              <w:left w:val="single" w:sz="1" w:space="0" w:color="BBBBBB"/>
+              <w:bottom w:val="single" w:sz="1" w:space="0" w:color="BBBBBB"/>
+              <w:right w:val="single" w:sz="1" w:space="0" w:color="BBBBBB"/>
+            </w:tcBorders>
+            <w:shd w:val="clear" w:color="auto" w:fill="F5F5F5"/>
+            <w:tcMar>
+              <w:top w:w="60" w:type="dxa"/>
+              <w:left w:w="80" w:type="dxa"/>
+              <w:bottom w:w="60" w:type="dxa"/>
+              <w:right w:w="80" w:type="dxa"/>
+            </w:tcMar>
+            <w:vAlign w:val="center"/>
+          </w:tcPr>
+          <w:p>
+            <w:pPr>
+              <w:jc w:val="center"/>
+            </w:pPr>
+            <w:r>
+              <w:rPr>
+                <w:color w:val="AAAAAA"/>
+                <w:sz w:val="18"/>
+                <w:szCs w:val="18"/>
+              </w:rPr>
+              <w:t>N/A</w:t>
+            </w:r>
+          </w:p>
+        </w:tc>
+        <w:tc>
+          <w:tcPr>
+            <w:tcW w:w="1122" w:type="dxa"/>
+            <w:tcBorders>
+              <w:top w:val="single" w:sz="1" w:space="0" w:color="BBBBBB"/>
+              <w:left w:val="single" w:sz="1" w:space="0" w:color="BBBBBB"/>
+              <w:bottom w:val="single" w:sz="1" w:space="0" w:color="BBBBBB"/>
+              <w:right w:val="single" w:sz="1" w:space="0" w:color="BBBBBB"/>
+            </w:tcBorders>
+            <w:shd w:val="clear" w:color="auto" w:fill="F5F5F5"/>
+            <w:tcMar>
+              <w:top w:w="60" w:type="dxa"/>
+              <w:left w:w="80" w:type="dxa"/>
+              <w:bottom w:w="60" w:type="dxa"/>
+              <w:right w:w="80" w:type="dxa"/>
+            </w:tcMar>
+            <w:vAlign w:val="center"/>
+          </w:tcPr>
+          <w:p>
+            <w:pPr>
+              <w:jc w:val="center"/>
+            </w:pPr>
+            <w:r>
+              <w:rPr>
+                <w:color w:val="AAAAAA"/>
+                <w:sz w:val="18"/>
+                <w:szCs w:val="18"/>
+              </w:rPr>
+              <w:t>N/A</w:t>
+            </w:r>
+          </w:p>
+        </w:tc>
+        <w:tc>
+          <w:tcPr>
+            <w:tcW w:w="1122" w:type="dxa"/>
+            <w:tcBorders>
+              <w:top w:val="single" w:sz="1" w:space="0" w:color="BBBBBB"/>
+              <w:left w:val="single" w:sz="1" w:space="0" w:color="BBBBBB"/>
+              <w:bottom w:val="single" w:sz="1" w:space="0" w:color="BBBBBB"/>
+              <w:right w:val="single" w:sz="1" w:space="0" w:color="BBBBBB"/>
+            </w:tcBorders>
+            <w:shd w:val="clear" w:color="auto" w:fill="F5F5F5"/>
+            <w:tcMar>
+              <w:top w:w="60" w:type="dxa"/>
+              <w:left w:w="80" w:type="dxa"/>
+              <w:bottom w:w="60" w:type="dxa"/>
+              <w:right w:w="80" w:type="dxa"/>
+            </w:tcMar>
+            <w:vAlign w:val="center"/>
+          </w:tcPr>
+          <w:p>
+            <w:pPr>
+              <w:jc w:val="center"/>
+            </w:pPr>
+            <w:r>
+              <w:rPr>
+                <w:color w:val="AAAAAA"/>
+                <w:sz w:val="18"/>
+                <w:szCs w:val="18"/>
+              </w:rPr>
+              <w:t>N/A</w:t>
+            </w:r>
+          </w:p>
+        </w:tc>
+        <w:tc>
+          <w:tcPr>
+            <w:tcW w:w="1122" w:type="dxa"/>
+            <w:tcBorders>
+              <w:top w:val="single" w:sz="1" w:space="0" w:color="BBBBBB"/>
+              <w:left w:val="single" w:sz="1" w:space="0" w:color="BBBBBB"/>
+              <w:bottom w:val="single" w:sz="1" w:space="0" w:color="BBBBBB"/>
+              <w:right w:val="single" w:sz="1" w:space="0" w:color="BBBBBB"/>
+            </w:tcBorders>
+            <w:shd w:val="clear" w:color="auto" w:fill="F5F5F5"/>
+            <w:tcMar>
+              <w:top w:w="60" w:type="dxa"/>
+              <w:left w:w="80" w:type="dxa"/>
+              <w:bottom w:w="60" w:type="dxa"/>
+              <w:right w:w="80" w:type="dxa"/>
+            </w:tcMar>
+            <w:vAlign w:val="center"/>
+          </w:tcPr>
+          <w:p>
+            <w:pPr>
+              <w:jc w:val="center"/>
+            </w:pPr>
+            <w:r>
+              <w:rPr>
+                <w:color w:val="AAAAAA"/>
+                <w:sz w:val="18"/>
+                <w:szCs w:val="18"/>
+              </w:rPr>
+              <w:t>N/A</w:t>
+            </w:r>
+          </w:p>
+        </w:tc>
       </w:tr>
       <w:tr>
         <w:tc>
@@ -4270,6 +6502,166 @@
             </w:r>
           </w:p>
         </w:tc>
+        <w:tc>
+          <w:tcPr>
+            <w:tcW w:w="1122" w:type="dxa"/>
+            <w:tcBorders>
+              <w:top w:val="single" w:sz="1" w:space="0" w:color="BBBBBB"/>
+              <w:left w:val="single" w:sz="1" w:space="0" w:color="BBBBBB"/>
+              <w:bottom w:val="single" w:sz="1" w:space="0" w:color="BBBBBB"/>
+              <w:right w:val="single" w:sz="1" w:space="0" w:color="BBBBBB"/>
+            </w:tcBorders>
+            <w:shd w:val="clear" w:color="auto" w:fill="F5F5F5"/>
+            <w:tcMar>
+              <w:top w:w="60" w:type="dxa"/>
+              <w:left w:w="80" w:type="dxa"/>
+              <w:bottom w:w="60" w:type="dxa"/>
+              <w:right w:w="80" w:type="dxa"/>
+            </w:tcMar>
+            <w:vAlign w:val="center"/>
+          </w:tcPr>
+          <w:p>
+            <w:pPr>
+              <w:jc w:val="center"/>
+            </w:pPr>
+            <w:r>
+              <w:rPr>
+                <w:color w:val="AAAAAA"/>
+                <w:sz w:val="18"/>
+                <w:szCs w:val="18"/>
+              </w:rPr>
+              <w:t>N/A</w:t>
+            </w:r>
+          </w:p>
+        </w:tc>
+        <w:tc>
+          <w:tcPr>
+            <w:tcW w:w="1122" w:type="dxa"/>
+            <w:tcBorders>
+              <w:top w:val="single" w:sz="1" w:space="0" w:color="BBBBBB"/>
+              <w:left w:val="single" w:sz="1" w:space="0" w:color="BBBBBB"/>
+              <w:bottom w:val="single" w:sz="1" w:space="0" w:color="BBBBBB"/>
+              <w:right w:val="single" w:sz="1" w:space="0" w:color="BBBBBB"/>
+            </w:tcBorders>
+            <w:shd w:val="clear" w:color="auto" w:fill="F5F5F5"/>
+            <w:tcMar>
+              <w:top w:w="60" w:type="dxa"/>
+              <w:left w:w="80" w:type="dxa"/>
+              <w:bottom w:w="60" w:type="dxa"/>
+              <w:right w:w="80" w:type="dxa"/>
+            </w:tcMar>
+            <w:vAlign w:val="center"/>
+          </w:tcPr>
+          <w:p>
+            <w:pPr>
+              <w:jc w:val="center"/>
+            </w:pPr>
+            <w:r>
+              <w:rPr>
+                <w:color w:val="AAAAAA"/>
+                <w:sz w:val="18"/>
+                <w:szCs w:val="18"/>
+              </w:rPr>
+              <w:t>N/A</w:t>
+            </w:r>
+          </w:p>
+        </w:tc>
+        <w:tc>
+          <w:tcPr>
+            <w:tcW w:w="1122" w:type="dxa"/>
+            <w:tcBorders>
+              <w:top w:val="single" w:sz="1" w:space="0" w:color="BBBBBB"/>
+              <w:left w:val="single" w:sz="1" w:space="0" w:color="BBBBBB"/>
+              <w:bottom w:val="single" w:sz="1" w:space="0" w:color="BBBBBB"/>
+              <w:right w:val="single" w:sz="1" w:space="0" w:color="BBBBBB"/>
+            </w:tcBorders>
+            <w:shd w:val="clear" w:color="auto" w:fill="F5F5F5"/>
+            <w:tcMar>
+              <w:top w:w="60" w:type="dxa"/>
+              <w:left w:w="80" w:type="dxa"/>
+              <w:bottom w:w="60" w:type="dxa"/>
+              <w:right w:w="80" w:type="dxa"/>
+            </w:tcMar>
+            <w:vAlign w:val="center"/>
+          </w:tcPr>
+          <w:p>
+            <w:pPr>
+              <w:jc w:val="center"/>
+            </w:pPr>
+            <w:r>
+              <w:rPr>
+                <w:color w:val="AAAAAA"/>
+                <w:sz w:val="18"/>
+                <w:szCs w:val="18"/>
+              </w:rPr>
+              <w:t>N/A</w:t>
+            </w:r>
+          </w:p>
+        </w:tc>
+        <w:tc>
+          <w:tcPr>
+            <w:tcW w:w="1122" w:type="dxa"/>
+            <w:tcBorders>
+              <w:top w:val="single" w:sz="1" w:space="0" w:color="BBBBBB"/>
+              <w:left w:val="single" w:sz="1" w:space="0" w:color="BBBBBB"/>
+              <w:bottom w:val="single" w:sz="1" w:space="0" w:color="BBBBBB"/>
+              <w:right w:val="single" w:sz="1" w:space="0" w:color="BBBBBB"/>
+            </w:tcBorders>
+            <w:shd w:val="clear" w:color="auto" w:fill="F5F5F5"/>
+            <w:tcMar>
+              <w:top w:w="60" w:type="dxa"/>
+              <w:left w:w="80" w:type="dxa"/>
+              <w:bottom w:w="60" w:type="dxa"/>
+              <w:right w:w="80" w:type="dxa"/>
+            </w:tcMar>
+            <w:vAlign w:val="center"/>
+          </w:tcPr>
+          <w:p>
+            <w:pPr>
+              <w:jc w:val="center"/>
+            </w:pPr>
+            <w:r>
+              <w:rPr>
+                <w:color w:val="AAAAAA"/>
+                <w:sz w:val="18"/>
+                <w:szCs w:val="18"/>
+              </w:rPr>
+              <w:t>N/A</w:t>
+            </w:r>
+          </w:p>
+        </w:tc>
+        <w:tc>
+          <w:tcPr>
+            <w:tcW w:w="1122" w:type="dxa"/>
+            <w:tcBorders>
+              <w:top w:val="single" w:sz="1" w:space="0" w:color="BBBBBB"/>
+              <w:left w:val="single" w:sz="1" w:space="0" w:color="BBBBBB"/>
+              <w:bottom w:val="single" w:sz="1" w:space="0" w:color="BBBBBB"/>
+              <w:right w:val="single" w:sz="1" w:space="0" w:color="BBBBBB"/>
+            </w:tcBorders>
+            <w:shd w:val="clear" w:color="auto" w:fill="F5F5F5"/>
+            <w:tcMar>
+              <w:top w:w="60" w:type="dxa"/>
+              <w:left w:w="80" w:type="dxa"/>
+              <w:bottom w:w="60" w:type="dxa"/>
+              <w:right w:w="80" w:type="dxa"/>
+            </w:tcMar>
+            <w:vAlign w:val="center"/>
+          </w:tcPr>
+          <w:p>
+            <w:pPr>
+              <w:jc w:val="center"/>
+            </w:pPr>
+            <w:r>
+              <w:rPr>
+                <w:color w:val="AAAAAA"/>
+                <w:sz w:val="18"/>
+                <w:szCs w:val="18"/>
+              </w:rPr>
+              <w:t>N/A</w:t>
+            </w:r>
+          </w:p>
+        </w:tc>
       </w:tr>
       <w:tr>
         <w:tc>
@@ -4566,6 +6958,166 @@
             </w:r>
           </w:p>
         </w:tc>
+        <w:tc>
+          <w:tcPr>
+            <w:tcW w:w="1122" w:type="dxa"/>
+            <w:tcBorders>
+              <w:top w:val="single" w:sz="1" w:space="0" w:color="BBBBBB"/>
+              <w:left w:val="single" w:sz="1" w:space="0" w:color="BBBBBB"/>
+              <w:bottom w:val="single" w:sz="1" w:space="0" w:color="BBBBBB"/>
+              <w:right w:val="single" w:sz="1" w:space="0" w:color="BBBBBB"/>
+            </w:tcBorders>
+            <w:shd w:val="clear" w:color="auto" w:fill="F5F5F5"/>
+            <w:tcMar>
+              <w:top w:w="60" w:type="dxa"/>
+              <w:left w:w="80" w:type="dxa"/>
+              <w:bottom w:w="60" w:type="dxa"/>
+              <w:right w:w="80" w:type="dxa"/>
+            </w:tcMar>
+            <w:vAlign w:val="center"/>
+          </w:tcPr>
+          <w:p>
+            <w:pPr>
+              <w:jc w:val="center"/>
+            </w:pPr>
+            <w:r>
+              <w:rPr>
+                <w:color w:val="AAAAAA"/>
+                <w:sz w:val="18"/>
+                <w:szCs w:val="18"/>
+              </w:rPr>
+              <w:t>N/A</w:t>
+            </w:r>
+          </w:p>
+        </w:tc>
+        <w:tc>
+          <w:tcPr>
+            <w:tcW w:w="1122" w:type="dxa"/>
+            <w:tcBorders>
+              <w:top w:val="single" w:sz="1" w:space="0" w:color="BBBBBB"/>
+              <w:left w:val="single" w:sz="1" w:space="0" w:color="BBBBBB"/>
+              <w:bottom w:val="single" w:sz="1" w:space="0" w:color="BBBBBB"/>
+              <w:right w:val="single" w:sz="1" w:space="0" w:color="BBBBBB"/>
+            </w:tcBorders>
+            <w:shd w:val="clear" w:color="auto" w:fill="F5F5F5"/>
+            <w:tcMar>
+              <w:top w:w="60" w:type="dxa"/>
+              <w:left w:w="80" w:type="dxa"/>
+              <w:bottom w:w="60" w:type="dxa"/>
+              <w:right w:w="80" w:type="dxa"/>
+            </w:tcMar>
+            <w:vAlign w:val="center"/>
+          </w:tcPr>
+          <w:p>
+            <w:pPr>
+              <w:jc w:val="center"/>
+            </w:pPr>
+            <w:r>
+              <w:rPr>
+                <w:color w:val="AAAAAA"/>
+                <w:sz w:val="18"/>
+                <w:szCs w:val="18"/>
+              </w:rPr>
+              <w:t>N/A</w:t>
+            </w:r>
+          </w:p>
+        </w:tc>
+        <w:tc>
+          <w:tcPr>
+            <w:tcW w:w="1122" w:type="dxa"/>
+            <w:tcBorders>
+              <w:top w:val="single" w:sz="1" w:space="0" w:color="BBBBBB"/>
+              <w:left w:val="single" w:sz="1" w:space="0" w:color="BBBBBB"/>
+              <w:bottom w:val="single" w:sz="1" w:space="0" w:color="BBBBBB"/>
+              <w:right w:val="single" w:sz="1" w:space="0" w:color="BBBBBB"/>
+            </w:tcBorders>
+            <w:shd w:val="clear" w:color="auto" w:fill="F5F5F5"/>
+            <w:tcMar>
+              <w:top w:w="60" w:type="dxa"/>
+              <w:left w:w="80" w:type="dxa"/>
+              <w:bottom w:w="60" w:type="dxa"/>
+              <w:right w:w="80" w:type="dxa"/>
+            </w:tcMar>
+            <w:vAlign w:val="center"/>
+          </w:tcPr>
+          <w:p>
+            <w:pPr>
+              <w:jc w:val="center"/>
+            </w:pPr>
+            <w:r>
+              <w:rPr>
+                <w:color w:val="AAAAAA"/>
+                <w:sz w:val="18"/>
+                <w:szCs w:val="18"/>
+              </w:rPr>
+              <w:t>N/A</w:t>
+            </w:r>
+          </w:p>
+        </w:tc>
+        <w:tc>
+          <w:tcPr>
+            <w:tcW w:w="1122" w:type="dxa"/>
+            <w:tcBorders>
+              <w:top w:val="single" w:sz="1" w:space="0" w:color="BBBBBB"/>
+              <w:left w:val="single" w:sz="1" w:space="0" w:color="BBBBBB"/>
+              <w:bottom w:val="single" w:sz="1" w:space="0" w:color="BBBBBB"/>
+              <w:right w:val="single" w:sz="1" w:space="0" w:color="BBBBBB"/>
+            </w:tcBorders>
+            <w:shd w:val="clear" w:color="auto" w:fill="F5F5F5"/>
+            <w:tcMar>
+              <w:top w:w="60" w:type="dxa"/>
+              <w:left w:w="80" w:type="dxa"/>
+              <w:bottom w:w="60" w:type="dxa"/>
+              <w:right w:w="80" w:type="dxa"/>
+            </w:tcMar>
+            <w:vAlign w:val="center"/>
+          </w:tcPr>
+          <w:p>
+            <w:pPr>
+              <w:jc w:val="center"/>
+            </w:pPr>
+            <w:r>
+              <w:rPr>
+                <w:color w:val="AAAAAA"/>
+                <w:sz w:val="18"/>
+                <w:szCs w:val="18"/>
+              </w:rPr>
+              <w:t>N/A</w:t>
+            </w:r>
+          </w:p>
+        </w:tc>
+        <w:tc>
+          <w:tcPr>
+            <w:tcW w:w="1122" w:type="dxa"/>
+            <w:tcBorders>
+              <w:top w:val="single" w:sz="1" w:space="0" w:color="BBBBBB"/>
+              <w:left w:val="single" w:sz="1" w:space="0" w:color="BBBBBB"/>
+              <w:bottom w:val="single" w:sz="1" w:space="0" w:color="BBBBBB"/>
+              <w:right w:val="single" w:sz="1" w:space="0" w:color="BBBBBB"/>
+            </w:tcBorders>
+            <w:shd w:val="clear" w:color="auto" w:fill="F5F5F5"/>
+            <w:tcMar>
+              <w:top w:w="60" w:type="dxa"/>
+              <w:left w:w="80" w:type="dxa"/>
+              <w:bottom w:w="60" w:type="dxa"/>
+              <w:right w:w="80" w:type="dxa"/>
+            </w:tcMar>
+            <w:vAlign w:val="center"/>
+          </w:tcPr>
+          <w:p>
+            <w:pPr>
+              <w:jc w:val="center"/>
+            </w:pPr>
+            <w:r>
+              <w:rPr>
+                <w:color w:val="AAAAAA"/>
+                <w:sz w:val="18"/>
+                <w:szCs w:val="18"/>
+              </w:rPr>
+              <w:t>N/A</w:t>
+            </w:r>
+          </w:p>
+        </w:tc>
       </w:tr>
       <w:tr>
         <w:tc>
@@ -4845,6 +7397,166 @@
             </w:r>
           </w:p>
         </w:tc>
+        <w:tc>
+          <w:tcPr>
+            <w:tcW w:w="1122" w:type="dxa"/>
+            <w:tcBorders>
+              <w:top w:val="single" w:sz="1" w:space="0" w:color="BBBBBB"/>
+              <w:left w:val="single" w:sz="1" w:space="0" w:color="BBBBBB"/>
+              <w:bottom w:val="single" w:sz="1" w:space="0" w:color="BBBBBB"/>
+              <w:right w:val="single" w:sz="1" w:space="0" w:color="BBBBBB"/>
+            </w:tcBorders>
+            <w:shd w:val="clear" w:color="auto" w:fill="F5F5F5"/>
+            <w:tcMar>
+              <w:top w:w="60" w:type="dxa"/>
+              <w:left w:w="80" w:type="dxa"/>
+              <w:bottom w:w="60" w:type="dxa"/>
+              <w:right w:w="80" w:type="dxa"/>
+            </w:tcMar>
+            <w:vAlign w:val="center"/>
+          </w:tcPr>
+          <w:p>
+            <w:pPr>
+              <w:jc w:val="center"/>
+            </w:pPr>
+            <w:r>
+              <w:rPr>
+                <w:color w:val="AAAAAA"/>
+                <w:sz w:val="18"/>
+                <w:szCs w:val="18"/>
+              </w:rPr>
+              <w:t>N/A</w:t>
+            </w:r>
+          </w:p>
+        </w:tc>
+        <w:tc>
+          <w:tcPr>
+            <w:tcW w:w="1122" w:type="dxa"/>
+            <w:tcBorders>
+              <w:top w:val="single" w:sz="1" w:space="0" w:color="BBBBBB"/>
+              <w:left w:val="single" w:sz="1" w:space="0" w:color="BBBBBB"/>
+              <w:bottom w:val="single" w:sz="1" w:space="0" w:color="BBBBBB"/>
+              <w:right w:val="single" w:sz="1" w:space="0" w:color="BBBBBB"/>
+            </w:tcBorders>
+            <w:shd w:val="clear" w:color="auto" w:fill="F5F5F5"/>
+            <w:tcMar>
+              <w:top w:w="60" w:type="dxa"/>
+              <w:left w:w="80" w:type="dxa"/>
+              <w:bottom w:w="60" w:type="dxa"/>
+              <w:right w:w="80" w:type="dxa"/>
+            </w:tcMar>
+            <w:vAlign w:val="center"/>
+          </w:tcPr>
+          <w:p>
+            <w:pPr>
+              <w:jc w:val="center"/>
+            </w:pPr>
+            <w:r>
+              <w:rPr>
+                <w:color w:val="AAAAAA"/>
+                <w:sz w:val="18"/>
+                <w:szCs w:val="18"/>
+              </w:rPr>
+              <w:t>N/A</w:t>
+            </w:r>
+          </w:p>
+        </w:tc>
+        <w:tc>
+          <w:tcPr>
+            <w:tcW w:w="1122" w:type="dxa"/>
+            <w:tcBorders>
+              <w:top w:val="single" w:sz="1" w:space="0" w:color="BBBBBB"/>
+              <w:left w:val="single" w:sz="1" w:space="0" w:color="BBBBBB"/>
+              <w:bottom w:val="single" w:sz="1" w:space="0" w:color="BBBBBB"/>
+              <w:right w:val="single" w:sz="1" w:space="0" w:color="BBBBBB"/>
+            </w:tcBorders>
+            <w:shd w:val="clear" w:color="auto" w:fill="F5F5F5"/>
+            <w:tcMar>
+              <w:top w:w="60" w:type="dxa"/>
+              <w:left w:w="80" w:type="dxa"/>
+              <w:bottom w:w="60" w:type="dxa"/>
+              <w:right w:w="80" w:type="dxa"/>
+            </w:tcMar>
+            <w:vAlign w:val="center"/>
+          </w:tcPr>
+          <w:p>
+            <w:pPr>
+              <w:jc w:val="center"/>
+            </w:pPr>
+            <w:r>
+              <w:rPr>
+                <w:color w:val="AAAAAA"/>
+                <w:sz w:val="18"/>
+                <w:szCs w:val="18"/>
+              </w:rPr>
+              <w:t>N/A</w:t>
+            </w:r>
+          </w:p>
+        </w:tc>
+        <w:tc>
+          <w:tcPr>
+            <w:tcW w:w="1122" w:type="dxa"/>
+            <w:tcBorders>
+              <w:top w:val="single" w:sz="1" w:space="0" w:color="BBBBBB"/>
+              <w:left w:val="single" w:sz="1" w:space="0" w:color="BBBBBB"/>
+              <w:bottom w:val="single" w:sz="1" w:space="0" w:color="BBBBBB"/>
+              <w:right w:val="single" w:sz="1" w:space="0" w:color="BBBBBB"/>
+            </w:tcBorders>
+            <w:shd w:val="clear" w:color="auto" w:fill="F5F5F5"/>
+            <w:tcMar>
+              <w:top w:w="60" w:type="dxa"/>
+              <w:left w:w="80" w:type="dxa"/>
+              <w:bottom w:w="60" w:type="dxa"/>
+              <w:right w:w="80" w:type="dxa"/>
+            </w:tcMar>
+            <w:vAlign w:val="center"/>
+          </w:tcPr>
+          <w:p>
+            <w:pPr>
+              <w:jc w:val="center"/>
+            </w:pPr>
+            <w:r>
+              <w:rPr>
+                <w:color w:val="AAAAAA"/>
+                <w:sz w:val="18"/>
+                <w:szCs w:val="18"/>
+              </w:rPr>
+              <w:t>N/A</w:t>
+            </w:r>
+          </w:p>
+        </w:tc>
+        <w:tc>
+          <w:tcPr>
+            <w:tcW w:w="1122" w:type="dxa"/>
+            <w:tcBorders>
+              <w:top w:val="single" w:sz="1" w:space="0" w:color="BBBBBB"/>
+              <w:left w:val="single" w:sz="1" w:space="0" w:color="BBBBBB"/>
+              <w:bottom w:val="single" w:sz="1" w:space="0" w:color="BBBBBB"/>
+              <w:right w:val="single" w:sz="1" w:space="0" w:color="BBBBBB"/>
+            </w:tcBorders>
+            <w:shd w:val="clear" w:color="auto" w:fill="F5F5F5"/>
+            <w:tcMar>
+              <w:top w:w="60" w:type="dxa"/>
+              <w:left w:w="80" w:type="dxa"/>
+              <w:bottom w:w="60" w:type="dxa"/>
+              <w:right w:w="80" w:type="dxa"/>
+            </w:tcMar>
+            <w:vAlign w:val="center"/>
+          </w:tcPr>
+          <w:p>
+            <w:pPr>
+              <w:jc w:val="center"/>
+            </w:pPr>
+            <w:r>
+              <w:rPr>
+                <w:color w:val="AAAAAA"/>
+                <w:sz w:val="18"/>
+                <w:szCs w:val="18"/>
+              </w:rPr>
+              <w:t>N/A</w:t>
+            </w:r>
+          </w:p>
+        </w:tc>
       </w:tr>
       <w:tr>
         <w:tc>
@@ -5124,6 +7836,166 @@
             </w:r>
           </w:p>
         </w:tc>
+        <w:tc>
+          <w:tcPr>
+            <w:tcW w:w="1122" w:type="dxa"/>
+            <w:tcBorders>
+              <w:top w:val="single" w:sz="1" w:space="0" w:color="BBBBBB"/>
+              <w:left w:val="single" w:sz="1" w:space="0" w:color="BBBBBB"/>
+              <w:bottom w:val="single" w:sz="1" w:space="0" w:color="BBBBBB"/>
+              <w:right w:val="single" w:sz="1" w:space="0" w:color="BBBBBB"/>
+            </w:tcBorders>
+            <w:shd w:val="clear" w:color="auto" w:fill="F5F5F5"/>
+            <w:tcMar>
+              <w:top w:w="60" w:type="dxa"/>
+              <w:left w:w="80" w:type="dxa"/>
+              <w:bottom w:w="60" w:type="dxa"/>
+              <w:right w:w="80" w:type="dxa"/>
+            </w:tcMar>
+            <w:vAlign w:val="center"/>
+          </w:tcPr>
+          <w:p>
+            <w:pPr>
+              <w:jc w:val="center"/>
+            </w:pPr>
+            <w:r>
+              <w:rPr>
+                <w:color w:val="AAAAAA"/>
+                <w:sz w:val="18"/>
+                <w:szCs w:val="18"/>
+              </w:rPr>
+              <w:t>N/A</w:t>
+            </w:r>
+          </w:p>
+        </w:tc>
+        <w:tc>
+          <w:tcPr>
+            <w:tcW w:w="1122" w:type="dxa"/>
+            <w:tcBorders>
+              <w:top w:val="single" w:sz="1" w:space="0" w:color="BBBBBB"/>
+              <w:left w:val="single" w:sz="1" w:space="0" w:color="BBBBBB"/>
+              <w:bottom w:val="single" w:sz="1" w:space="0" w:color="BBBBBB"/>
+              <w:right w:val="single" w:sz="1" w:space="0" w:color="BBBBBB"/>
+            </w:tcBorders>
+            <w:shd w:val="clear" w:color="auto" w:fill="F5F5F5"/>
+            <w:tcMar>
+              <w:top w:w="60" w:type="dxa"/>
+              <w:left w:w="80" w:type="dxa"/>
+              <w:bottom w:w="60" w:type="dxa"/>
+              <w:right w:w="80" w:type="dxa"/>
+            </w:tcMar>
+            <w:vAlign w:val="center"/>
+          </w:tcPr>
+          <w:p>
+            <w:pPr>
+              <w:jc w:val="center"/>
+            </w:pPr>
+            <w:r>
+              <w:rPr>
+                <w:color w:val="AAAAAA"/>
+                <w:sz w:val="18"/>
+                <w:szCs w:val="18"/>
+              </w:rPr>
+              <w:t>N/A</w:t>
+            </w:r>
+          </w:p>
+        </w:tc>
+        <w:tc>
+          <w:tcPr>
+            <w:tcW w:w="1122" w:type="dxa"/>
+            <w:tcBorders>
+              <w:top w:val="single" w:sz="1" w:space="0" w:color="BBBBBB"/>
+              <w:left w:val="single" w:sz="1" w:space="0" w:color="BBBBBB"/>
+              <w:bottom w:val="single" w:sz="1" w:space="0" w:color="BBBBBB"/>
+              <w:right w:val="single" w:sz="1" w:space="0" w:color="BBBBBB"/>
+            </w:tcBorders>
+            <w:shd w:val="clear" w:color="auto" w:fill="F5F5F5"/>
+            <w:tcMar>
+              <w:top w:w="60" w:type="dxa"/>
+              <w:left w:w="80" w:type="dxa"/>
+              <w:bottom w:w="60" w:type="dxa"/>
+              <w:right w:w="80" w:type="dxa"/>
+            </w:tcMar>
+            <w:vAlign w:val="center"/>
+          </w:tcPr>
+          <w:p>
+            <w:pPr>
+              <w:jc w:val="center"/>
+            </w:pPr>
+            <w:r>
+              <w:rPr>
+                <w:color w:val="AAAAAA"/>
+                <w:sz w:val="18"/>
+                <w:szCs w:val="18"/>
+              </w:rPr>
+              <w:t>N/A</w:t>
+            </w:r>
+          </w:p>
+        </w:tc>
+        <w:tc>
+          <w:tcPr>
+            <w:tcW w:w="1122" w:type="dxa"/>
+            <w:tcBorders>
+              <w:top w:val="single" w:sz="1" w:space="0" w:color="BBBBBB"/>
+              <w:left w:val="single" w:sz="1" w:space="0" w:color="BBBBBB"/>
+              <w:bottom w:val="single" w:sz="1" w:space="0" w:color="BBBBBB"/>
+              <w:right w:val="single" w:sz="1" w:space="0" w:color="BBBBBB"/>
+            </w:tcBorders>
+            <w:shd w:val="clear" w:color="auto" w:fill="F5F5F5"/>
+            <w:tcMar>
+              <w:top w:w="60" w:type="dxa"/>
+              <w:left w:w="80" w:type="dxa"/>
+              <w:bottom w:w="60" w:type="dxa"/>
+              <w:right w:w="80" w:type="dxa"/>
+            </w:tcMar>
+            <w:vAlign w:val="center"/>
+          </w:tcPr>
+          <w:p>
+            <w:pPr>
+              <w:jc w:val="center"/>
+            </w:pPr>
+            <w:r>
+              <w:rPr>
+                <w:color w:val="AAAAAA"/>
+                <w:sz w:val="18"/>
+                <w:szCs w:val="18"/>
+              </w:rPr>
+              <w:t>N/A</w:t>
+            </w:r>
+          </w:p>
+        </w:tc>
+        <w:tc>
+          <w:tcPr>
+            <w:tcW w:w="1122" w:type="dxa"/>
+            <w:tcBorders>
+              <w:top w:val="single" w:sz="1" w:space="0" w:color="BBBBBB"/>
+              <w:left w:val="single" w:sz="1" w:space="0" w:color="BBBBBB"/>
+              <w:bottom w:val="single" w:sz="1" w:space="0" w:color="BBBBBB"/>
+              <w:right w:val="single" w:sz="1" w:space="0" w:color="BBBBBB"/>
+            </w:tcBorders>
+            <w:shd w:val="clear" w:color="auto" w:fill="F5F5F5"/>
+            <w:tcMar>
+              <w:top w:w="60" w:type="dxa"/>
+              <w:left w:w="80" w:type="dxa"/>
+              <w:bottom w:w="60" w:type="dxa"/>
+              <w:right w:w="80" w:type="dxa"/>
+            </w:tcMar>
+            <w:vAlign w:val="center"/>
+          </w:tcPr>
+          <w:p>
+            <w:pPr>
+              <w:jc w:val="center"/>
+            </w:pPr>
+            <w:r>
+              <w:rPr>
+                <w:color w:val="AAAAAA"/>
+                <w:sz w:val="18"/>
+                <w:szCs w:val="18"/>
+              </w:rPr>
+              <w:t>N/A</w:t>
+            </w:r>
+          </w:p>
+        </w:tc>
       </w:tr>
       <w:tr>
         <w:tc>
@@ -5146,13 +8018,23 @@
             <w:vAlign w:val="center"/>
           </w:tcPr>
           <w:p>
+            <w:proofErr w:type="spellStart"/>
             <w:r>
               <w:rPr>
                 <w:color w:val="111111"/>
                 <w:sz w:val="18"/>
                 <w:szCs w:val="18"/>
               </w:rPr>
-              <w:t>SparseGPT + AWQ</w:t>
+              <w:t>SparseGPT</w:t>
+            </w:r>
+            <w:proofErr w:type="spellEnd"/>
+            <w:r>
+              <w:rPr>
+                <w:color w:val="111111"/>
+                <w:sz w:val="18"/>
+                <w:szCs w:val="18"/>
+              </w:rPr>
+              <w:t xml:space="preserve"> + AWQ</w:t>
             </w:r>
           </w:p>
         </w:tc>
@@ -5370,10 +8252,7 @@
           </w:tcPr>
           <w:p>
             <w:r>
-              <w:t>0</w:t>
-            </w:r>
-            <w:r>
-              <w:t>.00</w:t>
+              <w:t>0.00</w:t>
             </w:r>
           </w:p>
         </w:tc>
@@ -5420,6 +8299,166 @@
           <w:p>
             <w:r>
               <w:t>21.0</w:t>
+            </w:r>
+          </w:p>
+        </w:tc>
+        <w:tc>
+          <w:tcPr>
+            <w:tcW w:w="1122" w:type="dxa"/>
+            <w:tcBorders>
+              <w:top w:val="single" w:sz="1" w:space="0" w:color="BBBBBB"/>
+              <w:left w:val="single" w:sz="1" w:space="0" w:color="BBBBBB"/>
+              <w:bottom w:val="single" w:sz="1" w:space="0" w:color="BBBBBB"/>
+              <w:right w:val="single" w:sz="1" w:space="0" w:color="BBBBBB"/>
+            </w:tcBorders>
+            <w:shd w:val="clear" w:color="auto" w:fill="F5F5F5"/>
+            <w:tcMar>
+              <w:top w:w="60" w:type="dxa"/>
+              <w:left w:w="80" w:type="dxa"/>
+              <w:bottom w:w="60" w:type="dxa"/>
+              <w:right w:w="80" w:type="dxa"/>
+            </w:tcMar>
+            <w:vAlign w:val="center"/>
+          </w:tcPr>
+          <w:p>
+            <w:pPr>
+              <w:jc w:val="center"/>
+            </w:pPr>
+            <w:r>
+              <w:rPr>
+                <w:color w:val="AAAAAA"/>
+                <w:sz w:val="18"/>
+                <w:szCs w:val="18"/>
+              </w:rPr>
+              <w:t>N/A</w:t>
+            </w:r>
+          </w:p>
+        </w:tc>
+        <w:tc>
+          <w:tcPr>
+            <w:tcW w:w="1122" w:type="dxa"/>
+            <w:tcBorders>
+              <w:top w:val="single" w:sz="1" w:space="0" w:color="BBBBBB"/>
+              <w:left w:val="single" w:sz="1" w:space="0" w:color="BBBBBB"/>
+              <w:bottom w:val="single" w:sz="1" w:space="0" w:color="BBBBBB"/>
+              <w:right w:val="single" w:sz="1" w:space="0" w:color="BBBBBB"/>
+            </w:tcBorders>
+            <w:shd w:val="clear" w:color="auto" w:fill="F5F5F5"/>
+            <w:tcMar>
+              <w:top w:w="60" w:type="dxa"/>
+              <w:left w:w="80" w:type="dxa"/>
+              <w:bottom w:w="60" w:type="dxa"/>
+              <w:right w:w="80" w:type="dxa"/>
+            </w:tcMar>
+            <w:vAlign w:val="center"/>
+          </w:tcPr>
+          <w:p>
+            <w:pPr>
+              <w:jc w:val="center"/>
+            </w:pPr>
+            <w:r>
+              <w:rPr>
+                <w:color w:val="AAAAAA"/>
+                <w:sz w:val="18"/>
+                <w:szCs w:val="18"/>
+              </w:rPr>
+              <w:t>N/A</w:t>
+            </w:r>
+          </w:p>
+        </w:tc>
+        <w:tc>
+          <w:tcPr>
+            <w:tcW w:w="1122" w:type="dxa"/>
+            <w:tcBorders>
+              <w:top w:val="single" w:sz="1" w:space="0" w:color="BBBBBB"/>
+              <w:left w:val="single" w:sz="1" w:space="0" w:color="BBBBBB"/>
+              <w:bottom w:val="single" w:sz="1" w:space="0" w:color="BBBBBB"/>
+              <w:right w:val="single" w:sz="1" w:space="0" w:color="BBBBBB"/>
+            </w:tcBorders>
+            <w:shd w:val="clear" w:color="auto" w:fill="F5F5F5"/>
+            <w:tcMar>
+              <w:top w:w="60" w:type="dxa"/>
+              <w:left w:w="80" w:type="dxa"/>
+              <w:bottom w:w="60" w:type="dxa"/>
+              <w:right w:w="80" w:type="dxa"/>
+            </w:tcMar>
+            <w:vAlign w:val="center"/>
+          </w:tcPr>
+          <w:p>
+            <w:pPr>
+              <w:jc w:val="center"/>
+            </w:pPr>
+            <w:r>
+              <w:rPr>
+                <w:color w:val="AAAAAA"/>
+                <w:sz w:val="18"/>
+                <w:szCs w:val="18"/>
+              </w:rPr>
+              <w:t>N/A</w:t>
+            </w:r>
+          </w:p>
+        </w:tc>
+        <w:tc>
+          <w:tcPr>
+            <w:tcW w:w="1122" w:type="dxa"/>
+            <w:tcBorders>
+              <w:top w:val="single" w:sz="1" w:space="0" w:color="BBBBBB"/>
+              <w:left w:val="single" w:sz="1" w:space="0" w:color="BBBBBB"/>
+              <w:bottom w:val="single" w:sz="1" w:space="0" w:color="BBBBBB"/>
+              <w:right w:val="single" w:sz="1" w:space="0" w:color="BBBBBB"/>
+            </w:tcBorders>
+            <w:shd w:val="clear" w:color="auto" w:fill="F5F5F5"/>
+            <w:tcMar>
+              <w:top w:w="60" w:type="dxa"/>
+              <w:left w:w="80" w:type="dxa"/>
+              <w:bottom w:w="60" w:type="dxa"/>
+              <w:right w:w="80" w:type="dxa"/>
+            </w:tcMar>
+            <w:vAlign w:val="center"/>
+          </w:tcPr>
+          <w:p>
+            <w:pPr>
+              <w:jc w:val="center"/>
+            </w:pPr>
+            <w:r>
+              <w:rPr>
+                <w:color w:val="AAAAAA"/>
+                <w:sz w:val="18"/>
+                <w:szCs w:val="18"/>
+              </w:rPr>
+              <w:t>N/A</w:t>
+            </w:r>
+          </w:p>
+        </w:tc>
+        <w:tc>
+          <w:tcPr>
+            <w:tcW w:w="1122" w:type="dxa"/>
+            <w:tcBorders>
+              <w:top w:val="single" w:sz="1" w:space="0" w:color="BBBBBB"/>
+              <w:left w:val="single" w:sz="1" w:space="0" w:color="BBBBBB"/>
+              <w:bottom w:val="single" w:sz="1" w:space="0" w:color="BBBBBB"/>
+              <w:right w:val="single" w:sz="1" w:space="0" w:color="BBBBBB"/>
+            </w:tcBorders>
+            <w:shd w:val="clear" w:color="auto" w:fill="F5F5F5"/>
+            <w:tcMar>
+              <w:top w:w="60" w:type="dxa"/>
+              <w:left w:w="80" w:type="dxa"/>
+              <w:bottom w:w="60" w:type="dxa"/>
+              <w:right w:w="80" w:type="dxa"/>
+            </w:tcMar>
+            <w:vAlign w:val="center"/>
+          </w:tcPr>
+          <w:p>
+            <w:pPr>
+              <w:jc w:val="center"/>
+            </w:pPr>
+            <w:r>
+              <w:rPr>
+                <w:color w:val="AAAAAA"/>
+                <w:sz w:val="18"/>
+                <w:szCs w:val="18"/>
+              </w:rPr>
+              <w:t>N/A</w:t>
             </w:r>
           </w:p>
         </w:tc>
@@ -5652,10 +8691,7 @@
           </w:tcPr>
           <w:p>
             <w:r>
-              <w:t>0</w:t>
-            </w:r>
-            <w:r>
-              <w:t>.00</w:t>
+              <w:t>0.00</w:t>
             </w:r>
           </w:p>
         </w:tc>
@@ -5702,6 +8738,166 @@
           <w:p>
             <w:r>
               <w:t>50.9</w:t>
+            </w:r>
+          </w:p>
+        </w:tc>
+        <w:tc>
+          <w:tcPr>
+            <w:tcW w:w="1122" w:type="dxa"/>
+            <w:tcBorders>
+              <w:top w:val="single" w:sz="1" w:space="0" w:color="BBBBBB"/>
+              <w:left w:val="single" w:sz="1" w:space="0" w:color="BBBBBB"/>
+              <w:bottom w:val="single" w:sz="1" w:space="0" w:color="BBBBBB"/>
+              <w:right w:val="single" w:sz="1" w:space="0" w:color="BBBBBB"/>
+            </w:tcBorders>
+            <w:shd w:val="clear" w:color="auto" w:fill="F5F5F5"/>
+            <w:tcMar>
+              <w:top w:w="60" w:type="dxa"/>
+              <w:left w:w="80" w:type="dxa"/>
+              <w:bottom w:w="60" w:type="dxa"/>
+              <w:right w:w="80" w:type="dxa"/>
+            </w:tcMar>
+            <w:vAlign w:val="center"/>
+          </w:tcPr>
+          <w:p>
+            <w:pPr>
+              <w:jc w:val="center"/>
+            </w:pPr>
+            <w:r>
+              <w:rPr>
+                <w:color w:val="AAAAAA"/>
+                <w:sz w:val="18"/>
+                <w:szCs w:val="18"/>
+              </w:rPr>
+              <w:t>N/A</w:t>
+            </w:r>
+          </w:p>
+        </w:tc>
+        <w:tc>
+          <w:tcPr>
+            <w:tcW w:w="1122" w:type="dxa"/>
+            <w:tcBorders>
+              <w:top w:val="single" w:sz="1" w:space="0" w:color="BBBBBB"/>
+              <w:left w:val="single" w:sz="1" w:space="0" w:color="BBBBBB"/>
+              <w:bottom w:val="single" w:sz="1" w:space="0" w:color="BBBBBB"/>
+              <w:right w:val="single" w:sz="1" w:space="0" w:color="BBBBBB"/>
+            </w:tcBorders>
+            <w:shd w:val="clear" w:color="auto" w:fill="F5F5F5"/>
+            <w:tcMar>
+              <w:top w:w="60" w:type="dxa"/>
+              <w:left w:w="80" w:type="dxa"/>
+              <w:bottom w:w="60" w:type="dxa"/>
+              <w:right w:w="80" w:type="dxa"/>
+            </w:tcMar>
+            <w:vAlign w:val="center"/>
+          </w:tcPr>
+          <w:p>
+            <w:pPr>
+              <w:jc w:val="center"/>
+            </w:pPr>
+            <w:r>
+              <w:rPr>
+                <w:color w:val="AAAAAA"/>
+                <w:sz w:val="18"/>
+                <w:szCs w:val="18"/>
+              </w:rPr>
+              <w:t>N/A</w:t>
+            </w:r>
+          </w:p>
+        </w:tc>
+        <w:tc>
+          <w:tcPr>
+            <w:tcW w:w="1122" w:type="dxa"/>
+            <w:tcBorders>
+              <w:top w:val="single" w:sz="1" w:space="0" w:color="BBBBBB"/>
+              <w:left w:val="single" w:sz="1" w:space="0" w:color="BBBBBB"/>
+              <w:bottom w:val="single" w:sz="1" w:space="0" w:color="BBBBBB"/>
+              <w:right w:val="single" w:sz="1" w:space="0" w:color="BBBBBB"/>
+            </w:tcBorders>
+            <w:shd w:val="clear" w:color="auto" w:fill="F5F5F5"/>
+            <w:tcMar>
+              <w:top w:w="60" w:type="dxa"/>
+              <w:left w:w="80" w:type="dxa"/>
+              <w:bottom w:w="60" w:type="dxa"/>
+              <w:right w:w="80" w:type="dxa"/>
+            </w:tcMar>
+            <w:vAlign w:val="center"/>
+          </w:tcPr>
+          <w:p>
+            <w:pPr>
+              <w:jc w:val="center"/>
+            </w:pPr>
+            <w:r>
+              <w:rPr>
+                <w:color w:val="AAAAAA"/>
+                <w:sz w:val="18"/>
+                <w:szCs w:val="18"/>
+              </w:rPr>
+              <w:t>N/A</w:t>
+            </w:r>
+          </w:p>
+        </w:tc>
+        <w:tc>
+          <w:tcPr>
+            <w:tcW w:w="1122" w:type="dxa"/>
+            <w:tcBorders>
+              <w:top w:val="single" w:sz="1" w:space="0" w:color="BBBBBB"/>
+              <w:left w:val="single" w:sz="1" w:space="0" w:color="BBBBBB"/>
+              <w:bottom w:val="single" w:sz="1" w:space="0" w:color="BBBBBB"/>
+              <w:right w:val="single" w:sz="1" w:space="0" w:color="BBBBBB"/>
+            </w:tcBorders>
+            <w:shd w:val="clear" w:color="auto" w:fill="F5F5F5"/>
+            <w:tcMar>
+              <w:top w:w="60" w:type="dxa"/>
+              <w:left w:w="80" w:type="dxa"/>
+              <w:bottom w:w="60" w:type="dxa"/>
+              <w:right w:w="80" w:type="dxa"/>
+            </w:tcMar>
+            <w:vAlign w:val="center"/>
+          </w:tcPr>
+          <w:p>
+            <w:pPr>
+              <w:jc w:val="center"/>
+            </w:pPr>
+            <w:r>
+              <w:rPr>
+                <w:color w:val="AAAAAA"/>
+                <w:sz w:val="18"/>
+                <w:szCs w:val="18"/>
+              </w:rPr>
+              <w:t>N/A</w:t>
+            </w:r>
+          </w:p>
+        </w:tc>
+        <w:tc>
+          <w:tcPr>
+            <w:tcW w:w="1122" w:type="dxa"/>
+            <w:tcBorders>
+              <w:top w:val="single" w:sz="1" w:space="0" w:color="BBBBBB"/>
+              <w:left w:val="single" w:sz="1" w:space="0" w:color="BBBBBB"/>
+              <w:bottom w:val="single" w:sz="1" w:space="0" w:color="BBBBBB"/>
+              <w:right w:val="single" w:sz="1" w:space="0" w:color="BBBBBB"/>
+            </w:tcBorders>
+            <w:shd w:val="clear" w:color="auto" w:fill="F5F5F5"/>
+            <w:tcMar>
+              <w:top w:w="60" w:type="dxa"/>
+              <w:left w:w="80" w:type="dxa"/>
+              <w:bottom w:w="60" w:type="dxa"/>
+              <w:right w:w="80" w:type="dxa"/>
+            </w:tcMar>
+            <w:vAlign w:val="center"/>
+          </w:tcPr>
+          <w:p>
+            <w:pPr>
+              <w:jc w:val="center"/>
+            </w:pPr>
+            <w:r>
+              <w:rPr>
+                <w:color w:val="AAAAAA"/>
+                <w:sz w:val="18"/>
+                <w:szCs w:val="18"/>
+              </w:rPr>
+              <w:t>N/A</w:t>
             </w:r>
           </w:p>
         </w:tc>
@@ -5819,10 +9015,7 @@
           </w:tcPr>
           <w:p>
             <w:r>
-              <w:t>0</w:t>
-            </w:r>
-            <w:r>
-              <w:t>.00</w:t>
+              <w:t>0.00</w:t>
             </w:r>
           </w:p>
         </w:tc>
@@ -5937,10 +9130,7 @@
           </w:tcPr>
           <w:p>
             <w:r>
-              <w:t>0</w:t>
-            </w:r>
-            <w:r>
-              <w:t>.00</w:t>
+              <w:t>0.00</w:t>
             </w:r>
           </w:p>
         </w:tc>
@@ -5987,6 +9177,166 @@
           <w:p>
             <w:r>
               <w:t>2138.93</w:t>
+            </w:r>
+          </w:p>
+        </w:tc>
+        <w:tc>
+          <w:tcPr>
+            <w:tcW w:w="1122" w:type="dxa"/>
+            <w:tcBorders>
+              <w:top w:val="single" w:sz="1" w:space="0" w:color="BBBBBB"/>
+              <w:left w:val="single" w:sz="1" w:space="0" w:color="BBBBBB"/>
+              <w:bottom w:val="single" w:sz="1" w:space="0" w:color="BBBBBB"/>
+              <w:right w:val="single" w:sz="1" w:space="0" w:color="BBBBBB"/>
+            </w:tcBorders>
+            <w:shd w:val="clear" w:color="auto" w:fill="F5F5F5"/>
+            <w:tcMar>
+              <w:top w:w="60" w:type="dxa"/>
+              <w:left w:w="80" w:type="dxa"/>
+              <w:bottom w:w="60" w:type="dxa"/>
+              <w:right w:w="80" w:type="dxa"/>
+            </w:tcMar>
+            <w:vAlign w:val="center"/>
+          </w:tcPr>
+          <w:p>
+            <w:pPr>
+              <w:jc w:val="center"/>
+            </w:pPr>
+            <w:r>
+              <w:rPr>
+                <w:color w:val="AAAAAA"/>
+                <w:sz w:val="18"/>
+                <w:szCs w:val="18"/>
+              </w:rPr>
+              <w:t>N/A</w:t>
+            </w:r>
+          </w:p>
+        </w:tc>
+        <w:tc>
+          <w:tcPr>
+            <w:tcW w:w="1122" w:type="dxa"/>
+            <w:tcBorders>
+              <w:top w:val="single" w:sz="1" w:space="0" w:color="BBBBBB"/>
+              <w:left w:val="single" w:sz="1" w:space="0" w:color="BBBBBB"/>
+              <w:bottom w:val="single" w:sz="1" w:space="0" w:color="BBBBBB"/>
+              <w:right w:val="single" w:sz="1" w:space="0" w:color="BBBBBB"/>
+            </w:tcBorders>
+            <w:shd w:val="clear" w:color="auto" w:fill="F5F5F5"/>
+            <w:tcMar>
+              <w:top w:w="60" w:type="dxa"/>
+              <w:left w:w="80" w:type="dxa"/>
+              <w:bottom w:w="60" w:type="dxa"/>
+              <w:right w:w="80" w:type="dxa"/>
+            </w:tcMar>
+            <w:vAlign w:val="center"/>
+          </w:tcPr>
+          <w:p>
+            <w:pPr>
+              <w:jc w:val="center"/>
+            </w:pPr>
+            <w:r>
+              <w:rPr>
+                <w:color w:val="AAAAAA"/>
+                <w:sz w:val="18"/>
+                <w:szCs w:val="18"/>
+              </w:rPr>
+              <w:t>N/A</w:t>
+            </w:r>
+          </w:p>
+        </w:tc>
+        <w:tc>
+          <w:tcPr>
+            <w:tcW w:w="1122" w:type="dxa"/>
+            <w:tcBorders>
+              <w:top w:val="single" w:sz="1" w:space="0" w:color="BBBBBB"/>
+              <w:left w:val="single" w:sz="1" w:space="0" w:color="BBBBBB"/>
+              <w:bottom w:val="single" w:sz="1" w:space="0" w:color="BBBBBB"/>
+              <w:right w:val="single" w:sz="1" w:space="0" w:color="BBBBBB"/>
+            </w:tcBorders>
+            <w:shd w:val="clear" w:color="auto" w:fill="F5F5F5"/>
+            <w:tcMar>
+              <w:top w:w="60" w:type="dxa"/>
+              <w:left w:w="80" w:type="dxa"/>
+              <w:bottom w:w="60" w:type="dxa"/>
+              <w:right w:w="80" w:type="dxa"/>
+            </w:tcMar>
+            <w:vAlign w:val="center"/>
+          </w:tcPr>
+          <w:p>
+            <w:pPr>
+              <w:jc w:val="center"/>
+            </w:pPr>
+            <w:r>
+              <w:rPr>
+                <w:color w:val="AAAAAA"/>
+                <w:sz w:val="18"/>
+                <w:szCs w:val="18"/>
+              </w:rPr>
+              <w:t>N/A</w:t>
+            </w:r>
+          </w:p>
+        </w:tc>
+        <w:tc>
+          <w:tcPr>
+            <w:tcW w:w="1122" w:type="dxa"/>
+            <w:tcBorders>
+              <w:top w:val="single" w:sz="1" w:space="0" w:color="BBBBBB"/>
+              <w:left w:val="single" w:sz="1" w:space="0" w:color="BBBBBB"/>
+              <w:bottom w:val="single" w:sz="1" w:space="0" w:color="BBBBBB"/>
+              <w:right w:val="single" w:sz="1" w:space="0" w:color="BBBBBB"/>
+            </w:tcBorders>
+            <w:shd w:val="clear" w:color="auto" w:fill="F5F5F5"/>
+            <w:tcMar>
+              <w:top w:w="60" w:type="dxa"/>
+              <w:left w:w="80" w:type="dxa"/>
+              <w:bottom w:w="60" w:type="dxa"/>
+              <w:right w:w="80" w:type="dxa"/>
+            </w:tcMar>
+            <w:vAlign w:val="center"/>
+          </w:tcPr>
+          <w:p>
+            <w:pPr>
+              <w:jc w:val="center"/>
+            </w:pPr>
+            <w:r>
+              <w:rPr>
+                <w:color w:val="AAAAAA"/>
+                <w:sz w:val="18"/>
+                <w:szCs w:val="18"/>
+              </w:rPr>
+              <w:t>N/A</w:t>
+            </w:r>
+          </w:p>
+        </w:tc>
+        <w:tc>
+          <w:tcPr>
+            <w:tcW w:w="1122" w:type="dxa"/>
+            <w:tcBorders>
+              <w:top w:val="single" w:sz="1" w:space="0" w:color="BBBBBB"/>
+              <w:left w:val="single" w:sz="1" w:space="0" w:color="BBBBBB"/>
+              <w:bottom w:val="single" w:sz="1" w:space="0" w:color="BBBBBB"/>
+              <w:right w:val="single" w:sz="1" w:space="0" w:color="BBBBBB"/>
+            </w:tcBorders>
+            <w:shd w:val="clear" w:color="auto" w:fill="F5F5F5"/>
+            <w:tcMar>
+              <w:top w:w="60" w:type="dxa"/>
+              <w:left w:w="80" w:type="dxa"/>
+              <w:bottom w:w="60" w:type="dxa"/>
+              <w:right w:w="80" w:type="dxa"/>
+            </w:tcMar>
+            <w:vAlign w:val="center"/>
+          </w:tcPr>
+          <w:p>
+            <w:pPr>
+              <w:jc w:val="center"/>
+            </w:pPr>
+            <w:r>
+              <w:rPr>
+                <w:color w:val="AAAAAA"/>
+                <w:sz w:val="18"/>
+                <w:szCs w:val="18"/>
+              </w:rPr>
+              <w:t>N/A</w:t>
             </w:r>
           </w:p>
         </w:tc>
@@ -6012,13 +9362,23 @@
             <w:vAlign w:val="center"/>
           </w:tcPr>
           <w:p>
+            <w:proofErr w:type="spellStart"/>
             <w:r>
               <w:rPr>
                 <w:color w:val="111111"/>
                 <w:sz w:val="18"/>
                 <w:szCs w:val="18"/>
               </w:rPr>
-              <w:t>SparseGPT + GPTQ</w:t>
+              <w:t>SparseGPT</w:t>
+            </w:r>
+            <w:proofErr w:type="spellEnd"/>
+            <w:r>
+              <w:rPr>
+                <w:color w:val="111111"/>
+                <w:sz w:val="18"/>
+                <w:szCs w:val="18"/>
+              </w:rPr>
+              <w:t xml:space="preserve"> + GPTQ</w:t>
             </w:r>
           </w:p>
         </w:tc>
@@ -6286,6 +9646,166 @@
             </w:r>
           </w:p>
         </w:tc>
+        <w:tc>
+          <w:tcPr>
+            <w:tcW w:w="1122" w:type="dxa"/>
+            <w:tcBorders>
+              <w:top w:val="single" w:sz="1" w:space="0" w:color="BBBBBB"/>
+              <w:left w:val="single" w:sz="1" w:space="0" w:color="BBBBBB"/>
+              <w:bottom w:val="single" w:sz="1" w:space="0" w:color="BBBBBB"/>
+              <w:right w:val="single" w:sz="1" w:space="0" w:color="BBBBBB"/>
+            </w:tcBorders>
+            <w:shd w:val="clear" w:color="auto" w:fill="F5F5F5"/>
+            <w:tcMar>
+              <w:top w:w="60" w:type="dxa"/>
+              <w:left w:w="80" w:type="dxa"/>
+              <w:bottom w:w="60" w:type="dxa"/>
+              <w:right w:w="80" w:type="dxa"/>
+            </w:tcMar>
+            <w:vAlign w:val="center"/>
+          </w:tcPr>
+          <w:p>
+            <w:pPr>
+              <w:jc w:val="center"/>
+            </w:pPr>
+            <w:r>
+              <w:rPr>
+                <w:color w:val="AAAAAA"/>
+                <w:sz w:val="18"/>
+                <w:szCs w:val="18"/>
+              </w:rPr>
+              <w:t>N/A</w:t>
+            </w:r>
+          </w:p>
+        </w:tc>
+        <w:tc>
+          <w:tcPr>
+            <w:tcW w:w="1122" w:type="dxa"/>
+            <w:tcBorders>
+              <w:top w:val="single" w:sz="1" w:space="0" w:color="BBBBBB"/>
+              <w:left w:val="single" w:sz="1" w:space="0" w:color="BBBBBB"/>
+              <w:bottom w:val="single" w:sz="1" w:space="0" w:color="BBBBBB"/>
+              <w:right w:val="single" w:sz="1" w:space="0" w:color="BBBBBB"/>
+            </w:tcBorders>
+            <w:shd w:val="clear" w:color="auto" w:fill="F5F5F5"/>
+            <w:tcMar>
+              <w:top w:w="60" w:type="dxa"/>
+              <w:left w:w="80" w:type="dxa"/>
+              <w:bottom w:w="60" w:type="dxa"/>
+              <w:right w:w="80" w:type="dxa"/>
+            </w:tcMar>
+            <w:vAlign w:val="center"/>
+          </w:tcPr>
+          <w:p>
+            <w:pPr>
+              <w:jc w:val="center"/>
+            </w:pPr>
+            <w:r>
+              <w:rPr>
+                <w:color w:val="AAAAAA"/>
+                <w:sz w:val="18"/>
+                <w:szCs w:val="18"/>
+              </w:rPr>
+              <w:t>N/A</w:t>
+            </w:r>
+          </w:p>
+        </w:tc>
+        <w:tc>
+          <w:tcPr>
+            <w:tcW w:w="1122" w:type="dxa"/>
+            <w:tcBorders>
+              <w:top w:val="single" w:sz="1" w:space="0" w:color="BBBBBB"/>
+              <w:left w:val="single" w:sz="1" w:space="0" w:color="BBBBBB"/>
+              <w:bottom w:val="single" w:sz="1" w:space="0" w:color="BBBBBB"/>
+              <w:right w:val="single" w:sz="1" w:space="0" w:color="BBBBBB"/>
+            </w:tcBorders>
+            <w:shd w:val="clear" w:color="auto" w:fill="F5F5F5"/>
+            <w:tcMar>
+              <w:top w:w="60" w:type="dxa"/>
+              <w:left w:w="80" w:type="dxa"/>
+              <w:bottom w:w="60" w:type="dxa"/>
+              <w:right w:w="80" w:type="dxa"/>
+            </w:tcMar>
+            <w:vAlign w:val="center"/>
+          </w:tcPr>
+          <w:p>
+            <w:pPr>
+              <w:jc w:val="center"/>
+            </w:pPr>
+            <w:r>
+              <w:rPr>
+                <w:color w:val="AAAAAA"/>
+                <w:sz w:val="18"/>
+                <w:szCs w:val="18"/>
+              </w:rPr>
+              <w:t>N/A</w:t>
+            </w:r>
+          </w:p>
+        </w:tc>
+        <w:tc>
+          <w:tcPr>
+            <w:tcW w:w="1122" w:type="dxa"/>
+            <w:tcBorders>
+              <w:top w:val="single" w:sz="1" w:space="0" w:color="BBBBBB"/>
+              <w:left w:val="single" w:sz="1" w:space="0" w:color="BBBBBB"/>
+              <w:bottom w:val="single" w:sz="1" w:space="0" w:color="BBBBBB"/>
+              <w:right w:val="single" w:sz="1" w:space="0" w:color="BBBBBB"/>
+            </w:tcBorders>
+            <w:shd w:val="clear" w:color="auto" w:fill="F5F5F5"/>
+            <w:tcMar>
+              <w:top w:w="60" w:type="dxa"/>
+              <w:left w:w="80" w:type="dxa"/>
+              <w:bottom w:w="60" w:type="dxa"/>
+              <w:right w:w="80" w:type="dxa"/>
+            </w:tcMar>
+            <w:vAlign w:val="center"/>
+          </w:tcPr>
+          <w:p>
+            <w:pPr>
+              <w:jc w:val="center"/>
+            </w:pPr>
+            <w:r>
+              <w:rPr>
+                <w:color w:val="AAAAAA"/>
+                <w:sz w:val="18"/>
+                <w:szCs w:val="18"/>
+              </w:rPr>
+              <w:t>N/A</w:t>
+            </w:r>
+          </w:p>
+        </w:tc>
+        <w:tc>
+          <w:tcPr>
+            <w:tcW w:w="1122" w:type="dxa"/>
+            <w:tcBorders>
+              <w:top w:val="single" w:sz="1" w:space="0" w:color="BBBBBB"/>
+              <w:left w:val="single" w:sz="1" w:space="0" w:color="BBBBBB"/>
+              <w:bottom w:val="single" w:sz="1" w:space="0" w:color="BBBBBB"/>
+              <w:right w:val="single" w:sz="1" w:space="0" w:color="BBBBBB"/>
+            </w:tcBorders>
+            <w:shd w:val="clear" w:color="auto" w:fill="F5F5F5"/>
+            <w:tcMar>
+              <w:top w:w="60" w:type="dxa"/>
+              <w:left w:w="80" w:type="dxa"/>
+              <w:bottom w:w="60" w:type="dxa"/>
+              <w:right w:w="80" w:type="dxa"/>
+            </w:tcMar>
+            <w:vAlign w:val="center"/>
+          </w:tcPr>
+          <w:p>
+            <w:pPr>
+              <w:jc w:val="center"/>
+            </w:pPr>
+            <w:r>
+              <w:rPr>
+                <w:color w:val="AAAAAA"/>
+                <w:sz w:val="18"/>
+                <w:szCs w:val="18"/>
+              </w:rPr>
+              <w:t>N/A</w:t>
+            </w:r>
+          </w:p>
+        </w:tc>
       </w:tr>
       <w:tr>
         <w:tc>
@@ -6565,6 +10085,166 @@
             </w:r>
           </w:p>
         </w:tc>
+        <w:tc>
+          <w:tcPr>
+            <w:tcW w:w="1122" w:type="dxa"/>
+            <w:tcBorders>
+              <w:top w:val="single" w:sz="1" w:space="0" w:color="BBBBBB"/>
+              <w:left w:val="single" w:sz="1" w:space="0" w:color="BBBBBB"/>
+              <w:bottom w:val="single" w:sz="1" w:space="0" w:color="BBBBBB"/>
+              <w:right w:val="single" w:sz="1" w:space="0" w:color="BBBBBB"/>
+            </w:tcBorders>
+            <w:shd w:val="clear" w:color="auto" w:fill="F5F5F5"/>
+            <w:tcMar>
+              <w:top w:w="60" w:type="dxa"/>
+              <w:left w:w="80" w:type="dxa"/>
+              <w:bottom w:w="60" w:type="dxa"/>
+              <w:right w:w="80" w:type="dxa"/>
+            </w:tcMar>
+            <w:vAlign w:val="center"/>
+          </w:tcPr>
+          <w:p>
+            <w:pPr>
+              <w:jc w:val="center"/>
+            </w:pPr>
+            <w:r>
+              <w:rPr>
+                <w:color w:val="AAAAAA"/>
+                <w:sz w:val="18"/>
+                <w:szCs w:val="18"/>
+              </w:rPr>
+              <w:t>N/A</w:t>
+            </w:r>
+          </w:p>
+        </w:tc>
+        <w:tc>
+          <w:tcPr>
+            <w:tcW w:w="1122" w:type="dxa"/>
+            <w:tcBorders>
+              <w:top w:val="single" w:sz="1" w:space="0" w:color="BBBBBB"/>
+              <w:left w:val="single" w:sz="1" w:space="0" w:color="BBBBBB"/>
+              <w:bottom w:val="single" w:sz="1" w:space="0" w:color="BBBBBB"/>
+              <w:right w:val="single" w:sz="1" w:space="0" w:color="BBBBBB"/>
+            </w:tcBorders>
+            <w:shd w:val="clear" w:color="auto" w:fill="F5F5F5"/>
+            <w:tcMar>
+              <w:top w:w="60" w:type="dxa"/>
+              <w:left w:w="80" w:type="dxa"/>
+              <w:bottom w:w="60" w:type="dxa"/>
+              <w:right w:w="80" w:type="dxa"/>
+            </w:tcMar>
+            <w:vAlign w:val="center"/>
+          </w:tcPr>
+          <w:p>
+            <w:pPr>
+              <w:jc w:val="center"/>
+            </w:pPr>
+            <w:r>
+              <w:rPr>
+                <w:color w:val="AAAAAA"/>
+                <w:sz w:val="18"/>
+                <w:szCs w:val="18"/>
+              </w:rPr>
+              <w:t>N/A</w:t>
+            </w:r>
+          </w:p>
+        </w:tc>
+        <w:tc>
+          <w:tcPr>
+            <w:tcW w:w="1122" w:type="dxa"/>
+            <w:tcBorders>
+              <w:top w:val="single" w:sz="1" w:space="0" w:color="BBBBBB"/>
+              <w:left w:val="single" w:sz="1" w:space="0" w:color="BBBBBB"/>
+              <w:bottom w:val="single" w:sz="1" w:space="0" w:color="BBBBBB"/>
+              <w:right w:val="single" w:sz="1" w:space="0" w:color="BBBBBB"/>
+            </w:tcBorders>
+            <w:shd w:val="clear" w:color="auto" w:fill="F5F5F5"/>
+            <w:tcMar>
+              <w:top w:w="60" w:type="dxa"/>
+              <w:left w:w="80" w:type="dxa"/>
+              <w:bottom w:w="60" w:type="dxa"/>
+              <w:right w:w="80" w:type="dxa"/>
+            </w:tcMar>
+            <w:vAlign w:val="center"/>
+          </w:tcPr>
+          <w:p>
+            <w:pPr>
+              <w:jc w:val="center"/>
+            </w:pPr>
+            <w:r>
+              <w:rPr>
+                <w:color w:val="AAAAAA"/>
+                <w:sz w:val="18"/>
+                <w:szCs w:val="18"/>
+              </w:rPr>
+              <w:t>N/A</w:t>
+            </w:r>
+          </w:p>
+        </w:tc>
+        <w:tc>
+          <w:tcPr>
+            <w:tcW w:w="1122" w:type="dxa"/>
+            <w:tcBorders>
+              <w:top w:val="single" w:sz="1" w:space="0" w:color="BBBBBB"/>
+              <w:left w:val="single" w:sz="1" w:space="0" w:color="BBBBBB"/>
+              <w:bottom w:val="single" w:sz="1" w:space="0" w:color="BBBBBB"/>
+              <w:right w:val="single" w:sz="1" w:space="0" w:color="BBBBBB"/>
+            </w:tcBorders>
+            <w:shd w:val="clear" w:color="auto" w:fill="F5F5F5"/>
+            <w:tcMar>
+              <w:top w:w="60" w:type="dxa"/>
+              <w:left w:w="80" w:type="dxa"/>
+              <w:bottom w:w="60" w:type="dxa"/>
+              <w:right w:w="80" w:type="dxa"/>
+            </w:tcMar>
+            <w:vAlign w:val="center"/>
+          </w:tcPr>
+          <w:p>
+            <w:pPr>
+              <w:jc w:val="center"/>
+            </w:pPr>
+            <w:r>
+              <w:rPr>
+                <w:color w:val="AAAAAA"/>
+                <w:sz w:val="18"/>
+                <w:szCs w:val="18"/>
+              </w:rPr>
+              <w:t>N/A</w:t>
+            </w:r>
+          </w:p>
+        </w:tc>
+        <w:tc>
+          <w:tcPr>
+            <w:tcW w:w="1122" w:type="dxa"/>
+            <w:tcBorders>
+              <w:top w:val="single" w:sz="1" w:space="0" w:color="BBBBBB"/>
+              <w:left w:val="single" w:sz="1" w:space="0" w:color="BBBBBB"/>
+              <w:bottom w:val="single" w:sz="1" w:space="0" w:color="BBBBBB"/>
+              <w:right w:val="single" w:sz="1" w:space="0" w:color="BBBBBB"/>
+            </w:tcBorders>
+            <w:shd w:val="clear" w:color="auto" w:fill="F5F5F5"/>
+            <w:tcMar>
+              <w:top w:w="60" w:type="dxa"/>
+              <w:left w:w="80" w:type="dxa"/>
+              <w:bottom w:w="60" w:type="dxa"/>
+              <w:right w:w="80" w:type="dxa"/>
+            </w:tcMar>
+            <w:vAlign w:val="center"/>
+          </w:tcPr>
+          <w:p>
+            <w:pPr>
+              <w:jc w:val="center"/>
+            </w:pPr>
+            <w:r>
+              <w:rPr>
+                <w:color w:val="AAAAAA"/>
+                <w:sz w:val="18"/>
+                <w:szCs w:val="18"/>
+              </w:rPr>
+              <w:t>N/A</w:t>
+            </w:r>
+          </w:p>
+        </w:tc>
       </w:tr>
       <w:tr>
         <w:tc>
@@ -6841,6 +10521,166 @@
           <w:p>
             <w:r>
               <w:t>1468.36</w:t>
+            </w:r>
+          </w:p>
+        </w:tc>
+        <w:tc>
+          <w:tcPr>
+            <w:tcW w:w="1122" w:type="dxa"/>
+            <w:tcBorders>
+              <w:top w:val="single" w:sz="1" w:space="0" w:color="BBBBBB"/>
+              <w:left w:val="single" w:sz="1" w:space="0" w:color="BBBBBB"/>
+              <w:bottom w:val="single" w:sz="1" w:space="0" w:color="BBBBBB"/>
+              <w:right w:val="single" w:sz="1" w:space="0" w:color="BBBBBB"/>
+            </w:tcBorders>
+            <w:shd w:val="clear" w:color="auto" w:fill="F5F5F5"/>
+            <w:tcMar>
+              <w:top w:w="60" w:type="dxa"/>
+              <w:left w:w="80" w:type="dxa"/>
+              <w:bottom w:w="60" w:type="dxa"/>
+              <w:right w:w="80" w:type="dxa"/>
+            </w:tcMar>
+            <w:vAlign w:val="center"/>
+          </w:tcPr>
+          <w:p>
+            <w:pPr>
+              <w:jc w:val="center"/>
+            </w:pPr>
+            <w:r>
+              <w:rPr>
+                <w:color w:val="AAAAAA"/>
+                <w:sz w:val="18"/>
+                <w:szCs w:val="18"/>
+              </w:rPr>
+              <w:t>N/A</w:t>
+            </w:r>
+          </w:p>
+        </w:tc>
+        <w:tc>
+          <w:tcPr>
+            <w:tcW w:w="1122" w:type="dxa"/>
+            <w:tcBorders>
+              <w:top w:val="single" w:sz="1" w:space="0" w:color="BBBBBB"/>
+              <w:left w:val="single" w:sz="1" w:space="0" w:color="BBBBBB"/>
+              <w:bottom w:val="single" w:sz="1" w:space="0" w:color="BBBBBB"/>
+              <w:right w:val="single" w:sz="1" w:space="0" w:color="BBBBBB"/>
+            </w:tcBorders>
+            <w:shd w:val="clear" w:color="auto" w:fill="F5F5F5"/>
+            <w:tcMar>
+              <w:top w:w="60" w:type="dxa"/>
+              <w:left w:w="80" w:type="dxa"/>
+              <w:bottom w:w="60" w:type="dxa"/>
+              <w:right w:w="80" w:type="dxa"/>
+            </w:tcMar>
+            <w:vAlign w:val="center"/>
+          </w:tcPr>
+          <w:p>
+            <w:pPr>
+              <w:jc w:val="center"/>
+            </w:pPr>
+            <w:r>
+              <w:rPr>
+                <w:color w:val="AAAAAA"/>
+                <w:sz w:val="18"/>
+                <w:szCs w:val="18"/>
+              </w:rPr>
+              <w:t>N/A</w:t>
+            </w:r>
+          </w:p>
+        </w:tc>
+        <w:tc>
+          <w:tcPr>
+            <w:tcW w:w="1122" w:type="dxa"/>
+            <w:tcBorders>
+              <w:top w:val="single" w:sz="1" w:space="0" w:color="BBBBBB"/>
+              <w:left w:val="single" w:sz="1" w:space="0" w:color="BBBBBB"/>
+              <w:bottom w:val="single" w:sz="1" w:space="0" w:color="BBBBBB"/>
+              <w:right w:val="single" w:sz="1" w:space="0" w:color="BBBBBB"/>
+            </w:tcBorders>
+            <w:shd w:val="clear" w:color="auto" w:fill="F5F5F5"/>
+            <w:tcMar>
+              <w:top w:w="60" w:type="dxa"/>
+              <w:left w:w="80" w:type="dxa"/>
+              <w:bottom w:w="60" w:type="dxa"/>
+              <w:right w:w="80" w:type="dxa"/>
+            </w:tcMar>
+            <w:vAlign w:val="center"/>
+          </w:tcPr>
+          <w:p>
+            <w:pPr>
+              <w:jc w:val="center"/>
+            </w:pPr>
+            <w:r>
+              <w:rPr>
+                <w:color w:val="AAAAAA"/>
+                <w:sz w:val="18"/>
+                <w:szCs w:val="18"/>
+              </w:rPr>
+              <w:t>N/A</w:t>
+            </w:r>
+          </w:p>
+        </w:tc>
+        <w:tc>
+          <w:tcPr>
+            <w:tcW w:w="1122" w:type="dxa"/>
+            <w:tcBorders>
+              <w:top w:val="single" w:sz="1" w:space="0" w:color="BBBBBB"/>
+              <w:left w:val="single" w:sz="1" w:space="0" w:color="BBBBBB"/>
+              <w:bottom w:val="single" w:sz="1" w:space="0" w:color="BBBBBB"/>
+              <w:right w:val="single" w:sz="1" w:space="0" w:color="BBBBBB"/>
+            </w:tcBorders>
+            <w:shd w:val="clear" w:color="auto" w:fill="F5F5F5"/>
+            <w:tcMar>
+              <w:top w:w="60" w:type="dxa"/>
+              <w:left w:w="80" w:type="dxa"/>
+              <w:bottom w:w="60" w:type="dxa"/>
+              <w:right w:w="80" w:type="dxa"/>
+            </w:tcMar>
+            <w:vAlign w:val="center"/>
+          </w:tcPr>
+          <w:p>
+            <w:pPr>
+              <w:jc w:val="center"/>
+            </w:pPr>
+            <w:r>
+              <w:rPr>
+                <w:color w:val="AAAAAA"/>
+                <w:sz w:val="18"/>
+                <w:szCs w:val="18"/>
+              </w:rPr>
+              <w:t>N/A</w:t>
+            </w:r>
+          </w:p>
+        </w:tc>
+        <w:tc>
+          <w:tcPr>
+            <w:tcW w:w="1122" w:type="dxa"/>
+            <w:tcBorders>
+              <w:top w:val="single" w:sz="1" w:space="0" w:color="BBBBBB"/>
+              <w:left w:val="single" w:sz="1" w:space="0" w:color="BBBBBB"/>
+              <w:bottom w:val="single" w:sz="1" w:space="0" w:color="BBBBBB"/>
+              <w:right w:val="single" w:sz="1" w:space="0" w:color="BBBBBB"/>
+            </w:tcBorders>
+            <w:shd w:val="clear" w:color="auto" w:fill="F5F5F5"/>
+            <w:tcMar>
+              <w:top w:w="60" w:type="dxa"/>
+              <w:left w:w="80" w:type="dxa"/>
+              <w:bottom w:w="60" w:type="dxa"/>
+              <w:right w:w="80" w:type="dxa"/>
+            </w:tcMar>
+            <w:vAlign w:val="center"/>
+          </w:tcPr>
+          <w:p>
+            <w:pPr>
+              <w:jc w:val="center"/>
+            </w:pPr>
+            <w:r>
+              <w:rPr>
+                <w:color w:val="AAAAAA"/>
+                <w:sz w:val="18"/>
+                <w:szCs w:val="18"/>
+              </w:rPr>
+              <w:t>N/A</w:t>
             </w:r>
           </w:p>
         </w:tc>

--- a/Evaluations/BenchmarkEvaluations/Benchmark Comparison.docx
+++ b/Evaluations/BenchmarkEvaluations/Benchmark Comparison.docx
@@ -21,6 +21,7 @@
       <w:pPr>
         <w:spacing w:after="280"/>
       </w:pPr>
+      <w:proofErr w:type="spellStart"/>
       <w:r>
         <w:rPr>
           <w:i/>
@@ -29,7 +30,40 @@
           <w:sz w:val="18"/>
           <w:szCs w:val="18"/>
         </w:rPr>
-        <w:t>LLaMA 3.2-3B-Instruct vs Qwen3-4B (non-thinking) vs TinyLlama-1.1B-Chat-v1.0  ·  Baseline, Pruning, Quantization, Hybrid</w:t>
+        <w:t>LLaMA</w:t>
+      </w:r>
+      <w:proofErr w:type="spellEnd"/>
+      <w:r>
+        <w:rPr>
+          <w:i/>
+          <w:iCs/>
+          <w:color w:val="666666"/>
+          <w:sz w:val="18"/>
+          <w:szCs w:val="18"/>
+        </w:rPr>
+        <w:t xml:space="preserve"> 3.2-3B-Instruct vs Qwen3-4B (non-thinking) vs TinyLlama-1.1B-Chat-v1.</w:t>
+      </w:r>
+      <w:proofErr w:type="gramStart"/>
+      <w:r>
+        <w:rPr>
+          <w:i/>
+          <w:iCs/>
+          <w:color w:val="666666"/>
+          <w:sz w:val="18"/>
+          <w:szCs w:val="18"/>
+        </w:rPr>
+        <w:t>0  ·</w:t>
+      </w:r>
+      <w:proofErr w:type="gramEnd"/>
+      <w:r>
+        <w:rPr>
+          <w:i/>
+          <w:iCs/>
+          <w:color w:val="666666"/>
+          <w:sz w:val="18"/>
+          <w:szCs w:val="18"/>
+        </w:rPr>
+        <w:t xml:space="preserve">  Baseline, Pruning, Quantization, Hybrid</w:t>
       </w:r>
     </w:p>
     <w:tbl>
@@ -161,13 +195,23 @@
             <w:pPr>
               <w:jc w:val="center"/>
             </w:pPr>
+            <w:proofErr w:type="spellStart"/>
             <w:r>
               <w:rPr>
                 <w:b/>
                 <w:bCs/>
                 <w:color w:val="0D3B6E"/>
               </w:rPr>
-              <w:t>LLaMA 3.2-3B-Instruct</w:t>
+              <w:t>LLaMA</w:t>
+            </w:r>
+            <w:proofErr w:type="spellEnd"/>
+            <w:r>
+              <w:rPr>
+                <w:b/>
+                <w:bCs/>
+                <w:color w:val="0D3B6E"/>
+              </w:rPr>
+              <w:t xml:space="preserve"> 3.2-3B-Instruct</w:t>
             </w:r>
           </w:p>
         </w:tc>
@@ -549,6 +593,7 @@
             <w:pPr>
               <w:jc w:val="center"/>
             </w:pPr>
+            <w:proofErr w:type="spellStart"/>
             <w:r>
               <w:rPr>
                 <w:b/>
@@ -559,6 +604,7 @@
               </w:rPr>
               <w:t>IFEval</w:t>
             </w:r>
+            <w:proofErr w:type="spellEnd"/>
           </w:p>
         </w:tc>
         <w:tc>
@@ -591,8 +637,9 @@
                 <w:sz w:val="17"/>
                 <w:szCs w:val="17"/>
               </w:rPr>
-              <w:t>GSM8K CoT</w:t>
-            </w:r>
+              <w:t xml:space="preserve">GSM8K </w:t>
+            </w:r>
+            <w:proofErr w:type="spellStart"/>
             <w:r>
               <w:rPr>
                 <w:b/>
@@ -601,33 +648,9 @@
                 <w:sz w:val="17"/>
                 <w:szCs w:val="17"/>
               </w:rPr>
-              <w:br/>
-              <w:t>(8-shot)</w:t>
-            </w:r>
-          </w:p>
-        </w:tc>
-        <w:tc>
-          <w:tcPr>
-            <w:tcW w:w="1122" w:type="dxa"/>
-            <w:tcBorders>
-              <w:top w:val="single" w:sz="4" w:space="0" w:color="BBBBBB"/>
-              <w:left w:val="single" w:sz="4" w:space="0" w:color="BBBBBB"/>
-              <w:bottom w:val="single" w:sz="4" w:space="0" w:color="BBBBBB"/>
-              <w:right w:val="single" w:sz="4" w:space="0" w:color="BBBBBB"/>
-            </w:tcBorders>
-            <w:shd w:val="clear" w:color="auto" w:fill="F2F2EE"/>
-            <w:tcMar>
-              <w:top w:w="80" w:type="dxa"/>
-              <w:left w:w="60" w:type="dxa"/>
-              <w:bottom w:w="80" w:type="dxa"/>
-              <w:right w:w="60" w:type="dxa"/>
-            </w:tcMar>
-            <w:vAlign w:val="center"/>
-          </w:tcPr>
-          <w:p>
-            <w:pPr>
-              <w:jc w:val="center"/>
-            </w:pPr>
+              <w:t>CoT</w:t>
+            </w:r>
+            <w:proofErr w:type="spellEnd"/>
             <w:r>
               <w:rPr>
                 <w:b/>
@@ -636,7 +659,8 @@
                 <w:sz w:val="17"/>
                 <w:szCs w:val="17"/>
               </w:rPr>
-              <w:t>ARC-C</w:t>
+              <w:br/>
+              <w:t>(8-shot)</w:t>
             </w:r>
           </w:p>
         </w:tc>
@@ -661,8 +685,6 @@
           <w:p>
             <w:pPr>
               <w:jc w:val="center"/>
-            </w:pPr>
-            <w:r>
               <w:rPr>
                 <w:b/>
                 <w:bCs/>
@@ -670,8 +692,7 @@
                 <w:sz w:val="17"/>
                 <w:szCs w:val="17"/>
               </w:rPr>
-              <w:t>PPL ↓</w:t>
-            </w:r>
+            </w:pPr>
             <w:r>
               <w:rPr>
                 <w:b/>
@@ -680,29 +701,9 @@
                 <w:sz w:val="17"/>
                 <w:szCs w:val="17"/>
               </w:rPr>
-              <w:br/>
-              <w:t>(WikiText)</w:t>
-            </w:r>
-          </w:p>
-        </w:tc>
-        <w:tc>
-          <w:tcPr>
-            <w:tcW w:w="1122" w:type="dxa"/>
-            <w:tcBorders>
-              <w:top w:val="single" w:sz="4" w:space="0" w:color="BBBBBB"/>
-              <w:left w:val="single" w:sz="4" w:space="0" w:color="BBBBBB"/>
-              <w:bottom w:val="single" w:sz="4" w:space="0" w:color="BBBBBB"/>
-              <w:right w:val="single" w:sz="4" w:space="0" w:color="BBBBBB"/>
-            </w:tcBorders>
-            <w:shd w:val="clear" w:color="auto" w:fill="F2F2EE"/>
-            <w:tcMar>
-              <w:top w:w="80" w:type="dxa"/>
-              <w:left w:w="60" w:type="dxa"/>
-              <w:bottom w:w="80" w:type="dxa"/>
-              <w:right w:w="60" w:type="dxa"/>
-            </w:tcMar>
-            <w:vAlign w:val="center"/>
-          </w:tcPr>
+              <w:t>ARC-C</w:t>
+            </w:r>
+          </w:p>
           <w:p>
             <w:pPr>
               <w:jc w:val="center"/>
@@ -715,8 +716,32 @@
                 <w:sz w:val="17"/>
                 <w:szCs w:val="17"/>
               </w:rPr>
-              <w:t>MMLU</w:t>
-            </w:r>
+              <w:t>(0-shots)</w:t>
+            </w:r>
+          </w:p>
+        </w:tc>
+        <w:tc>
+          <w:tcPr>
+            <w:tcW w:w="1122" w:type="dxa"/>
+            <w:tcBorders>
+              <w:top w:val="single" w:sz="4" w:space="0" w:color="BBBBBB"/>
+              <w:left w:val="single" w:sz="4" w:space="0" w:color="BBBBBB"/>
+              <w:bottom w:val="single" w:sz="4" w:space="0" w:color="BBBBBB"/>
+              <w:right w:val="single" w:sz="4" w:space="0" w:color="BBBBBB"/>
+            </w:tcBorders>
+            <w:shd w:val="clear" w:color="auto" w:fill="F2F2EE"/>
+            <w:tcMar>
+              <w:top w:w="80" w:type="dxa"/>
+              <w:left w:w="60" w:type="dxa"/>
+              <w:bottom w:w="80" w:type="dxa"/>
+              <w:right w:w="60" w:type="dxa"/>
+            </w:tcMar>
+            <w:vAlign w:val="center"/>
+          </w:tcPr>
+          <w:p>
+            <w:pPr>
+              <w:jc w:val="center"/>
+            </w:pPr>
             <w:r>
               <w:rPr>
                 <w:b/>
@@ -725,33 +750,8 @@
                 <w:sz w:val="17"/>
                 <w:szCs w:val="17"/>
               </w:rPr>
-              <w:br/>
-              <w:t>(5-shot)</w:t>
-            </w:r>
-          </w:p>
-        </w:tc>
-        <w:tc>
-          <w:tcPr>
-            <w:tcW w:w="1122" w:type="dxa"/>
-            <w:tcBorders>
-              <w:top w:val="single" w:sz="4" w:space="0" w:color="BBBBBB"/>
-              <w:left w:val="single" w:sz="4" w:space="0" w:color="BBBBBB"/>
-              <w:bottom w:val="single" w:sz="4" w:space="0" w:color="BBBBBB"/>
-              <w:right w:val="single" w:sz="4" w:space="0" w:color="BBBBBB"/>
-            </w:tcBorders>
-            <w:shd w:val="clear" w:color="auto" w:fill="F2F2EE"/>
-            <w:tcMar>
-              <w:top w:w="80" w:type="dxa"/>
-              <w:left w:w="60" w:type="dxa"/>
-              <w:bottom w:w="80" w:type="dxa"/>
-              <w:right w:w="60" w:type="dxa"/>
-            </w:tcMar>
-            <w:vAlign w:val="center"/>
-          </w:tcPr>
-          <w:p>
-            <w:pPr>
-              <w:jc w:val="center"/>
-            </w:pPr>
+              <w:t>PPL ↓</w:t>
+            </w:r>
             <w:r>
               <w:rPr>
                 <w:b/>
@@ -760,32 +760,10 @@
                 <w:sz w:val="17"/>
                 <w:szCs w:val="17"/>
               </w:rPr>
-              <w:t>IFEval</w:t>
-            </w:r>
-          </w:p>
-        </w:tc>
-        <w:tc>
-          <w:tcPr>
-            <w:tcW w:w="1122" w:type="dxa"/>
-            <w:tcBorders>
-              <w:top w:val="single" w:sz="4" w:space="0" w:color="BBBBBB"/>
-              <w:left w:val="single" w:sz="4" w:space="0" w:color="BBBBBB"/>
-              <w:bottom w:val="single" w:sz="4" w:space="0" w:color="BBBBBB"/>
-              <w:right w:val="single" w:sz="4" w:space="0" w:color="BBBBBB"/>
-            </w:tcBorders>
-            <w:shd w:val="clear" w:color="auto" w:fill="F2F2EE"/>
-            <w:tcMar>
-              <w:top w:w="80" w:type="dxa"/>
-              <w:left w:w="60" w:type="dxa"/>
-              <w:bottom w:w="80" w:type="dxa"/>
-              <w:right w:w="60" w:type="dxa"/>
-            </w:tcMar>
-            <w:vAlign w:val="center"/>
-          </w:tcPr>
-          <w:p>
-            <w:pPr>
-              <w:jc w:val="center"/>
-            </w:pPr>
+              <w:br/>
+              <w:t>(</w:t>
+            </w:r>
+            <w:proofErr w:type="spellStart"/>
             <w:r>
               <w:rPr>
                 <w:b/>
@@ -794,8 +772,9 @@
                 <w:sz w:val="17"/>
                 <w:szCs w:val="17"/>
               </w:rPr>
-              <w:t>GSM8K CoT</w:t>
-            </w:r>
+              <w:t>WikiText</w:t>
+            </w:r>
+            <w:proofErr w:type="spellEnd"/>
             <w:r>
               <w:rPr>
                 <w:b/>
@@ -804,8 +783,7 @@
                 <w:sz w:val="17"/>
                 <w:szCs w:val="17"/>
               </w:rPr>
-              <w:br/>
-              <w:t>(8-shot)</w:t>
+              <w:t>)</w:t>
             </w:r>
           </w:p>
         </w:tc>
@@ -839,32 +817,8 @@
                 <w:sz w:val="17"/>
                 <w:szCs w:val="17"/>
               </w:rPr>
-              <w:t>ARC-C</w:t>
-            </w:r>
-          </w:p>
-        </w:tc>
-        <w:tc>
-          <w:tcPr>
-            <w:tcW w:w="1122" w:type="dxa"/>
-            <w:tcBorders>
-              <w:top w:val="single" w:sz="4" w:space="0" w:color="BBBBBB"/>
-              <w:left w:val="single" w:sz="4" w:space="0" w:color="BBBBBB"/>
-              <w:bottom w:val="single" w:sz="4" w:space="0" w:color="BBBBBB"/>
-              <w:right w:val="single" w:sz="4" w:space="0" w:color="BBBBBB"/>
-            </w:tcBorders>
-            <w:shd w:val="clear" w:color="auto" w:fill="F2F2EE"/>
-            <w:tcMar>
-              <w:top w:w="80" w:type="dxa"/>
-              <w:left w:w="60" w:type="dxa"/>
-              <w:bottom w:w="80" w:type="dxa"/>
-              <w:right w:w="60" w:type="dxa"/>
-            </w:tcMar>
-            <w:vAlign w:val="center"/>
-          </w:tcPr>
-          <w:p>
-            <w:pPr>
-              <w:jc w:val="center"/>
-            </w:pPr>
+              <w:t>MMLU</w:t>
+            </w:r>
             <w:r>
               <w:rPr>
                 <w:b/>
@@ -873,8 +827,34 @@
                 <w:sz w:val="17"/>
                 <w:szCs w:val="17"/>
               </w:rPr>
-              <w:t>PPL ↓</w:t>
-            </w:r>
+              <w:br/>
+              <w:t>(5-shot)</w:t>
+            </w:r>
+          </w:p>
+        </w:tc>
+        <w:tc>
+          <w:tcPr>
+            <w:tcW w:w="1122" w:type="dxa"/>
+            <w:tcBorders>
+              <w:top w:val="single" w:sz="4" w:space="0" w:color="BBBBBB"/>
+              <w:left w:val="single" w:sz="4" w:space="0" w:color="BBBBBB"/>
+              <w:bottom w:val="single" w:sz="4" w:space="0" w:color="BBBBBB"/>
+              <w:right w:val="single" w:sz="4" w:space="0" w:color="BBBBBB"/>
+            </w:tcBorders>
+            <w:shd w:val="clear" w:color="auto" w:fill="F2F2EE"/>
+            <w:tcMar>
+              <w:top w:w="80" w:type="dxa"/>
+              <w:left w:w="60" w:type="dxa"/>
+              <w:bottom w:w="80" w:type="dxa"/>
+              <w:right w:w="60" w:type="dxa"/>
+            </w:tcMar>
+            <w:vAlign w:val="center"/>
+          </w:tcPr>
+          <w:p>
+            <w:pPr>
+              <w:jc w:val="center"/>
+            </w:pPr>
+            <w:proofErr w:type="spellStart"/>
             <w:r>
               <w:rPr>
                 <w:b/>
@@ -883,8 +863,188 @@
                 <w:sz w:val="17"/>
                 <w:szCs w:val="17"/>
               </w:rPr>
+              <w:t>IFEval</w:t>
+            </w:r>
+            <w:proofErr w:type="spellEnd"/>
+          </w:p>
+        </w:tc>
+        <w:tc>
+          <w:tcPr>
+            <w:tcW w:w="1122" w:type="dxa"/>
+            <w:tcBorders>
+              <w:top w:val="single" w:sz="4" w:space="0" w:color="BBBBBB"/>
+              <w:left w:val="single" w:sz="4" w:space="0" w:color="BBBBBB"/>
+              <w:bottom w:val="single" w:sz="4" w:space="0" w:color="BBBBBB"/>
+              <w:right w:val="single" w:sz="4" w:space="0" w:color="BBBBBB"/>
+            </w:tcBorders>
+            <w:shd w:val="clear" w:color="auto" w:fill="F2F2EE"/>
+            <w:tcMar>
+              <w:top w:w="80" w:type="dxa"/>
+              <w:left w:w="60" w:type="dxa"/>
+              <w:bottom w:w="80" w:type="dxa"/>
+              <w:right w:w="60" w:type="dxa"/>
+            </w:tcMar>
+            <w:vAlign w:val="center"/>
+          </w:tcPr>
+          <w:p>
+            <w:pPr>
+              <w:jc w:val="center"/>
+            </w:pPr>
+            <w:r>
+              <w:rPr>
+                <w:b/>
+                <w:bCs/>
+                <w:color w:val="222222"/>
+                <w:sz w:val="17"/>
+                <w:szCs w:val="17"/>
+              </w:rPr>
+              <w:t xml:space="preserve">GSM8K </w:t>
+            </w:r>
+            <w:proofErr w:type="spellStart"/>
+            <w:r>
+              <w:rPr>
+                <w:b/>
+                <w:bCs/>
+                <w:color w:val="222222"/>
+                <w:sz w:val="17"/>
+                <w:szCs w:val="17"/>
+              </w:rPr>
+              <w:t>CoT</w:t>
+            </w:r>
+            <w:proofErr w:type="spellEnd"/>
+            <w:r>
+              <w:rPr>
+                <w:b/>
+                <w:bCs/>
+                <w:color w:val="222222"/>
+                <w:sz w:val="17"/>
+                <w:szCs w:val="17"/>
+              </w:rPr>
               <w:br/>
-              <w:t>(WikiText)</w:t>
+              <w:t>(8-shot)</w:t>
+            </w:r>
+          </w:p>
+        </w:tc>
+        <w:tc>
+          <w:tcPr>
+            <w:tcW w:w="1122" w:type="dxa"/>
+            <w:tcBorders>
+              <w:top w:val="single" w:sz="4" w:space="0" w:color="BBBBBB"/>
+              <w:left w:val="single" w:sz="4" w:space="0" w:color="BBBBBB"/>
+              <w:bottom w:val="single" w:sz="4" w:space="0" w:color="BBBBBB"/>
+              <w:right w:val="single" w:sz="4" w:space="0" w:color="BBBBBB"/>
+            </w:tcBorders>
+            <w:shd w:val="clear" w:color="auto" w:fill="F2F2EE"/>
+            <w:tcMar>
+              <w:top w:w="80" w:type="dxa"/>
+              <w:left w:w="60" w:type="dxa"/>
+              <w:bottom w:w="80" w:type="dxa"/>
+              <w:right w:w="60" w:type="dxa"/>
+            </w:tcMar>
+            <w:vAlign w:val="center"/>
+          </w:tcPr>
+          <w:p>
+            <w:pPr>
+              <w:jc w:val="center"/>
+              <w:rPr>
+                <w:b/>
+                <w:bCs/>
+                <w:color w:val="222222"/>
+                <w:sz w:val="17"/>
+                <w:szCs w:val="17"/>
+              </w:rPr>
+            </w:pPr>
+            <w:r>
+              <w:rPr>
+                <w:b/>
+                <w:bCs/>
+                <w:color w:val="222222"/>
+                <w:sz w:val="17"/>
+                <w:szCs w:val="17"/>
+              </w:rPr>
+              <w:t>ARC-C</w:t>
+            </w:r>
+          </w:p>
+          <w:p>
+            <w:pPr>
+              <w:jc w:val="center"/>
+            </w:pPr>
+            <w:r>
+              <w:rPr>
+                <w:b/>
+                <w:bCs/>
+                <w:color w:val="222222"/>
+                <w:sz w:val="17"/>
+                <w:szCs w:val="17"/>
+              </w:rPr>
+              <w:t>(0-shots)</w:t>
+            </w:r>
+          </w:p>
+        </w:tc>
+        <w:tc>
+          <w:tcPr>
+            <w:tcW w:w="1122" w:type="dxa"/>
+            <w:tcBorders>
+              <w:top w:val="single" w:sz="4" w:space="0" w:color="BBBBBB"/>
+              <w:left w:val="single" w:sz="4" w:space="0" w:color="BBBBBB"/>
+              <w:bottom w:val="single" w:sz="4" w:space="0" w:color="BBBBBB"/>
+              <w:right w:val="single" w:sz="4" w:space="0" w:color="BBBBBB"/>
+            </w:tcBorders>
+            <w:shd w:val="clear" w:color="auto" w:fill="F2F2EE"/>
+            <w:tcMar>
+              <w:top w:w="80" w:type="dxa"/>
+              <w:left w:w="60" w:type="dxa"/>
+              <w:bottom w:w="80" w:type="dxa"/>
+              <w:right w:w="60" w:type="dxa"/>
+            </w:tcMar>
+            <w:vAlign w:val="center"/>
+          </w:tcPr>
+          <w:p>
+            <w:pPr>
+              <w:jc w:val="center"/>
+            </w:pPr>
+            <w:r>
+              <w:rPr>
+                <w:b/>
+                <w:bCs/>
+                <w:color w:val="222222"/>
+                <w:sz w:val="17"/>
+                <w:szCs w:val="17"/>
+              </w:rPr>
+              <w:t>PPL ↓</w:t>
+            </w:r>
+            <w:r>
+              <w:rPr>
+                <w:b/>
+                <w:bCs/>
+                <w:color w:val="222222"/>
+                <w:sz w:val="17"/>
+                <w:szCs w:val="17"/>
+              </w:rPr>
+              <w:br/>
+              <w:t>(</w:t>
+            </w:r>
+            <w:proofErr w:type="spellStart"/>
+            <w:r>
+              <w:rPr>
+                <w:b/>
+                <w:bCs/>
+                <w:color w:val="222222"/>
+                <w:sz w:val="17"/>
+                <w:szCs w:val="17"/>
+              </w:rPr>
+              <w:t>WikiText</w:t>
+            </w:r>
+            <w:proofErr w:type="spellEnd"/>
+            <w:r>
+              <w:rPr>
+                <w:b/>
+                <w:bCs/>
+                <w:color w:val="222222"/>
+                <w:sz w:val="17"/>
+                <w:szCs w:val="17"/>
+              </w:rPr>
+              <w:t>)</w:t>
             </w:r>
           </w:p>
         </w:tc>
@@ -966,6 +1126,7 @@
             <w:pPr>
               <w:jc w:val="center"/>
             </w:pPr>
+            <w:proofErr w:type="spellStart"/>
             <w:r>
               <w:rPr>
                 <w:b/>
@@ -976,6 +1137,7 @@
               </w:rPr>
               <w:t>IFEval</w:t>
             </w:r>
+            <w:proofErr w:type="spellEnd"/>
           </w:p>
         </w:tc>
         <w:tc>
@@ -1015,13 +1177,9 @@
                 <w:sz w:val="16"/>
                 <w:szCs w:val="16"/>
               </w:rPr>
-              <w:t>GSM8K CoT</w:t>
-            </w:r>
-          </w:p>
-          <w:p>
-            <w:pPr>
-              <w:jc w:val="center"/>
-            </w:pPr>
+              <w:t xml:space="preserve">GSM8K </w:t>
+            </w:r>
+            <w:proofErr w:type="spellStart"/>
             <w:r>
               <w:rPr>
                 <w:b/>
@@ -1030,28 +1188,10 @@
                 <w:sz w:val="16"/>
                 <w:szCs w:val="16"/>
               </w:rPr>
-              <w:t>(8-shot)</w:t>
-            </w:r>
-          </w:p>
-        </w:tc>
-        <w:tc>
-          <w:tcPr>
-            <w:tcW w:w="1122" w:type="dxa"/>
-            <w:tcBorders>
-              <w:top w:val="single" w:sz="4" w:space="0" w:color="BBBBBB"/>
-              <w:left w:val="single" w:sz="4" w:space="0" w:color="BBBBBB"/>
-              <w:bottom w:val="single" w:sz="4" w:space="0" w:color="BBBBBB"/>
-              <w:right w:val="single" w:sz="4" w:space="0" w:color="BBBBBB"/>
-            </w:tcBorders>
-            <w:shd w:val="clear" w:color="auto" w:fill="FFF3E0"/>
-            <w:tcMar>
-              <w:top w:w="60" w:type="dxa"/>
-              <w:left w:w="80" w:type="dxa"/>
-              <w:bottom w:w="60" w:type="dxa"/>
-              <w:right w:w="80" w:type="dxa"/>
-            </w:tcMar>
-            <w:vAlign w:val="center"/>
-          </w:tcPr>
+              <w:t>CoT</w:t>
+            </w:r>
+            <w:proofErr w:type="spellEnd"/>
+          </w:p>
           <w:p>
             <w:pPr>
               <w:jc w:val="center"/>
@@ -1064,7 +1204,7 @@
                 <w:sz w:val="16"/>
                 <w:szCs w:val="16"/>
               </w:rPr>
-              <w:t>ARC-C</w:t>
+              <w:t>(8-shot)</w:t>
             </w:r>
           </w:p>
         </w:tc>
@@ -1105,7 +1245,7 @@
                 <w:sz w:val="16"/>
                 <w:szCs w:val="16"/>
               </w:rPr>
-              <w:t>PPL ↓</w:t>
+              <w:t>ARC-C</w:t>
             </w:r>
           </w:p>
           <w:p>
@@ -1120,7 +1260,85 @@
                 <w:sz w:val="16"/>
                 <w:szCs w:val="16"/>
               </w:rPr>
-              <w:t>(WikiText)</w:t>
+              <w:t>(0-shots)</w:t>
+            </w:r>
+          </w:p>
+        </w:tc>
+        <w:tc>
+          <w:tcPr>
+            <w:tcW w:w="1122" w:type="dxa"/>
+            <w:tcBorders>
+              <w:top w:val="single" w:sz="4" w:space="0" w:color="BBBBBB"/>
+              <w:left w:val="single" w:sz="4" w:space="0" w:color="BBBBBB"/>
+              <w:bottom w:val="single" w:sz="4" w:space="0" w:color="BBBBBB"/>
+              <w:right w:val="single" w:sz="4" w:space="0" w:color="BBBBBB"/>
+            </w:tcBorders>
+            <w:shd w:val="clear" w:color="auto" w:fill="FFF3E0"/>
+            <w:tcMar>
+              <w:top w:w="60" w:type="dxa"/>
+              <w:left w:w="80" w:type="dxa"/>
+              <w:bottom w:w="60" w:type="dxa"/>
+              <w:right w:w="80" w:type="dxa"/>
+            </w:tcMar>
+            <w:vAlign w:val="center"/>
+          </w:tcPr>
+          <w:p>
+            <w:pPr>
+              <w:jc w:val="center"/>
+              <w:rPr>
+                <w:b/>
+                <w:bCs/>
+                <w:color w:val="8B4A00"/>
+                <w:sz w:val="16"/>
+                <w:szCs w:val="16"/>
+              </w:rPr>
+            </w:pPr>
+            <w:r>
+              <w:rPr>
+                <w:b/>
+                <w:bCs/>
+                <w:color w:val="8B4A00"/>
+                <w:sz w:val="16"/>
+                <w:szCs w:val="16"/>
+              </w:rPr>
+              <w:t>PPL ↓</w:t>
+            </w:r>
+          </w:p>
+          <w:p>
+            <w:pPr>
+              <w:jc w:val="center"/>
+            </w:pPr>
+            <w:r>
+              <w:rPr>
+                <w:b/>
+                <w:bCs/>
+                <w:color w:val="8B4A00"/>
+                <w:sz w:val="16"/>
+                <w:szCs w:val="16"/>
+              </w:rPr>
+              <w:t>(</w:t>
+            </w:r>
+            <w:proofErr w:type="spellStart"/>
+            <w:r>
+              <w:rPr>
+                <w:b/>
+                <w:bCs/>
+                <w:color w:val="8B4A00"/>
+                <w:sz w:val="16"/>
+                <w:szCs w:val="16"/>
+              </w:rPr>
+              <w:t>WikiText</w:t>
+            </w:r>
+            <w:proofErr w:type="spellEnd"/>
+            <w:r>
+              <w:rPr>
+                <w:b/>
+                <w:bCs/>
+                <w:color w:val="8B4A00"/>
+                <w:sz w:val="16"/>
+                <w:szCs w:val="16"/>
+              </w:rPr>
+              <w:t>)</w:t>
             </w:r>
           </w:p>
         </w:tc>
@@ -3097,13 +3315,23 @@
             <w:vAlign w:val="center"/>
           </w:tcPr>
           <w:p>
+            <w:proofErr w:type="spellStart"/>
             <w:r>
               <w:rPr>
                 <w:color w:val="111111"/>
                 <w:sz w:val="18"/>
                 <w:szCs w:val="18"/>
               </w:rPr>
-              <w:t>SparseGPT (unstructured)</w:t>
+              <w:t>SparseGPT</w:t>
+            </w:r>
+            <w:proofErr w:type="spellEnd"/>
+            <w:r>
+              <w:rPr>
+                <w:color w:val="111111"/>
+                <w:sz w:val="18"/>
+                <w:szCs w:val="18"/>
+              </w:rPr>
+              <w:t xml:space="preserve"> (unstructured)</w:t>
             </w:r>
           </w:p>
         </w:tc>
@@ -8245,13 +8473,23 @@
             <w:vAlign w:val="center"/>
           </w:tcPr>
           <w:p>
+            <w:proofErr w:type="spellStart"/>
             <w:r>
               <w:rPr>
                 <w:color w:val="111111"/>
                 <w:sz w:val="18"/>
                 <w:szCs w:val="18"/>
               </w:rPr>
-              <w:t>SparseGPT + AWQ</w:t>
+              <w:t>SparseGPT</w:t>
+            </w:r>
+            <w:proofErr w:type="spellEnd"/>
+            <w:r>
+              <w:rPr>
+                <w:color w:val="111111"/>
+                <w:sz w:val="18"/>
+                <w:szCs w:val="18"/>
+              </w:rPr>
+              <w:t xml:space="preserve"> + AWQ</w:t>
             </w:r>
           </w:p>
         </w:tc>
@@ -9622,13 +9860,23 @@
             <w:vAlign w:val="center"/>
           </w:tcPr>
           <w:p>
+            <w:proofErr w:type="spellStart"/>
             <w:r>
               <w:rPr>
                 <w:color w:val="111111"/>
                 <w:sz w:val="18"/>
                 <w:szCs w:val="18"/>
               </w:rPr>
-              <w:t>SparseGPT + GPTQ</w:t>
+              <w:t>SparseGPT</w:t>
+            </w:r>
+            <w:proofErr w:type="spellEnd"/>
+            <w:r>
+              <w:rPr>
+                <w:color w:val="111111"/>
+                <w:sz w:val="18"/>
+                <w:szCs w:val="18"/>
+              </w:rPr>
+              <w:t xml:space="preserve"> + GPTQ</w:t>
             </w:r>
           </w:p>
         </w:tc>
